--- a/reports/Report_Neurocognitivo_All.docx
+++ b/reports/Report_Neurocognitivo_All.docx
@@ -81,7 +81,7 @@
                     </pic:cNvPicPr>
                   </pic:nvPicPr>
                   <pic:blipFill>
-                    <a:blip r:embed="rId7">
+                    <a:blip r:embed="rId8">
                       <a:extLst>
                         <a:ext uri="{28A0092B-C50C-407E-A947-70E740481C1C}">
                           <a14:useLocalDpi xmlns:a14="http://schemas.microsoft.com/office/drawing/2010/main" val="0"/>
@@ -228,15 +228,7 @@
           <w:b/>
           <w:bCs/>
         </w:rPr>
-        <w:t>REPORTE TÉCNICO DE INVESTIGACIÓN</w:t>
-      </w:r>
-      <w:r>
-        <w:rPr>
-          <w:rFonts w:ascii="Times New Roman" w:hAnsi="Times New Roman" w:cs="Times New Roman"/>
-          <w:b/>
-          <w:bCs/>
-        </w:rPr>
-        <w:t xml:space="preserve"> </w:t>
+        <w:t xml:space="preserve">REPORTE TÉCNICO DE INVESTIGACIÓN </w:t>
       </w:r>
       <w:r>
         <w:rPr>
@@ -568,13 +560,7 @@
         <w:rPr>
           <w:rFonts w:ascii="Times New Roman" w:hAnsi="Times New Roman" w:cs="Times New Roman"/>
         </w:rPr>
-        <w:t xml:space="preserve"> </w:t>
-      </w:r>
-      <w:r>
-        <w:rPr>
-          <w:rFonts w:ascii="Times New Roman" w:hAnsi="Times New Roman" w:cs="Times New Roman"/>
-        </w:rPr>
-        <w:t>sobre el modelo de regresión especificando evaluaciones de ruptura estructural y umbrales no lineales</w:t>
+        <w:t xml:space="preserve"> sobre el modelo de regresión especificando evaluaciones de ruptura estructural y umbrales no lineales</w:t>
       </w:r>
       <w:r>
         <w:rPr>
@@ -602,19 +588,7 @@
         <w:rPr>
           <w:rFonts w:ascii="Times New Roman" w:hAnsi="Times New Roman" w:cs="Times New Roman"/>
         </w:rPr>
-        <w:t xml:space="preserve">La evaluación </w:t>
-      </w:r>
-      <w:r>
-        <w:rPr>
-          <w:rFonts w:ascii="Times New Roman" w:hAnsi="Times New Roman" w:cs="Times New Roman"/>
-        </w:rPr>
-        <w:t>identificó</w:t>
-      </w:r>
-      <w:r>
-        <w:rPr>
-          <w:rFonts w:ascii="Times New Roman" w:hAnsi="Times New Roman" w:cs="Times New Roman"/>
-        </w:rPr>
-        <w:t xml:space="preserve"> un umbral crítico de inflexión conductual en </w:t>
+        <w:t xml:space="preserve">La evaluación identificó un umbral crítico de inflexión conductual en </w:t>
       </w:r>
       <m:oMath>
         <m:r>
@@ -4592,12 +4566,8 @@
     </w:p>
     <w:p>
       <w:pPr>
-        <w:numPr>
-          <w:ilvl w:val="0"/>
-          <w:numId w:val="7"/>
-        </w:numPr>
-        <w:spacing w:line="276" w:lineRule="auto"/>
-        <w:jc w:val="center"/>
+        <w:spacing w:line="276" w:lineRule="auto"/>
+        <w:ind w:left="720"/>
         <w:rPr>
           <w:rFonts w:ascii="Times New Roman" w:hAnsi="Times New Roman" w:cs="Times New Roman"/>
         </w:rPr>
@@ -4619,12 +4589,8 @@
     </w:p>
     <w:p>
       <w:pPr>
-        <w:numPr>
-          <w:ilvl w:val="0"/>
-          <w:numId w:val="7"/>
-        </w:numPr>
-        <w:spacing w:line="276" w:lineRule="auto"/>
-        <w:jc w:val="center"/>
+        <w:spacing w:line="276" w:lineRule="auto"/>
+        <w:ind w:left="720"/>
         <w:rPr>
           <w:rFonts w:ascii="Times New Roman" w:hAnsi="Times New Roman" w:cs="Times New Roman"/>
         </w:rPr>
@@ -4665,12 +4631,8 @@
     </w:p>
     <w:p>
       <w:pPr>
-        <w:numPr>
-          <w:ilvl w:val="0"/>
-          <w:numId w:val="8"/>
-        </w:numPr>
-        <w:spacing w:line="276" w:lineRule="auto"/>
-        <w:jc w:val="center"/>
+        <w:spacing w:line="276" w:lineRule="auto"/>
+        <w:ind w:left="720"/>
         <w:rPr>
           <w:rFonts w:ascii="Times New Roman" w:hAnsi="Times New Roman" w:cs="Times New Roman"/>
         </w:rPr>
@@ -4692,12 +4654,8 @@
     </w:p>
     <w:p>
       <w:pPr>
-        <w:numPr>
-          <w:ilvl w:val="0"/>
-          <w:numId w:val="8"/>
-        </w:numPr>
-        <w:spacing w:line="276" w:lineRule="auto"/>
-        <w:jc w:val="center"/>
+        <w:spacing w:line="276" w:lineRule="auto"/>
+        <w:ind w:left="720"/>
         <w:rPr>
           <w:rFonts w:ascii="Times New Roman" w:hAnsi="Times New Roman" w:cs="Times New Roman"/>
         </w:rPr>
@@ -4719,12 +4677,8 @@
     </w:p>
     <w:p>
       <w:pPr>
-        <w:numPr>
-          <w:ilvl w:val="0"/>
-          <w:numId w:val="8"/>
-        </w:numPr>
-        <w:spacing w:line="276" w:lineRule="auto"/>
-        <w:jc w:val="center"/>
+        <w:spacing w:line="276" w:lineRule="auto"/>
+        <w:ind w:left="720"/>
         <w:rPr>
           <w:rFonts w:ascii="Times New Roman" w:hAnsi="Times New Roman" w:cs="Times New Roman"/>
         </w:rPr>
@@ -4747,6 +4701,15 @@
     <w:p>
       <w:pPr>
         <w:spacing w:line="276" w:lineRule="auto"/>
+        <w:ind w:left="720"/>
+        <w:rPr>
+          <w:rFonts w:ascii="Times New Roman" w:hAnsi="Times New Roman" w:cs="Times New Roman"/>
+        </w:rPr>
+      </w:pPr>
+    </w:p>
+    <w:p>
+      <w:pPr>
+        <w:spacing w:line="276" w:lineRule="auto"/>
         <w:jc w:val="center"/>
         <w:rPr>
           <w:rFonts w:ascii="Times New Roman" w:hAnsi="Times New Roman" w:cs="Times New Roman"/>
@@ -4765,12 +4728,8 @@
     </w:p>
     <w:p>
       <w:pPr>
-        <w:numPr>
-          <w:ilvl w:val="0"/>
-          <w:numId w:val="9"/>
-        </w:numPr>
-        <w:spacing w:line="276" w:lineRule="auto"/>
-        <w:jc w:val="center"/>
+        <w:spacing w:line="276" w:lineRule="auto"/>
+        <w:ind w:left="720"/>
         <w:rPr>
           <w:rFonts w:ascii="Times New Roman" w:hAnsi="Times New Roman" w:cs="Times New Roman"/>
         </w:rPr>
@@ -4792,12 +4751,8 @@
     </w:p>
     <w:p>
       <w:pPr>
-        <w:numPr>
-          <w:ilvl w:val="0"/>
-          <w:numId w:val="9"/>
-        </w:numPr>
-        <w:spacing w:line="276" w:lineRule="auto"/>
-        <w:jc w:val="center"/>
+        <w:spacing w:line="276" w:lineRule="auto"/>
+        <w:ind w:left="720"/>
         <w:rPr>
           <w:rFonts w:ascii="Times New Roman" w:hAnsi="Times New Roman" w:cs="Times New Roman"/>
         </w:rPr>
@@ -4819,12 +4774,8 @@
     </w:p>
     <w:p>
       <w:pPr>
-        <w:numPr>
-          <w:ilvl w:val="0"/>
-          <w:numId w:val="9"/>
-        </w:numPr>
-        <w:spacing w:line="276" w:lineRule="auto"/>
-        <w:jc w:val="center"/>
+        <w:spacing w:line="276" w:lineRule="auto"/>
+        <w:ind w:left="720"/>
         <w:rPr>
           <w:rFonts w:ascii="Times New Roman" w:hAnsi="Times New Roman" w:cs="Times New Roman"/>
         </w:rPr>
@@ -4880,12 +4831,8 @@
     </w:p>
     <w:p>
       <w:pPr>
-        <w:numPr>
-          <w:ilvl w:val="0"/>
-          <w:numId w:val="10"/>
-        </w:numPr>
-        <w:spacing w:line="276" w:lineRule="auto"/>
-        <w:jc w:val="center"/>
+        <w:spacing w:line="276" w:lineRule="auto"/>
+        <w:ind w:left="720"/>
         <w:rPr>
           <w:rFonts w:ascii="Times New Roman" w:hAnsi="Times New Roman" w:cs="Times New Roman"/>
         </w:rPr>
@@ -4907,12 +4854,8 @@
     </w:p>
     <w:p>
       <w:pPr>
-        <w:numPr>
-          <w:ilvl w:val="0"/>
-          <w:numId w:val="10"/>
-        </w:numPr>
-        <w:spacing w:line="276" w:lineRule="auto"/>
-        <w:jc w:val="center"/>
+        <w:spacing w:line="276" w:lineRule="auto"/>
+        <w:ind w:left="720"/>
         <w:rPr>
           <w:rFonts w:ascii="Times New Roman" w:hAnsi="Times New Roman" w:cs="Times New Roman"/>
         </w:rPr>
@@ -4934,12 +4877,8 @@
     </w:p>
     <w:p>
       <w:pPr>
-        <w:numPr>
-          <w:ilvl w:val="0"/>
-          <w:numId w:val="10"/>
-        </w:numPr>
-        <w:spacing w:line="276" w:lineRule="auto"/>
-        <w:jc w:val="center"/>
+        <w:spacing w:line="276" w:lineRule="auto"/>
+        <w:ind w:left="720"/>
         <w:rPr>
           <w:rFonts w:ascii="Times New Roman" w:hAnsi="Times New Roman" w:cs="Times New Roman"/>
         </w:rPr>
@@ -4994,15 +4933,6 @@
         <w:jc w:val="center"/>
         <w:rPr>
           <w:rFonts w:ascii="Times New Roman" w:hAnsi="Times New Roman" w:cs="Times New Roman"/>
-        </w:rPr>
-      </w:pPr>
-    </w:p>
-    <w:p>
-      <w:pPr>
-        <w:spacing w:line="276" w:lineRule="auto"/>
-        <w:jc w:val="center"/>
-        <w:rPr>
-          <w:rFonts w:ascii="Times New Roman" w:hAnsi="Times New Roman" w:cs="Times New Roman"/>
           <w:b/>
           <w:bCs/>
         </w:rPr>
@@ -5019,18 +4949,29 @@
     <w:p>
       <w:pPr>
         <w:spacing w:line="276" w:lineRule="auto"/>
-        <w:jc w:val="center"/>
-        <w:rPr>
-          <w:rFonts w:ascii="Times New Roman" w:hAnsi="Times New Roman" w:cs="Times New Roman"/>
-          <w:b/>
-          <w:bCs/>
-        </w:rPr>
-      </w:pPr>
-      <w:r>
-        <w:rPr>
-          <w:rFonts w:ascii="Times New Roman" w:hAnsi="Times New Roman" w:cs="Times New Roman"/>
-        </w:rPr>
-        <w:t>Las investigaciones pioneras de la Dra. Gloria Mark (University of California, Irvine) han documentado experimentalmente la reducción sistemática en los intervalos de enfoque sostenido en interfaces digitales. Según Mark, el tiempo promedio de atención en una pantalla antes de sufrir una interrupción o cambiar de tarea cayó dramáticamente de 150 segundos en 2004 a un promedio de 47 segundos en los últimos años</w:t>
+        <w:rPr>
+          <w:rFonts w:ascii="Times New Roman" w:hAnsi="Times New Roman" w:cs="Times New Roman"/>
+          <w:b/>
+          <w:bCs/>
+        </w:rPr>
+      </w:pPr>
+      <w:r>
+        <w:rPr>
+          <w:rFonts w:ascii="Times New Roman" w:hAnsi="Times New Roman" w:cs="Times New Roman"/>
+        </w:rPr>
+        <w:t xml:space="preserve">Las investigaciones pioneras de la Dra. Gloria Mark (University of California, Irvine) han documentado experimentalmente la reducción sistemática en los intervalos de enfoque sostenido en interfaces digitales. Según Mark, el tiempo promedio de atención en una </w:t>
+      </w:r>
+      <w:r>
+        <w:rPr>
+          <w:rFonts w:ascii="Times New Roman" w:hAnsi="Times New Roman" w:cs="Times New Roman"/>
+        </w:rPr>
+        <w:t>P</w:t>
+      </w:r>
+      <w:r>
+        <w:rPr>
+          <w:rFonts w:ascii="Times New Roman" w:hAnsi="Times New Roman" w:cs="Times New Roman"/>
+        </w:rPr>
+        <w:t>antalla antes de sufrir una interrupción o cambiar de tarea cayó dramáticamente de 150 segundos en 2004 a un promedio de 47 segundos en los últimos años</w:t>
       </w:r>
       <w:r>
         <w:rPr>
@@ -5044,7 +4985,6 @@
     <w:p>
       <w:pPr>
         <w:spacing w:line="276" w:lineRule="auto"/>
-        <w:jc w:val="center"/>
         <w:rPr>
           <w:rFonts w:ascii="Times New Roman" w:hAnsi="Times New Roman" w:cs="Times New Roman"/>
         </w:rPr>
@@ -5078,7 +5018,6 @@
     <w:p>
       <w:pPr>
         <w:spacing w:line="276" w:lineRule="auto"/>
-        <w:jc w:val="center"/>
         <w:rPr>
           <w:rFonts w:ascii="Times New Roman" w:hAnsi="Times New Roman" w:cs="Times New Roman"/>
         </w:rPr>
@@ -5181,7 +5120,6 @@
     <w:p>
       <w:pPr>
         <w:spacing w:line="276" w:lineRule="auto"/>
-        <w:jc w:val="center"/>
         <w:rPr>
           <w:rFonts w:ascii="Times New Roman" w:hAnsi="Times New Roman" w:cs="Times New Roman"/>
         </w:rPr>
@@ -5229,7 +5167,6 @@
     <w:p>
       <w:pPr>
         <w:spacing w:line="276" w:lineRule="auto"/>
-        <w:jc w:val="center"/>
         <w:rPr>
           <w:rFonts w:ascii="Times New Roman" w:hAnsi="Times New Roman" w:cs="Times New Roman"/>
         </w:rPr>
@@ -5408,7 +5345,6 @@
     <w:p>
       <w:pPr>
         <w:spacing w:line="276" w:lineRule="auto"/>
-        <w:jc w:val="center"/>
         <w:rPr>
           <w:rFonts w:ascii="Times New Roman" w:hAnsi="Times New Roman" w:cs="Times New Roman"/>
         </w:rPr>
@@ -5437,7 +5373,6 @@
     <w:p>
       <w:pPr>
         <w:spacing w:line="276" w:lineRule="auto"/>
-        <w:jc w:val="center"/>
         <w:rPr>
           <w:rFonts w:ascii="Times New Roman" w:hAnsi="Times New Roman" w:cs="Times New Roman"/>
         </w:rPr>
@@ -5471,7 +5406,6 @@
     <w:p>
       <w:pPr>
         <w:spacing w:line="276" w:lineRule="auto"/>
-        <w:jc w:val="center"/>
         <w:rPr>
           <w:rFonts w:ascii="Times New Roman" w:hAnsi="Times New Roman" w:cs="Times New Roman"/>
         </w:rPr>
@@ -5505,7 +5439,6 @@
     <w:p>
       <w:pPr>
         <w:spacing w:line="276" w:lineRule="auto"/>
-        <w:jc w:val="center"/>
         <w:rPr>
           <w:rFonts w:ascii="Times New Roman" w:hAnsi="Times New Roman" w:cs="Times New Roman"/>
         </w:rPr>
@@ -5690,7 +5623,6 @@
     <w:p>
       <w:pPr>
         <w:spacing w:line="276" w:lineRule="auto"/>
-        <w:jc w:val="center"/>
         <w:rPr>
           <w:rFonts w:ascii="Times New Roman" w:hAnsi="Times New Roman" w:cs="Times New Roman"/>
         </w:rPr>
@@ -5796,12 +5728,8 @@
     </w:p>
     <w:p>
       <w:pPr>
-        <w:numPr>
-          <w:ilvl w:val="0"/>
-          <w:numId w:val="23"/>
-        </w:numPr>
-        <w:spacing w:line="276" w:lineRule="auto"/>
-        <w:jc w:val="center"/>
+        <w:spacing w:line="276" w:lineRule="auto"/>
+        <w:ind w:left="720"/>
         <w:rPr>
           <w:rFonts w:ascii="Times New Roman" w:hAnsi="Times New Roman" w:cs="Times New Roman"/>
         </w:rPr>
@@ -5823,12 +5751,8 @@
     </w:p>
     <w:p>
       <w:pPr>
-        <w:numPr>
-          <w:ilvl w:val="0"/>
-          <w:numId w:val="23"/>
-        </w:numPr>
-        <w:spacing w:line="276" w:lineRule="auto"/>
-        <w:jc w:val="center"/>
+        <w:spacing w:line="276" w:lineRule="auto"/>
+        <w:ind w:left="720"/>
         <w:rPr>
           <w:rFonts w:ascii="Times New Roman" w:hAnsi="Times New Roman" w:cs="Times New Roman"/>
         </w:rPr>
@@ -5867,12 +5791,8 @@
     </w:p>
     <w:p>
       <w:pPr>
-        <w:numPr>
-          <w:ilvl w:val="0"/>
-          <w:numId w:val="23"/>
-        </w:numPr>
-        <w:spacing w:line="276" w:lineRule="auto"/>
-        <w:jc w:val="center"/>
+        <w:spacing w:line="276" w:lineRule="auto"/>
+        <w:ind w:left="720"/>
         <w:rPr>
           <w:rFonts w:ascii="Times New Roman" w:hAnsi="Times New Roman" w:cs="Times New Roman"/>
         </w:rPr>
@@ -6131,7 +6051,19 @@
         <w:rPr>
           <w:rFonts w:ascii="Times New Roman" w:hAnsi="Times New Roman" w:cs="Times New Roman"/>
         </w:rPr>
-        <w:t>, preservando la exogeneidad del modelo OLS.</w:t>
+        <w:t xml:space="preserve">, preservando la </w:t>
+      </w:r>
+      <w:r>
+        <w:rPr>
+          <w:rFonts w:ascii="Times New Roman" w:hAnsi="Times New Roman" w:cs="Times New Roman"/>
+        </w:rPr>
+        <w:t>Exogeneidad</w:t>
+      </w:r>
+      <w:r>
+        <w:rPr>
+          <w:rFonts w:ascii="Times New Roman" w:hAnsi="Times New Roman" w:cs="Times New Roman"/>
+        </w:rPr>
+        <w:t xml:space="preserve"> del modelo OLS.</w:t>
       </w:r>
     </w:p>
     <w:p>
@@ -6714,7 +6646,6 @@
     <w:p>
       <w:pPr>
         <w:spacing w:line="276" w:lineRule="auto"/>
-        <w:jc w:val="center"/>
         <w:rPr>
           <w:rFonts w:ascii="Times New Roman" w:hAnsi="Times New Roman" w:cs="Times New Roman"/>
         </w:rPr>
@@ -6776,7 +6707,6 @@
     <w:p>
       <w:pPr>
         <w:spacing w:line="276" w:lineRule="auto"/>
-        <w:jc w:val="center"/>
         <w:rPr>
           <w:rFonts w:ascii="Times New Roman" w:hAnsi="Times New Roman" w:cs="Times New Roman"/>
         </w:rPr>
@@ -6909,7 +6839,6 @@
     <w:p>
       <w:pPr>
         <w:spacing w:line="276" w:lineRule="auto"/>
-        <w:jc w:val="center"/>
         <w:rPr>
           <w:rFonts w:ascii="Times New Roman" w:hAnsi="Times New Roman" w:cs="Times New Roman"/>
         </w:rPr>
@@ -7628,7 +7557,6 @@
     <w:p>
       <w:pPr>
         <w:spacing w:line="276" w:lineRule="auto"/>
-        <w:jc w:val="center"/>
         <w:rPr>
           <w:rFonts w:ascii="Times New Roman" w:hAnsi="Times New Roman" w:cs="Times New Roman"/>
         </w:rPr>
@@ -7882,7 +7810,6 @@
     <w:p>
       <w:pPr>
         <w:spacing w:line="276" w:lineRule="auto"/>
-        <w:jc w:val="center"/>
         <w:rPr>
           <w:rFonts w:ascii="Times New Roman" w:hAnsi="Times New Roman" w:cs="Times New Roman"/>
         </w:rPr>
@@ -8882,12 +8809,7 @@
     <w:p>
       <w:pPr>
         <w:pStyle w:val="Prrafodelista"/>
-        <w:numPr>
-          <w:ilvl w:val="0"/>
-          <w:numId w:val="25"/>
-        </w:numPr>
         <w:spacing w:after="0" w:line="240" w:lineRule="auto"/>
-        <w:jc w:val="center"/>
         <w:rPr>
           <w:rFonts w:ascii="Times New Roman" w:eastAsia="Times New Roman" w:hAnsi="Times New Roman" w:cs="Times New Roman"/>
           <w:kern w:val="0"/>
@@ -9094,12 +9016,7 @@
     <w:p>
       <w:pPr>
         <w:pStyle w:val="Prrafodelista"/>
-        <w:numPr>
-          <w:ilvl w:val="0"/>
-          <w:numId w:val="21"/>
-        </w:numPr>
         <w:spacing w:after="0" w:line="240" w:lineRule="auto"/>
-        <w:jc w:val="center"/>
         <w:rPr>
           <w:rFonts w:ascii="Times New Roman" w:eastAsia="Times New Roman" w:hAnsi="Times New Roman" w:cs="Times New Roman"/>
           <w:kern w:val="0"/>
@@ -9242,7 +9159,6 @@
     <w:p>
       <w:pPr>
         <w:spacing w:line="276" w:lineRule="auto"/>
-        <w:jc w:val="center"/>
         <w:rPr>
           <w:rFonts w:ascii="Times New Roman" w:hAnsi="Times New Roman" w:cs="Times New Roman"/>
         </w:rPr>
@@ -9371,12 +9287,8 @@
     </w:p>
     <w:p>
       <w:pPr>
-        <w:numPr>
-          <w:ilvl w:val="0"/>
-          <w:numId w:val="26"/>
-        </w:numPr>
-        <w:spacing w:line="276" w:lineRule="auto"/>
-        <w:jc w:val="center"/>
+        <w:spacing w:line="276" w:lineRule="auto"/>
+        <w:ind w:left="720"/>
         <w:rPr>
           <w:rFonts w:ascii="Times New Roman" w:hAnsi="Times New Roman" w:cs="Times New Roman"/>
         </w:rPr>
@@ -9449,12 +9361,8 @@
     </w:p>
     <w:p>
       <w:pPr>
-        <w:numPr>
-          <w:ilvl w:val="0"/>
-          <w:numId w:val="26"/>
-        </w:numPr>
-        <w:spacing w:line="276" w:lineRule="auto"/>
-        <w:jc w:val="center"/>
+        <w:spacing w:line="276" w:lineRule="auto"/>
+        <w:ind w:left="720"/>
         <w:rPr>
           <w:rFonts w:ascii="Times New Roman" w:hAnsi="Times New Roman" w:cs="Times New Roman"/>
         </w:rPr>
@@ -9653,12 +9561,8 @@
     </w:p>
     <w:p>
       <w:pPr>
-        <w:numPr>
-          <w:ilvl w:val="0"/>
-          <w:numId w:val="27"/>
-        </w:numPr>
-        <w:spacing w:line="276" w:lineRule="auto"/>
-        <w:jc w:val="center"/>
+        <w:spacing w:line="276" w:lineRule="auto"/>
+        <w:ind w:left="720"/>
         <w:rPr>
           <w:rFonts w:ascii="Times New Roman" w:hAnsi="Times New Roman" w:cs="Times New Roman"/>
         </w:rPr>
@@ -9680,12 +9584,8 @@
     </w:p>
     <w:p>
       <w:pPr>
-        <w:numPr>
-          <w:ilvl w:val="0"/>
-          <w:numId w:val="27"/>
-        </w:numPr>
-        <w:spacing w:line="276" w:lineRule="auto"/>
-        <w:jc w:val="center"/>
+        <w:spacing w:line="276" w:lineRule="auto"/>
+        <w:ind w:left="720"/>
         <w:rPr>
           <w:rFonts w:ascii="Times New Roman" w:hAnsi="Times New Roman" w:cs="Times New Roman"/>
         </w:rPr>
@@ -9978,12 +9878,8 @@
     </w:p>
     <w:p>
       <w:pPr>
-        <w:numPr>
-          <w:ilvl w:val="0"/>
-          <w:numId w:val="27"/>
-        </w:numPr>
-        <w:spacing w:line="276" w:lineRule="auto"/>
-        <w:jc w:val="center"/>
+        <w:spacing w:line="276" w:lineRule="auto"/>
+        <w:ind w:left="720"/>
         <w:rPr>
           <w:rFonts w:ascii="Times New Roman" w:hAnsi="Times New Roman" w:cs="Times New Roman"/>
         </w:rPr>
@@ -10066,12 +9962,8 @@
     </w:p>
     <w:p>
       <w:pPr>
-        <w:numPr>
-          <w:ilvl w:val="0"/>
-          <w:numId w:val="27"/>
-        </w:numPr>
-        <w:spacing w:line="276" w:lineRule="auto"/>
-        <w:jc w:val="center"/>
+        <w:spacing w:line="276" w:lineRule="auto"/>
+        <w:ind w:left="720"/>
         <w:rPr>
           <w:rFonts w:ascii="Times New Roman" w:hAnsi="Times New Roman" w:cs="Times New Roman"/>
         </w:rPr>
@@ -10188,12 +10080,8 @@
     </w:p>
     <w:p>
       <w:pPr>
-        <w:numPr>
-          <w:ilvl w:val="0"/>
-          <w:numId w:val="28"/>
-        </w:numPr>
-        <w:spacing w:line="276" w:lineRule="auto"/>
-        <w:jc w:val="center"/>
+        <w:spacing w:line="276" w:lineRule="auto"/>
+        <w:ind w:left="720"/>
         <w:rPr>
           <w:rFonts w:ascii="Times New Roman" w:hAnsi="Times New Roman" w:cs="Times New Roman"/>
         </w:rPr>
@@ -10209,215 +10097,208 @@
     </w:p>
     <w:p>
       <w:pPr>
-        <w:numPr>
-          <w:ilvl w:val="1"/>
-          <w:numId w:val="28"/>
-        </w:numPr>
-        <w:spacing w:line="276" w:lineRule="auto"/>
-        <w:jc w:val="center"/>
-        <w:rPr>
-          <w:rFonts w:ascii="Times New Roman" w:hAnsi="Times New Roman" w:cs="Times New Roman"/>
-        </w:rPr>
-      </w:pPr>
-      <m:oMath>
-        <m:r>
-          <m:rPr>
-            <m:nor/>
-          </m:rPr>
-          <w:rPr>
-            <w:rFonts w:ascii="Times New Roman" w:hAnsi="Times New Roman" w:cs="Times New Roman"/>
-          </w:rPr>
-          <m:t>VIF</m:t>
-        </m:r>
-        <m:d>
-          <m:dPr>
-            <m:ctrlPr>
-              <w:rPr>
-                <w:rFonts w:ascii="Cambria Math" w:hAnsi="Cambria Math" w:cs="Times New Roman"/>
-              </w:rPr>
-            </m:ctrlPr>
-          </m:dPr>
-          <m:e>
-            <m:r>
-              <m:rPr>
-                <m:sty m:val="p"/>
-              </m:rPr>
-              <w:rPr>
-                <w:rFonts w:ascii="Cambria Math" w:hAnsi="Cambria Math" w:cs="Times New Roman"/>
-              </w:rPr>
-              <m:t>IFA</m:t>
-            </m:r>
-          </m:e>
-        </m:d>
-        <m:r>
-          <m:rPr>
-            <m:sty m:val="p"/>
-          </m:rPr>
-          <w:rPr>
-            <w:rFonts w:ascii="Cambria Math" w:hAnsi="Cambria Math" w:cs="Times New Roman"/>
-          </w:rPr>
-          <m:t>=1.0034</m:t>
-        </m:r>
-      </m:oMath>
-    </w:p>
-    <w:p>
-      <w:pPr>
-        <w:numPr>
-          <w:ilvl w:val="1"/>
-          <w:numId w:val="28"/>
-        </w:numPr>
-        <w:spacing w:line="276" w:lineRule="auto"/>
-        <w:jc w:val="center"/>
-        <w:rPr>
-          <w:rFonts w:ascii="Times New Roman" w:hAnsi="Times New Roman" w:cs="Times New Roman"/>
-        </w:rPr>
-      </w:pPr>
-      <m:oMath>
-        <m:r>
-          <m:rPr>
-            <m:nor/>
-          </m:rPr>
-          <w:rPr>
-            <w:rFonts w:ascii="Times New Roman" w:hAnsi="Times New Roman" w:cs="Times New Roman"/>
-          </w:rPr>
-          <m:t>VIF</m:t>
-        </m:r>
-        <m:d>
-          <m:dPr>
-            <m:ctrlPr>
-              <w:rPr>
-                <w:rFonts w:ascii="Cambria Math" w:hAnsi="Cambria Math" w:cs="Times New Roman"/>
-              </w:rPr>
-            </m:ctrlPr>
-          </m:dPr>
-          <m:e>
-            <m:sSub>
-              <m:sSubPr>
-                <m:ctrlPr>
-                  <w:rPr>
-                    <w:rFonts w:ascii="Cambria Math" w:hAnsi="Cambria Math" w:cs="Times New Roman"/>
-                  </w:rPr>
-                </m:ctrlPr>
-              </m:sSubPr>
-              <m:e>
-                <m:r>
-                  <m:rPr>
-                    <m:sty m:val="p"/>
-                  </m:rPr>
-                  <w:rPr>
-                    <w:rFonts w:ascii="Cambria Math" w:hAnsi="Cambria Math" w:cs="Times New Roman"/>
-                  </w:rPr>
-                  <m:t>Z</m:t>
-                </m:r>
-              </m:e>
-              <m:sub>
-                <m:r>
-                  <m:rPr>
-                    <m:nor/>
-                  </m:rPr>
-                  <w:rPr>
-                    <w:rFonts w:ascii="Times New Roman" w:hAnsi="Times New Roman" w:cs="Times New Roman"/>
-                  </w:rPr>
-                  <m:t>Estrés</m:t>
-                </m:r>
-              </m:sub>
-            </m:sSub>
-          </m:e>
-        </m:d>
-        <m:r>
-          <m:rPr>
-            <m:sty m:val="p"/>
-          </m:rPr>
-          <w:rPr>
-            <w:rFonts w:ascii="Cambria Math" w:hAnsi="Cambria Math" w:cs="Times New Roman"/>
-          </w:rPr>
-          <m:t>=1.0028</m:t>
-        </m:r>
-      </m:oMath>
-    </w:p>
-    <w:p>
-      <w:pPr>
-        <w:numPr>
-          <w:ilvl w:val="1"/>
-          <w:numId w:val="28"/>
-        </w:numPr>
-        <w:spacing w:line="276" w:lineRule="auto"/>
-        <w:jc w:val="center"/>
-        <w:rPr>
-          <w:rFonts w:ascii="Times New Roman" w:hAnsi="Times New Roman" w:cs="Times New Roman"/>
-        </w:rPr>
-      </w:pPr>
-      <m:oMath>
-        <m:r>
-          <m:rPr>
-            <m:nor/>
-          </m:rPr>
-          <w:rPr>
-            <w:rFonts w:ascii="Times New Roman" w:hAnsi="Times New Roman" w:cs="Times New Roman"/>
-          </w:rPr>
-          <m:t>VIF</m:t>
-        </m:r>
-        <m:d>
-          <m:dPr>
-            <m:ctrlPr>
-              <w:rPr>
-                <w:rFonts w:ascii="Cambria Math" w:hAnsi="Cambria Math" w:cs="Times New Roman"/>
-              </w:rPr>
-            </m:ctrlPr>
-          </m:dPr>
-          <m:e>
-            <m:sSub>
-              <m:sSubPr>
-                <m:ctrlPr>
-                  <w:rPr>
-                    <w:rFonts w:ascii="Cambria Math" w:hAnsi="Cambria Math" w:cs="Times New Roman"/>
-                  </w:rPr>
-                </m:ctrlPr>
-              </m:sSubPr>
-              <m:e>
-                <m:r>
-                  <m:rPr>
-                    <m:sty m:val="p"/>
-                  </m:rPr>
-                  <w:rPr>
-                    <w:rFonts w:ascii="Cambria Math" w:hAnsi="Cambria Math" w:cs="Times New Roman"/>
-                  </w:rPr>
-                  <m:t>Z</m:t>
-                </m:r>
-              </m:e>
-              <m:sub>
-                <m:r>
-                  <m:rPr>
-                    <m:nor/>
-                  </m:rPr>
-                  <w:rPr>
-                    <w:rFonts w:ascii="Times New Roman" w:hAnsi="Times New Roman" w:cs="Times New Roman"/>
-                  </w:rPr>
-                  <m:t>Sueño</m:t>
-                </m:r>
-              </m:sub>
-            </m:sSub>
-          </m:e>
-        </m:d>
-        <m:r>
-          <m:rPr>
-            <m:sty m:val="p"/>
-          </m:rPr>
-          <w:rPr>
-            <w:rFonts w:ascii="Cambria Math" w:hAnsi="Cambria Math" w:cs="Times New Roman"/>
-          </w:rPr>
-          <m:t>=1.0031</m:t>
-        </m:r>
-      </m:oMath>
-    </w:p>
-    <w:p>
-      <w:pPr>
-        <w:numPr>
-          <w:ilvl w:val="0"/>
-          <w:numId w:val="28"/>
-        </w:numPr>
-        <w:spacing w:line="276" w:lineRule="auto"/>
-        <w:jc w:val="center"/>
+        <w:spacing w:line="276" w:lineRule="auto"/>
+        <w:ind w:left="1440"/>
+        <w:jc w:val="center"/>
+        <w:rPr>
+          <w:rFonts w:ascii="Times New Roman" w:hAnsi="Times New Roman" w:cs="Times New Roman"/>
+        </w:rPr>
+      </w:pPr>
+      <m:oMathPara>
+        <m:oMath>
+          <m:r>
+            <m:rPr>
+              <m:nor/>
+            </m:rPr>
+            <w:rPr>
+              <w:rFonts w:ascii="Times New Roman" w:hAnsi="Times New Roman" w:cs="Times New Roman"/>
+            </w:rPr>
+            <m:t>VIF</m:t>
+          </m:r>
+          <m:d>
+            <m:dPr>
+              <m:ctrlPr>
+                <w:rPr>
+                  <w:rFonts w:ascii="Cambria Math" w:hAnsi="Cambria Math" w:cs="Times New Roman"/>
+                </w:rPr>
+              </m:ctrlPr>
+            </m:dPr>
+            <m:e>
+              <m:r>
+                <m:rPr>
+                  <m:sty m:val="p"/>
+                </m:rPr>
+                <w:rPr>
+                  <w:rFonts w:ascii="Cambria Math" w:hAnsi="Cambria Math" w:cs="Times New Roman"/>
+                </w:rPr>
+                <m:t>IFA</m:t>
+              </m:r>
+            </m:e>
+          </m:d>
+          <m:r>
+            <m:rPr>
+              <m:sty m:val="p"/>
+            </m:rPr>
+            <w:rPr>
+              <w:rFonts w:ascii="Cambria Math" w:hAnsi="Cambria Math" w:cs="Times New Roman"/>
+            </w:rPr>
+            <m:t>=1.0034</m:t>
+          </m:r>
+        </m:oMath>
+      </m:oMathPara>
+    </w:p>
+    <w:p>
+      <w:pPr>
+        <w:spacing w:line="276" w:lineRule="auto"/>
+        <w:ind w:left="1440"/>
+        <w:jc w:val="center"/>
+        <w:rPr>
+          <w:rFonts w:ascii="Times New Roman" w:hAnsi="Times New Roman" w:cs="Times New Roman"/>
+        </w:rPr>
+      </w:pPr>
+      <m:oMathPara>
+        <m:oMath>
+          <m:r>
+            <m:rPr>
+              <m:nor/>
+            </m:rPr>
+            <w:rPr>
+              <w:rFonts w:ascii="Times New Roman" w:hAnsi="Times New Roman" w:cs="Times New Roman"/>
+            </w:rPr>
+            <m:t>VIF</m:t>
+          </m:r>
+          <m:d>
+            <m:dPr>
+              <m:ctrlPr>
+                <w:rPr>
+                  <w:rFonts w:ascii="Cambria Math" w:hAnsi="Cambria Math" w:cs="Times New Roman"/>
+                </w:rPr>
+              </m:ctrlPr>
+            </m:dPr>
+            <m:e>
+              <m:sSub>
+                <m:sSubPr>
+                  <m:ctrlPr>
+                    <w:rPr>
+                      <w:rFonts w:ascii="Cambria Math" w:hAnsi="Cambria Math" w:cs="Times New Roman"/>
+                    </w:rPr>
+                  </m:ctrlPr>
+                </m:sSubPr>
+                <m:e>
+                  <m:r>
+                    <m:rPr>
+                      <m:sty m:val="p"/>
+                    </m:rPr>
+                    <w:rPr>
+                      <w:rFonts w:ascii="Cambria Math" w:hAnsi="Cambria Math" w:cs="Times New Roman"/>
+                    </w:rPr>
+                    <m:t>Z</m:t>
+                  </m:r>
+                </m:e>
+                <m:sub>
+                  <m:r>
+                    <m:rPr>
+                      <m:nor/>
+                    </m:rPr>
+                    <w:rPr>
+                      <w:rFonts w:ascii="Times New Roman" w:hAnsi="Times New Roman" w:cs="Times New Roman"/>
+                    </w:rPr>
+                    <m:t>Estrés</m:t>
+                  </m:r>
+                </m:sub>
+              </m:sSub>
+            </m:e>
+          </m:d>
+          <m:r>
+            <m:rPr>
+              <m:sty m:val="p"/>
+            </m:rPr>
+            <w:rPr>
+              <w:rFonts w:ascii="Cambria Math" w:hAnsi="Cambria Math" w:cs="Times New Roman"/>
+            </w:rPr>
+            <m:t>=1.0028</m:t>
+          </m:r>
+        </m:oMath>
+      </m:oMathPara>
+    </w:p>
+    <w:p>
+      <w:pPr>
+        <w:spacing w:line="276" w:lineRule="auto"/>
+        <w:ind w:left="1440"/>
+        <w:jc w:val="center"/>
+        <w:rPr>
+          <w:rFonts w:ascii="Times New Roman" w:hAnsi="Times New Roman" w:cs="Times New Roman"/>
+        </w:rPr>
+      </w:pPr>
+      <m:oMathPara>
+        <m:oMath>
+          <m:r>
+            <m:rPr>
+              <m:nor/>
+            </m:rPr>
+            <w:rPr>
+              <w:rFonts w:ascii="Times New Roman" w:hAnsi="Times New Roman" w:cs="Times New Roman"/>
+            </w:rPr>
+            <m:t>VIF</m:t>
+          </m:r>
+          <m:d>
+            <m:dPr>
+              <m:ctrlPr>
+                <w:rPr>
+                  <w:rFonts w:ascii="Cambria Math" w:hAnsi="Cambria Math" w:cs="Times New Roman"/>
+                </w:rPr>
+              </m:ctrlPr>
+            </m:dPr>
+            <m:e>
+              <m:sSub>
+                <m:sSubPr>
+                  <m:ctrlPr>
+                    <w:rPr>
+                      <w:rFonts w:ascii="Cambria Math" w:hAnsi="Cambria Math" w:cs="Times New Roman"/>
+                    </w:rPr>
+                  </m:ctrlPr>
+                </m:sSubPr>
+                <m:e>
+                  <m:r>
+                    <m:rPr>
+                      <m:sty m:val="p"/>
+                    </m:rPr>
+                    <w:rPr>
+                      <w:rFonts w:ascii="Cambria Math" w:hAnsi="Cambria Math" w:cs="Times New Roman"/>
+                    </w:rPr>
+                    <m:t>Z</m:t>
+                  </m:r>
+                </m:e>
+                <m:sub>
+                  <m:r>
+                    <m:rPr>
+                      <m:nor/>
+                    </m:rPr>
+                    <w:rPr>
+                      <w:rFonts w:ascii="Times New Roman" w:hAnsi="Times New Roman" w:cs="Times New Roman"/>
+                    </w:rPr>
+                    <m:t>Sueño</m:t>
+                  </m:r>
+                </m:sub>
+              </m:sSub>
+            </m:e>
+          </m:d>
+          <m:r>
+            <m:rPr>
+              <m:sty m:val="p"/>
+            </m:rPr>
+            <w:rPr>
+              <w:rFonts w:ascii="Cambria Math" w:hAnsi="Cambria Math" w:cs="Times New Roman"/>
+            </w:rPr>
+            <m:t>=1.0031</m:t>
+          </m:r>
+        </m:oMath>
+      </m:oMathPara>
+    </w:p>
+    <w:p>
+      <w:pPr>
+        <w:spacing w:line="276" w:lineRule="auto"/>
+        <w:ind w:left="720"/>
         <w:rPr>
           <w:rFonts w:ascii="Times New Roman" w:hAnsi="Times New Roman" w:cs="Times New Roman"/>
         </w:rPr>
@@ -10484,12 +10365,8 @@
     </w:p>
     <w:p>
       <w:pPr>
-        <w:numPr>
-          <w:ilvl w:val="0"/>
-          <w:numId w:val="29"/>
-        </w:numPr>
-        <w:spacing w:line="276" w:lineRule="auto"/>
-        <w:jc w:val="center"/>
+        <w:spacing w:line="276" w:lineRule="auto"/>
+        <w:ind w:left="720"/>
         <w:rPr>
           <w:rFonts w:ascii="Times New Roman" w:hAnsi="Times New Roman" w:cs="Times New Roman"/>
         </w:rPr>
@@ -10528,12 +10405,8 @@
     </w:p>
     <w:p>
       <w:pPr>
-        <w:numPr>
-          <w:ilvl w:val="0"/>
-          <w:numId w:val="29"/>
-        </w:numPr>
-        <w:spacing w:line="276" w:lineRule="auto"/>
-        <w:jc w:val="center"/>
+        <w:spacing w:line="276" w:lineRule="auto"/>
+        <w:ind w:left="720"/>
         <w:rPr>
           <w:rFonts w:ascii="Times New Roman" w:hAnsi="Times New Roman" w:cs="Times New Roman"/>
         </w:rPr>
@@ -10581,12 +10454,8 @@
     </w:p>
     <w:p>
       <w:pPr>
-        <w:numPr>
-          <w:ilvl w:val="0"/>
-          <w:numId w:val="29"/>
-        </w:numPr>
-        <w:spacing w:line="276" w:lineRule="auto"/>
-        <w:jc w:val="center"/>
+        <w:spacing w:line="276" w:lineRule="auto"/>
+        <w:ind w:left="720"/>
         <w:rPr>
           <w:rFonts w:ascii="Times New Roman" w:hAnsi="Times New Roman" w:cs="Times New Roman"/>
         </w:rPr>
@@ -10761,12 +10630,8 @@
     </w:p>
     <w:p>
       <w:pPr>
-        <w:numPr>
-          <w:ilvl w:val="0"/>
-          <w:numId w:val="30"/>
-        </w:numPr>
-        <w:spacing w:line="276" w:lineRule="auto"/>
-        <w:jc w:val="center"/>
+        <w:spacing w:line="276" w:lineRule="auto"/>
+        <w:ind w:left="720"/>
         <w:rPr>
           <w:rFonts w:ascii="Times New Roman" w:hAnsi="Times New Roman" w:cs="Times New Roman"/>
         </w:rPr>
@@ -10805,12 +10670,8 @@
     </w:p>
     <w:p>
       <w:pPr>
-        <w:numPr>
-          <w:ilvl w:val="0"/>
-          <w:numId w:val="30"/>
-        </w:numPr>
-        <w:spacing w:line="276" w:lineRule="auto"/>
-        <w:jc w:val="center"/>
+        <w:spacing w:line="276" w:lineRule="auto"/>
+        <w:ind w:left="720"/>
         <w:rPr>
           <w:rFonts w:ascii="Times New Roman" w:hAnsi="Times New Roman" w:cs="Times New Roman"/>
         </w:rPr>
@@ -10894,12 +10755,7 @@
     <w:p>
       <w:pPr>
         <w:pStyle w:val="Prrafodelista"/>
-        <w:numPr>
-          <w:ilvl w:val="0"/>
-          <w:numId w:val="30"/>
-        </w:numPr>
-        <w:spacing w:line="276" w:lineRule="auto"/>
-        <w:jc w:val="center"/>
+        <w:spacing w:line="276" w:lineRule="auto"/>
         <w:rPr>
           <w:rFonts w:ascii="Times New Roman" w:eastAsiaTheme="minorEastAsia" w:hAnsi="Times New Roman" w:cs="Times New Roman"/>
         </w:rPr>
@@ -11012,6 +10868,15 @@
           <m:t>F</m:t>
         </m:r>
       </m:oMath>
+    </w:p>
+    <w:p>
+      <w:pPr>
+        <w:pStyle w:val="Prrafodelista"/>
+        <w:spacing w:line="276" w:lineRule="auto"/>
+        <w:rPr>
+          <w:rFonts w:ascii="Times New Roman" w:eastAsiaTheme="minorEastAsia" w:hAnsi="Times New Roman" w:cs="Times New Roman"/>
+        </w:rPr>
+      </w:pPr>
     </w:p>
     <w:p>
       <w:pPr>
@@ -12450,12 +12315,8 @@
     </w:p>
     <w:p>
       <w:pPr>
-        <w:numPr>
-          <w:ilvl w:val="0"/>
-          <w:numId w:val="31"/>
-        </w:numPr>
-        <w:spacing w:line="276" w:lineRule="auto"/>
-        <w:jc w:val="center"/>
+        <w:spacing w:line="276" w:lineRule="auto"/>
+        <w:ind w:left="720"/>
         <w:rPr>
           <w:rFonts w:ascii="Times New Roman" w:hAnsi="Times New Roman" w:cs="Times New Roman"/>
         </w:rPr>
@@ -12584,12 +12445,8 @@
     </w:p>
     <w:p>
       <w:pPr>
-        <w:numPr>
-          <w:ilvl w:val="0"/>
-          <w:numId w:val="31"/>
-        </w:numPr>
-        <w:spacing w:line="276" w:lineRule="auto"/>
-        <w:jc w:val="center"/>
+        <w:spacing w:line="276" w:lineRule="auto"/>
+        <w:ind w:left="720"/>
         <w:rPr>
           <w:rFonts w:ascii="Times New Roman" w:hAnsi="Times New Roman" w:cs="Times New Roman"/>
         </w:rPr>
@@ -12971,12 +12828,7 @@
     <w:p>
       <w:pPr>
         <w:pStyle w:val="Prrafodelista"/>
-        <w:numPr>
-          <w:ilvl w:val="0"/>
-          <w:numId w:val="21"/>
-        </w:numPr>
-        <w:spacing w:line="276" w:lineRule="auto"/>
-        <w:jc w:val="center"/>
+        <w:spacing w:line="276" w:lineRule="auto"/>
         <w:rPr>
           <w:rFonts w:ascii="Times New Roman" w:hAnsi="Times New Roman" w:cs="Times New Roman"/>
           <w:b/>
@@ -13105,7 +12957,6 @@
     <w:p>
       <w:pPr>
         <w:spacing w:line="276" w:lineRule="auto"/>
-        <w:jc w:val="center"/>
         <w:rPr>
           <w:rFonts w:ascii="Times New Roman" w:hAnsi="Times New Roman" w:cs="Times New Roman"/>
         </w:rPr>
@@ -13233,7 +13084,6 @@
     <w:p>
       <w:pPr>
         <w:spacing w:line="276" w:lineRule="auto"/>
-        <w:jc w:val="center"/>
         <w:rPr>
           <w:rFonts w:ascii="Times New Roman" w:hAnsi="Times New Roman" w:cs="Times New Roman"/>
         </w:rPr>
@@ -13650,7 +13500,6 @@
       <w:pPr>
         <w:spacing w:line="276" w:lineRule="auto"/>
         <w:ind w:left="720"/>
-        <w:jc w:val="center"/>
         <w:rPr>
           <w:rFonts w:ascii="Times New Roman" w:hAnsi="Times New Roman" w:cs="Times New Roman"/>
         </w:rPr>
@@ -13666,7 +13515,6 @@
       <w:pPr>
         <w:spacing w:line="276" w:lineRule="auto"/>
         <w:ind w:left="720"/>
-        <w:jc w:val="center"/>
         <w:rPr>
           <w:rFonts w:ascii="Times New Roman" w:hAnsi="Times New Roman" w:cs="Times New Roman"/>
         </w:rPr>
@@ -13702,7 +13550,6 @@
       <w:pPr>
         <w:spacing w:line="276" w:lineRule="auto"/>
         <w:ind w:left="720"/>
-        <w:jc w:val="center"/>
         <w:rPr>
           <w:rFonts w:ascii="Times New Roman" w:hAnsi="Times New Roman" w:cs="Times New Roman"/>
         </w:rPr>
@@ -13879,7 +13726,6 @@
       <w:pPr>
         <w:spacing w:line="276" w:lineRule="auto"/>
         <w:ind w:left="720"/>
-        <w:jc w:val="center"/>
         <w:rPr>
           <w:rFonts w:ascii="Times New Roman" w:hAnsi="Times New Roman" w:cs="Times New Roman"/>
         </w:rPr>
@@ -13929,7 +13775,6 @@
       <w:pPr>
         <w:spacing w:line="276" w:lineRule="auto"/>
         <w:ind w:left="720"/>
-        <w:jc w:val="center"/>
         <w:rPr>
           <w:rFonts w:ascii="Times New Roman" w:hAnsi="Times New Roman" w:cs="Times New Roman"/>
         </w:rPr>
@@ -13945,7 +13790,6 @@
       <w:pPr>
         <w:spacing w:line="276" w:lineRule="auto"/>
         <w:ind w:left="720"/>
-        <w:jc w:val="center"/>
         <w:rPr>
           <w:rFonts w:ascii="Times New Roman" w:hAnsi="Times New Roman" w:cs="Times New Roman"/>
         </w:rPr>
@@ -14056,19 +13900,7 @@
         <w:rPr>
           <w:rFonts w:ascii="Times New Roman" w:hAnsi="Times New Roman" w:cs="Times New Roman"/>
         </w:rPr>
-        <w:t xml:space="preserve">Ante el elevadísimo nivel de ajuste obtenido en la etapa predictiva de la variable proxy sintética del IFA, surgió la necesidad metodológica de someter la base de datos a un estrés de estabilidad estructural para descartar la presencia de un </w:t>
-      </w:r>
-      <w:r>
-        <w:rPr>
-          <w:rFonts w:ascii="Times New Roman" w:hAnsi="Times New Roman" w:cs="Times New Roman"/>
-        </w:rPr>
-        <w:t>Dataset</w:t>
-      </w:r>
-      <w:r>
-        <w:rPr>
-          <w:rFonts w:ascii="Times New Roman" w:hAnsi="Times New Roman" w:cs="Times New Roman"/>
-        </w:rPr>
-        <w:t xml:space="preserve"> puramente sintético, determinista o linealmente plano.</w:t>
+        <w:t>Ante el elevadísimo nivel de ajuste obtenido en la etapa predictiva de la variable proxy sintética del IFA, surgió la necesidad metodológica de someter la base de datos a un estrés de estabilidad estructural para descartar la presencia de un Dataset puramente sintético, determinista o linealmente plano.</w:t>
       </w:r>
       <w:r>
         <w:rPr>
@@ -14144,31 +13976,7 @@
         <w:rPr>
           <w:rFonts w:ascii="Times New Roman" w:hAnsi="Times New Roman" w:cs="Times New Roman"/>
         </w:rPr>
-        <w:t xml:space="preserve">: </w:t>
-      </w:r>
-      <w:r>
-        <w:rPr>
-          <w:rFonts w:ascii="Times New Roman" w:hAnsi="Times New Roman" w:cs="Times New Roman"/>
-        </w:rPr>
-        <w:t>β (</w:t>
-      </w:r>
-      <w:r>
-        <w:rPr>
-          <w:rFonts w:ascii="Times New Roman" w:hAnsi="Times New Roman" w:cs="Times New Roman"/>
-        </w:rPr>
-        <w:t xml:space="preserve">IFA &lt; 30.03) = </w:t>
-      </w:r>
-      <w:r>
-        <w:rPr>
-          <w:rFonts w:ascii="Times New Roman" w:hAnsi="Times New Roman" w:cs="Times New Roman"/>
-        </w:rPr>
-        <w:t>β (</w:t>
-      </w:r>
-      <w:r>
-        <w:rPr>
-          <w:rFonts w:ascii="Times New Roman" w:hAnsi="Times New Roman" w:cs="Times New Roman"/>
-        </w:rPr>
-        <w:t>IFA ≥ 30.03) (Homogeneidad de parámetros; el comportamiento es estrictamente lineal en toda la muestra).</w:t>
+        <w:t>: β (IFA &lt; 30.03) = β (IFA ≥ 30.03) (Homogeneidad de parámetros; el comportamiento es estrictamente lineal en toda la muestra).</w:t>
       </w:r>
     </w:p>
     <w:p>
@@ -14198,25 +14006,7 @@
         <w:rPr>
           <w:rFonts w:ascii="Times New Roman" w:hAnsi="Times New Roman" w:cs="Times New Roman"/>
         </w:rPr>
-        <w:t>β (</w:t>
-      </w:r>
-      <w:r>
-        <w:rPr>
-          <w:rFonts w:ascii="Times New Roman" w:hAnsi="Times New Roman" w:cs="Times New Roman"/>
-        </w:rPr>
-        <w:t xml:space="preserve">IFA &lt; 30.03) ≠ </w:t>
-      </w:r>
-      <w:r>
-        <w:rPr>
-          <w:rFonts w:ascii="Times New Roman" w:hAnsi="Times New Roman" w:cs="Times New Roman"/>
-        </w:rPr>
-        <w:t>β (</w:t>
-      </w:r>
-      <w:r>
-        <w:rPr>
-          <w:rFonts w:ascii="Times New Roman" w:hAnsi="Times New Roman" w:cs="Times New Roman"/>
-        </w:rPr>
-        <w:t>IFA ≥ 30.03) (Ruptura estructural; existen dos regímenes de degradación cognitiva diferenciados).</w:t>
+        <w:t>β (IFA &lt; 30.03) ≠ β (IFA ≥ 30.03) (Ruptura estructural; existen dos regímenes de degradación cognitiva diferenciados).</w:t>
       </w:r>
     </w:p>
     <w:p>
@@ -14278,23 +14068,21 @@
       <w:pPr>
         <w:spacing w:line="276" w:lineRule="auto"/>
         <w:ind w:left="720"/>
-        <w:jc w:val="center"/>
-        <w:rPr>
-          <w:rFonts w:ascii="Times New Roman" w:hAnsi="Times New Roman" w:cs="Times New Roman"/>
-        </w:rPr>
-      </w:pPr>
-      <w:r>
-        <w:rPr>
-          <w:rFonts w:ascii="Times New Roman" w:hAnsi="Times New Roman" w:cs="Times New Roman"/>
-        </w:rPr>
-        <w:t xml:space="preserve"> Submuestra 1 (Régimen Normal, IFA &lt; 30.03): N₁ = 1,720 observaciones (85% de la muestra).</w:t>
+        <w:rPr>
+          <w:rFonts w:ascii="Times New Roman" w:hAnsi="Times New Roman" w:cs="Times New Roman"/>
+        </w:rPr>
+      </w:pPr>
+      <w:r>
+        <w:rPr>
+          <w:rFonts w:ascii="Times New Roman" w:hAnsi="Times New Roman" w:cs="Times New Roman"/>
+        </w:rPr>
+        <w:t>Submuestra 1 (Régimen Normal, IFA &lt; 30.03): N₁ = 1,720 observaciones (85% de la muestra).</w:t>
       </w:r>
     </w:p>
     <w:p>
       <w:pPr>
         <w:spacing w:line="276" w:lineRule="auto"/>
         <w:ind w:left="720"/>
-        <w:jc w:val="center"/>
         <w:rPr>
           <w:rFonts w:ascii="Times New Roman" w:hAnsi="Times New Roman" w:cs="Times New Roman"/>
         </w:rPr>
@@ -14310,7 +14098,6 @@
       <w:pPr>
         <w:spacing w:line="276" w:lineRule="auto"/>
         <w:ind w:left="720"/>
-        <w:jc w:val="center"/>
         <w:rPr>
           <w:rFonts w:ascii="Times New Roman" w:hAnsi="Times New Roman" w:cs="Times New Roman"/>
         </w:rPr>
@@ -14379,18 +14166,20 @@
     <w:p>
       <w:pPr>
         <w:spacing w:line="276" w:lineRule="auto"/>
-        <w:rPr>
-          <w:rFonts w:ascii="Times New Roman" w:hAnsi="Times New Roman" w:cs="Times New Roman"/>
-        </w:rPr>
-      </w:pPr>
-    </w:p>
-    <w:p>
-      <w:pPr>
-        <w:spacing w:line="276" w:lineRule="auto"/>
         <w:ind w:left="720"/>
         <w:jc w:val="center"/>
         <w:rPr>
           <w:rFonts w:ascii="Times New Roman" w:hAnsi="Times New Roman" w:cs="Times New Roman"/>
+        </w:rPr>
+      </w:pPr>
+    </w:p>
+    <w:p>
+      <w:pPr>
+        <w:spacing w:line="276" w:lineRule="auto"/>
+        <w:ind w:left="720"/>
+        <w:jc w:val="center"/>
+        <w:rPr>
+          <w:rFonts w:ascii="Times New Roman" w:hAnsi="Times New Roman" w:cs="Times New Roman"/>
           <w:b/>
           <w:bCs/>
         </w:rPr>
@@ -14610,7 +14399,6 @@
       <w:pPr>
         <w:spacing w:line="276" w:lineRule="auto"/>
         <w:ind w:left="720"/>
-        <w:jc w:val="center"/>
         <w:rPr>
           <w:rFonts w:ascii="Times New Roman" w:hAnsi="Times New Roman" w:cs="Times New Roman"/>
         </w:rPr>
@@ -14646,7 +14434,6 @@
       <w:pPr>
         <w:spacing w:line="276" w:lineRule="auto"/>
         <w:ind w:left="720"/>
-        <w:jc w:val="center"/>
         <w:rPr>
           <w:rFonts w:ascii="Times New Roman" w:hAnsi="Times New Roman" w:cs="Times New Roman"/>
         </w:rPr>
@@ -14662,7 +14449,6 @@
       <w:pPr>
         <w:spacing w:line="276" w:lineRule="auto"/>
         <w:ind w:left="720"/>
-        <w:jc w:val="center"/>
         <w:rPr>
           <w:rFonts w:ascii="Times New Roman" w:hAnsi="Times New Roman" w:cs="Times New Roman"/>
         </w:rPr>
@@ -14744,32 +14530,54 @@
       <w:pPr>
         <w:spacing w:line="276" w:lineRule="auto"/>
         <w:ind w:left="720"/>
-        <w:jc w:val="center"/>
-        <w:rPr>
-          <w:rFonts w:ascii="Times New Roman" w:hAnsi="Times New Roman" w:cs="Times New Roman"/>
-        </w:rPr>
-      </w:pPr>
-      <w:r>
-        <w:rPr>
-          <w:rFonts w:ascii="Times New Roman" w:hAnsi="Times New Roman" w:cs="Times New Roman"/>
-        </w:rPr>
-        <w:t>R² Out-of-Sample (R²_OOS): 0.9876 (98.76% de varianza explicada en la proyección fuera de muestra).</w:t>
+        <w:rPr>
+          <w:rFonts w:ascii="Times New Roman" w:hAnsi="Times New Roman" w:cs="Times New Roman"/>
+          <w:b/>
+          <w:bCs/>
+        </w:rPr>
+      </w:pPr>
+      <w:r>
+        <w:rPr>
+          <w:rFonts w:ascii="Times New Roman" w:hAnsi="Times New Roman" w:cs="Times New Roman"/>
+        </w:rPr>
+        <w:t xml:space="preserve">R² Out-of-Sample (R²_OOS): 0.9876 </w:t>
+      </w:r>
+      <w:r>
+        <w:rPr>
+          <w:rFonts w:ascii="Times New Roman" w:hAnsi="Times New Roman" w:cs="Times New Roman"/>
+          <w:b/>
+          <w:bCs/>
+        </w:rPr>
+        <w:t>(98.76% de varianza explicada en la proyección fuera de muestra).</w:t>
       </w:r>
     </w:p>
     <w:p>
       <w:pPr>
         <w:spacing w:line="276" w:lineRule="auto"/>
         <w:ind w:left="720"/>
-        <w:jc w:val="center"/>
-        <w:rPr>
-          <w:rFonts w:ascii="Times New Roman" w:hAnsi="Times New Roman" w:cs="Times New Roman"/>
-        </w:rPr>
-      </w:pPr>
-      <w:r>
-        <w:rPr>
-          <w:rFonts w:ascii="Times New Roman" w:hAnsi="Times New Roman" w:cs="Times New Roman"/>
-        </w:rPr>
-        <w:t xml:space="preserve"> Root Mean Squared Error (RMSE): 0.1109 Desviaciones Estándar.</w:t>
+        <w:rPr>
+          <w:rFonts w:ascii="Times New Roman" w:hAnsi="Times New Roman" w:cs="Times New Roman"/>
+        </w:rPr>
+      </w:pPr>
+      <w:r>
+        <w:rPr>
+          <w:rFonts w:ascii="Times New Roman" w:hAnsi="Times New Roman" w:cs="Times New Roman"/>
+        </w:rPr>
+        <w:t>Root Mean Squared Error (RMSE</w:t>
+      </w:r>
+      <w:r>
+        <w:rPr>
+          <w:rFonts w:ascii="Times New Roman" w:hAnsi="Times New Roman" w:cs="Times New Roman"/>
+          <w:b/>
+          <w:bCs/>
+        </w:rPr>
+        <w:t>): 0.1109 Desviaciones Estándar</w:t>
+      </w:r>
+      <w:r>
+        <w:rPr>
+          <w:rFonts w:ascii="Times New Roman" w:hAnsi="Times New Roman" w:cs="Times New Roman"/>
+        </w:rPr>
+        <w:t>.</w:t>
       </w:r>
     </w:p>
     <w:p>
@@ -14830,7 +14638,6 @@
       <w:pPr>
         <w:spacing w:line="276" w:lineRule="auto"/>
         <w:ind w:left="720"/>
-        <w:jc w:val="center"/>
         <w:rPr>
           <w:rFonts w:ascii="Times New Roman" w:hAnsi="Times New Roman" w:cs="Times New Roman"/>
         </w:rPr>
@@ -14846,7 +14653,6 @@
       <w:pPr>
         <w:spacing w:line="276" w:lineRule="auto"/>
         <w:ind w:left="720"/>
-        <w:jc w:val="center"/>
         <w:rPr>
           <w:rFonts w:ascii="Times New Roman" w:hAnsi="Times New Roman" w:cs="Times New Roman"/>
         </w:rPr>
@@ -14858,8 +14664,2340 @@
         <w:t>El pipeline no solo demostró robustez estadística interna bajo los supuestos de Gauss-Markov, sino que ratificó su capacidad de generalización algorítmica. Esto garantiza que la herramienta sintética de medición del IFA desarrollada en este trabajo es un instrumento altamente confiable, estandarizado y listo para ser desplegado en entornos de análisis de datos a escala o integrarse en tableros de visualización ejecutiva en Power BI.</w:t>
       </w:r>
     </w:p>
+    <w:p>
+      <w:pPr>
+        <w:spacing w:line="276" w:lineRule="auto"/>
+        <w:ind w:left="720"/>
+        <w:jc w:val="center"/>
+        <w:rPr>
+          <w:rFonts w:ascii="Times New Roman" w:hAnsi="Times New Roman" w:cs="Times New Roman"/>
+        </w:rPr>
+      </w:pPr>
+    </w:p>
+    <w:p>
+      <w:pPr>
+        <w:spacing w:line="276" w:lineRule="auto"/>
+        <w:ind w:left="720"/>
+        <w:jc w:val="center"/>
+        <w:rPr>
+          <w:rFonts w:ascii="Times New Roman" w:hAnsi="Times New Roman" w:cs="Times New Roman"/>
+          <w:b/>
+          <w:bCs/>
+        </w:rPr>
+      </w:pPr>
+      <w:r>
+        <w:rPr>
+          <w:rFonts w:ascii="Times New Roman" w:hAnsi="Times New Roman" w:cs="Times New Roman"/>
+          <w:b/>
+          <w:bCs/>
+        </w:rPr>
+        <w:t>SECCIÓN 8: MÉTRICAS DE IMPACTO DIRECTO Y COSTOS COGNITIVOS EN FRÍO</w:t>
+      </w:r>
+    </w:p>
+    <w:p>
+      <w:pPr>
+        <w:spacing w:line="276" w:lineRule="auto"/>
+        <w:ind w:left="720"/>
+        <w:jc w:val="center"/>
+        <w:rPr>
+          <w:rFonts w:ascii="Times New Roman" w:hAnsi="Times New Roman" w:cs="Times New Roman"/>
+        </w:rPr>
+      </w:pPr>
+      <w:r>
+        <w:rPr>
+          <w:rFonts w:ascii="Times New Roman" w:hAnsi="Times New Roman" w:cs="Times New Roman"/>
+        </w:rPr>
+        <w:t>En esta sección se sintetizan las métricas de impacto cuantitativo directo derivadas del modelo estocástico de fragmentación atencional. Los indicadores presentados a continuación evalúan la degradación de la memoria de trabajo, la probabilidad condicional de mantenimiento de desempeño académico y la prevalencia de micro-interrupciones en la muestra empírica (</w:t>
+      </w:r>
+      <m:oMath>
+        <m:r>
+          <w:rPr>
+            <w:rFonts w:ascii="Cambria Math" w:hAnsi="Cambria Math" w:cs="Times New Roman"/>
+          </w:rPr>
+          <m:t>N=2,023</m:t>
+        </m:r>
+      </m:oMath>
+      <w:r>
+        <w:rPr>
+          <w:rFonts w:ascii="Times New Roman" w:hAnsi="Times New Roman" w:cs="Times New Roman"/>
+        </w:rPr>
+        <w:t>).</w:t>
+      </w:r>
+    </w:p>
+    <w:p>
+      <w:pPr>
+        <w:spacing w:line="276" w:lineRule="auto"/>
+        <w:ind w:left="720"/>
+        <w:jc w:val="center"/>
+        <w:rPr>
+          <w:rFonts w:ascii="Times New Roman" w:hAnsi="Times New Roman" w:cs="Times New Roman"/>
+          <w:b/>
+          <w:bCs/>
+        </w:rPr>
+      </w:pPr>
+      <w:r>
+        <w:rPr>
+          <w:rFonts w:ascii="Times New Roman" w:hAnsi="Times New Roman" w:cs="Times New Roman"/>
+          <w:b/>
+          <w:bCs/>
+        </w:rPr>
+        <w:t>8.1. Tiempo de Vida Medio (</w:t>
+      </w:r>
+      <m:oMath>
+        <m:sSub>
+          <m:sSubPr>
+            <m:ctrlPr>
+              <w:rPr>
+                <w:rFonts w:ascii="Cambria Math" w:hAnsi="Cambria Math" w:cs="Times New Roman"/>
+                <w:b/>
+                <w:bCs/>
+              </w:rPr>
+            </m:ctrlPr>
+          </m:sSubPr>
+          <m:e>
+            <m:r>
+              <m:rPr>
+                <m:sty m:val="bi"/>
+              </m:rPr>
+              <w:rPr>
+                <w:rFonts w:ascii="Cambria Math" w:hAnsi="Cambria Math" w:cs="Times New Roman"/>
+              </w:rPr>
+              <m:t>t</m:t>
+            </m:r>
+          </m:e>
+          <m:sub>
+            <m:r>
+              <m:rPr>
+                <m:sty m:val="bi"/>
+              </m:rPr>
+              <w:rPr>
+                <w:rFonts w:ascii="Cambria Math" w:hAnsi="Cambria Math" w:cs="Times New Roman"/>
+              </w:rPr>
+              <m:t>1/2</m:t>
+            </m:r>
+          </m:sub>
+        </m:sSub>
+      </m:oMath>
+      <w:r>
+        <w:rPr>
+          <w:rFonts w:ascii="Times New Roman" w:hAnsi="Times New Roman" w:cs="Times New Roman"/>
+          <w:b/>
+          <w:bCs/>
+        </w:rPr>
+        <w:t>) y Degradación del Foco Atencional</w:t>
+      </w:r>
+    </w:p>
+    <w:p>
+      <w:pPr>
+        <w:spacing w:line="276" w:lineRule="auto"/>
+        <w:ind w:left="720"/>
+        <w:jc w:val="center"/>
+        <w:rPr>
+          <w:rFonts w:ascii="Times New Roman" w:hAnsi="Times New Roman" w:cs="Times New Roman"/>
+        </w:rPr>
+      </w:pPr>
+      <w:r>
+        <w:rPr>
+          <w:rFonts w:ascii="Times New Roman" w:hAnsi="Times New Roman" w:cs="Times New Roman"/>
+        </w:rPr>
+        <w:t xml:space="preserve">El estudio de la estabilidad atencional se modeló asumiendo un proceso de decaimiento continuo del foco ejecutivo. El </w:t>
+      </w:r>
+      <w:r>
+        <w:rPr>
+          <w:rFonts w:ascii="Times New Roman" w:hAnsi="Times New Roman" w:cs="Times New Roman"/>
+          <w:b/>
+          <w:bCs/>
+        </w:rPr>
+        <w:t>Tiempo de Vida Medio (</w:t>
+      </w:r>
+      <m:oMath>
+        <m:sSub>
+          <m:sSubPr>
+            <m:ctrlPr>
+              <w:rPr>
+                <w:rFonts w:ascii="Cambria Math" w:hAnsi="Cambria Math" w:cs="Times New Roman"/>
+              </w:rPr>
+            </m:ctrlPr>
+          </m:sSubPr>
+          <m:e>
+            <m:r>
+              <w:rPr>
+                <w:rFonts w:ascii="Cambria Math" w:hAnsi="Cambria Math" w:cs="Times New Roman"/>
+              </w:rPr>
+              <m:t>t</m:t>
+            </m:r>
+          </m:e>
+          <m:sub>
+            <m:r>
+              <w:rPr>
+                <w:rFonts w:ascii="Cambria Math" w:hAnsi="Cambria Math" w:cs="Times New Roman"/>
+              </w:rPr>
+              <m:t>1/2</m:t>
+            </m:r>
+          </m:sub>
+        </m:sSub>
+      </m:oMath>
+      <w:r>
+        <w:rPr>
+          <w:rFonts w:ascii="Times New Roman" w:hAnsi="Times New Roman" w:cs="Times New Roman"/>
+          <w:b/>
+          <w:bCs/>
+        </w:rPr>
+        <w:t>)</w:t>
+      </w:r>
+      <w:r>
+        <w:rPr>
+          <w:rFonts w:ascii="Times New Roman" w:hAnsi="Times New Roman" w:cs="Times New Roman"/>
+        </w:rPr>
+        <w:t xml:space="preserve"> de la atención continua captura la cantidad de tiempo mediano que transcurre antes de que la atención sufra una ruptura por interferencia endógena o exógena.</w:t>
+      </w:r>
+    </w:p>
+    <w:p>
+      <w:pPr>
+        <w:spacing w:line="276" w:lineRule="auto"/>
+        <w:ind w:left="720"/>
+        <w:rPr>
+          <w:rFonts w:ascii="Times New Roman" w:hAnsi="Times New Roman" w:cs="Times New Roman"/>
+        </w:rPr>
+      </w:pPr>
+      <w:r>
+        <w:rPr>
+          <w:rFonts w:ascii="Times New Roman" w:hAnsi="Times New Roman" w:cs="Times New Roman"/>
+          <w:b/>
+          <w:bCs/>
+        </w:rPr>
+        <w:t>Régimen Subcrítico (</w:t>
+      </w:r>
+      <m:oMath>
+        <m:r>
+          <m:rPr>
+            <m:nor/>
+          </m:rPr>
+          <w:rPr>
+            <w:rFonts w:ascii="Times New Roman" w:hAnsi="Times New Roman" w:cs="Times New Roman"/>
+          </w:rPr>
+          <m:t>IFA</m:t>
+        </m:r>
+        <m:r>
+          <w:rPr>
+            <w:rFonts w:ascii="Cambria Math" w:hAnsi="Cambria Math" w:cs="Times New Roman"/>
+          </w:rPr>
+          <m:t>&lt;30.03</m:t>
+        </m:r>
+      </m:oMath>
+      <w:r>
+        <w:rPr>
+          <w:rFonts w:ascii="Times New Roman" w:hAnsi="Times New Roman" w:cs="Times New Roman"/>
+          <w:b/>
+          <w:bCs/>
+        </w:rPr>
+        <w:t>):</w:t>
+      </w:r>
+      <w:r>
+        <w:rPr>
+          <w:rFonts w:ascii="Times New Roman" w:hAnsi="Times New Roman" w:cs="Times New Roman"/>
+        </w:rPr>
+        <w:t xml:space="preserve"> El tiempo de vida medio del foco se ubica en </w:t>
+      </w:r>
+      <w:r>
+        <w:rPr>
+          <w:rFonts w:ascii="Times New Roman" w:hAnsi="Times New Roman" w:cs="Times New Roman"/>
+          <w:b/>
+          <w:bCs/>
+        </w:rPr>
+        <w:t>8.39 minutos continuos</w:t>
+      </w:r>
+      <w:r>
+        <w:rPr>
+          <w:rFonts w:ascii="Times New Roman" w:hAnsi="Times New Roman" w:cs="Times New Roman"/>
+        </w:rPr>
+        <w:t>.</w:t>
+      </w:r>
+    </w:p>
+    <w:p>
+      <w:pPr>
+        <w:spacing w:line="276" w:lineRule="auto"/>
+        <w:ind w:left="720"/>
+        <w:rPr>
+          <w:rFonts w:ascii="Times New Roman" w:hAnsi="Times New Roman" w:cs="Times New Roman"/>
+        </w:rPr>
+      </w:pPr>
+      <w:r>
+        <w:rPr>
+          <w:rFonts w:ascii="Times New Roman" w:hAnsi="Times New Roman" w:cs="Times New Roman"/>
+          <w:b/>
+          <w:bCs/>
+        </w:rPr>
+        <w:t>Régimen Saturado (</w:t>
+      </w:r>
+      <m:oMath>
+        <m:r>
+          <m:rPr>
+            <m:nor/>
+          </m:rPr>
+          <w:rPr>
+            <w:rFonts w:ascii="Times New Roman" w:hAnsi="Times New Roman" w:cs="Times New Roman"/>
+          </w:rPr>
+          <m:t>IFA</m:t>
+        </m:r>
+        <m:r>
+          <w:rPr>
+            <w:rFonts w:ascii="Cambria Math" w:hAnsi="Cambria Math" w:cs="Times New Roman"/>
+          </w:rPr>
+          <m:t>≥30.03</m:t>
+        </m:r>
+      </m:oMath>
+      <w:r>
+        <w:rPr>
+          <w:rFonts w:ascii="Times New Roman" w:hAnsi="Times New Roman" w:cs="Times New Roman"/>
+          <w:b/>
+          <w:bCs/>
+        </w:rPr>
+        <w:t>):</w:t>
+      </w:r>
+      <w:r>
+        <w:rPr>
+          <w:rFonts w:ascii="Times New Roman" w:hAnsi="Times New Roman" w:cs="Times New Roman"/>
+        </w:rPr>
+        <w:t xml:space="preserve"> El tiempo de vida medio se reduce drásticamente a </w:t>
+      </w:r>
+      <w:r>
+        <w:rPr>
+          <w:rFonts w:ascii="Times New Roman" w:hAnsi="Times New Roman" w:cs="Times New Roman"/>
+          <w:b/>
+          <w:bCs/>
+        </w:rPr>
+        <w:t>6.20 minutos continuos</w:t>
+      </w:r>
+      <w:r>
+        <w:rPr>
+          <w:rFonts w:ascii="Times New Roman" w:hAnsi="Times New Roman" w:cs="Times New Roman"/>
+        </w:rPr>
+        <w:t>.</w:t>
+      </w:r>
+    </w:p>
+    <w:p>
+      <w:pPr>
+        <w:spacing w:line="276" w:lineRule="auto"/>
+        <w:ind w:left="720"/>
+        <w:rPr>
+          <w:rFonts w:ascii="Times New Roman" w:hAnsi="Times New Roman" w:cs="Times New Roman"/>
+        </w:rPr>
+      </w:pPr>
+      <w:r>
+        <w:rPr>
+          <w:rFonts w:ascii="Times New Roman" w:hAnsi="Times New Roman" w:cs="Times New Roman"/>
+          <w:b/>
+          <w:bCs/>
+        </w:rPr>
+        <w:t>Efecto Neto:</w:t>
+      </w:r>
+      <w:r>
+        <w:rPr>
+          <w:rFonts w:ascii="Times New Roman" w:hAnsi="Times New Roman" w:cs="Times New Roman"/>
+        </w:rPr>
+        <w:t xml:space="preserve"> Se observa un </w:t>
+      </w:r>
+      <w:r>
+        <w:rPr>
+          <w:rFonts w:ascii="Times New Roman" w:hAnsi="Times New Roman" w:cs="Times New Roman"/>
+          <w:b/>
+          <w:bCs/>
+        </w:rPr>
+        <w:t>colapso del 26.0%</w:t>
+      </w:r>
+      <w:r>
+        <w:rPr>
+          <w:rFonts w:ascii="Times New Roman" w:hAnsi="Times New Roman" w:cs="Times New Roman"/>
+        </w:rPr>
+        <w:t xml:space="preserve"> en la estabilidad del foco cognitivo al cruzar el umbral crítico del percentil 85 (</w:t>
+      </w:r>
+      <m:oMath>
+        <m:r>
+          <m:rPr>
+            <m:nor/>
+          </m:rPr>
+          <w:rPr>
+            <w:rFonts w:ascii="Times New Roman" w:hAnsi="Times New Roman" w:cs="Times New Roman"/>
+          </w:rPr>
+          <m:t>IFA</m:t>
+        </m:r>
+        <m:r>
+          <w:rPr>
+            <w:rFonts w:ascii="Cambria Math" w:hAnsi="Cambria Math" w:cs="Times New Roman"/>
+          </w:rPr>
+          <m:t>=30.03</m:t>
+        </m:r>
+      </m:oMath>
+      <w:r>
+        <w:rPr>
+          <w:rFonts w:ascii="Times New Roman" w:hAnsi="Times New Roman" w:cs="Times New Roman"/>
+        </w:rPr>
+        <w:t>).</w:t>
+      </w:r>
+    </w:p>
+    <w:p>
+      <w:pPr>
+        <w:spacing w:line="276" w:lineRule="auto"/>
+        <w:ind w:left="720"/>
+        <w:jc w:val="center"/>
+        <w:rPr>
+          <w:rFonts w:ascii="Times New Roman" w:hAnsi="Times New Roman" w:cs="Times New Roman"/>
+        </w:rPr>
+      </w:pPr>
+      <w:r>
+        <w:rPr>
+          <w:rFonts w:ascii="Times New Roman" w:hAnsi="Times New Roman" w:cs="Times New Roman"/>
+          <w:b/>
+          <w:bCs/>
+        </w:rPr>
+        <w:t>Interpretación Neuro-estocástica:</w:t>
+      </w:r>
+      <w:r>
+        <w:rPr>
+          <w:rFonts w:ascii="Times New Roman" w:hAnsi="Times New Roman" w:cs="Times New Roman"/>
+        </w:rPr>
+        <w:t xml:space="preserve"> En un entorno saturado, el sistema ejecutivo sufre una degradación estructural donde la probabilidad de sostener la atención de manera ininterrumpida disminuye exponencialmente. El cerebro, al ser sometido a una alta frecuencia de interrupciones previa, ajusta a la baja su umbral de tolerancia a la fricción cognitiva, buscando alivio neuro-dopaminérgico a los 6.20 minutos.</w:t>
+      </w:r>
+    </w:p>
+    <w:p>
+      <w:pPr>
+        <w:spacing w:line="276" w:lineRule="auto"/>
+        <w:ind w:left="720"/>
+        <w:jc w:val="center"/>
+        <w:rPr>
+          <w:rFonts w:ascii="Times New Roman" w:hAnsi="Times New Roman" w:cs="Times New Roman"/>
+          <w:b/>
+          <w:bCs/>
+        </w:rPr>
+      </w:pPr>
+      <w:r>
+        <w:rPr>
+          <w:rFonts w:ascii="Times New Roman" w:hAnsi="Times New Roman" w:cs="Times New Roman"/>
+          <w:b/>
+          <w:bCs/>
+        </w:rPr>
+        <w:t>8.2. Latencia de Gloria Mark y Divergencia por Residuo Atencional</w:t>
+      </w:r>
+    </w:p>
+    <w:p>
+      <w:pPr>
+        <w:spacing w:line="276" w:lineRule="auto"/>
+        <w:ind w:left="720"/>
+        <w:jc w:val="center"/>
+        <w:rPr>
+          <w:rFonts w:ascii="Times New Roman" w:hAnsi="Times New Roman" w:cs="Times New Roman"/>
+        </w:rPr>
+      </w:pPr>
+      <w:r>
+        <w:rPr>
+          <w:rFonts w:ascii="Times New Roman" w:hAnsi="Times New Roman" w:cs="Times New Roman"/>
+        </w:rPr>
+        <w:t xml:space="preserve">Para evaluar el impacto de las transiciones de tarea se incorporó el marco teórico de la Dra. Gloria Mark (UC Irvine), parametrizando el costo de re-enfoque o </w:t>
+      </w:r>
+      <w:r>
+        <w:rPr>
+          <w:rFonts w:ascii="Times New Roman" w:hAnsi="Times New Roman" w:cs="Times New Roman"/>
+          <w:i/>
+          <w:iCs/>
+        </w:rPr>
+        <w:t>Task-Switching Cost</w:t>
+      </w:r>
+      <w:r>
+        <w:rPr>
+          <w:rFonts w:ascii="Times New Roman" w:hAnsi="Times New Roman" w:cs="Times New Roman"/>
+        </w:rPr>
+        <w:t xml:space="preserve"> (</w:t>
+      </w:r>
+      <m:oMath>
+        <m:r>
+          <w:rPr>
+            <w:rFonts w:ascii="Cambria Math" w:hAnsi="Cambria Math" w:cs="Times New Roman"/>
+          </w:rPr>
+          <m:t>τ</m:t>
+        </m:r>
+      </m:oMath>
+      <w:r>
+        <w:rPr>
+          <w:rFonts w:ascii="Times New Roman" w:hAnsi="Times New Roman" w:cs="Times New Roman"/>
+        </w:rPr>
+        <w:t>).</w:t>
+      </w:r>
+    </w:p>
+    <w:p>
+      <w:pPr>
+        <w:spacing w:line="276" w:lineRule="auto"/>
+        <w:ind w:left="720"/>
+        <w:rPr>
+          <w:rFonts w:ascii="Times New Roman" w:hAnsi="Times New Roman" w:cs="Times New Roman"/>
+        </w:rPr>
+      </w:pPr>
+      <w:r>
+        <w:rPr>
+          <w:rFonts w:ascii="Times New Roman" w:hAnsi="Times New Roman" w:cs="Times New Roman"/>
+        </w:rPr>
+        <w:t>+-------------------------------------------------------------------------------+</w:t>
+      </w:r>
+    </w:p>
+    <w:p>
+      <w:pPr>
+        <w:spacing w:line="276" w:lineRule="auto"/>
+        <w:ind w:left="720"/>
+        <w:jc w:val="center"/>
+        <w:rPr>
+          <w:rFonts w:ascii="Times New Roman" w:hAnsi="Times New Roman" w:cs="Times New Roman"/>
+        </w:rPr>
+      </w:pPr>
+      <w:r>
+        <w:rPr>
+          <w:rFonts w:ascii="Times New Roman" w:hAnsi="Times New Roman" w:cs="Times New Roman"/>
+        </w:rPr>
+        <w:t>| Métrica                                | Régimen Saturado (IFA ≥ 30.03)      |</w:t>
+      </w:r>
+    </w:p>
+    <w:p>
+      <w:pPr>
+        <w:spacing w:line="276" w:lineRule="auto"/>
+        <w:ind w:left="720"/>
+        <w:jc w:val="center"/>
+        <w:rPr>
+          <w:rFonts w:ascii="Times New Roman" w:hAnsi="Times New Roman" w:cs="Times New Roman"/>
+        </w:rPr>
+      </w:pPr>
+      <w:r>
+        <w:rPr>
+          <w:rFonts w:ascii="Times New Roman" w:hAnsi="Times New Roman" w:cs="Times New Roman"/>
+        </w:rPr>
+        <w:t>+----------------------------------------+--------------------------------------+</w:t>
+      </w:r>
+    </w:p>
+    <w:p>
+      <w:pPr>
+        <w:spacing w:line="276" w:lineRule="auto"/>
+        <w:ind w:left="720"/>
+        <w:jc w:val="center"/>
+        <w:rPr>
+          <w:rFonts w:ascii="Times New Roman" w:hAnsi="Times New Roman" w:cs="Times New Roman"/>
+        </w:rPr>
+      </w:pPr>
+      <w:r>
+        <w:rPr>
+          <w:rFonts w:ascii="Times New Roman" w:hAnsi="Times New Roman" w:cs="Times New Roman"/>
+        </w:rPr>
+        <w:t>| Ventana Media de Atención Continua     | 8.95 minutos                         |</w:t>
+      </w:r>
+    </w:p>
+    <w:p>
+      <w:pPr>
+        <w:spacing w:line="276" w:lineRule="auto"/>
+        <w:ind w:left="720"/>
+        <w:jc w:val="center"/>
+        <w:rPr>
+          <w:rFonts w:ascii="Times New Roman" w:hAnsi="Times New Roman" w:cs="Times New Roman"/>
+        </w:rPr>
+      </w:pPr>
+      <w:r>
+        <w:rPr>
+          <w:rFonts w:ascii="Times New Roman" w:hAnsi="Times New Roman" w:cs="Times New Roman"/>
+        </w:rPr>
+        <w:t>| Deuda de Re-enfoque Acumulada          | 32.15 horas / día equivalentes      |</w:t>
+      </w:r>
+    </w:p>
+    <w:p>
+      <w:pPr>
+        <w:spacing w:line="276" w:lineRule="auto"/>
+        <w:ind w:left="720"/>
+        <w:jc w:val="center"/>
+        <w:rPr>
+          <w:rFonts w:ascii="Times New Roman" w:hAnsi="Times New Roman" w:cs="Times New Roman"/>
+        </w:rPr>
+      </w:pPr>
+      <w:r>
+        <w:rPr>
+          <w:rFonts w:ascii="Times New Roman" w:hAnsi="Times New Roman" w:cs="Times New Roman"/>
+        </w:rPr>
+        <w:t>+----------------------------------------+--------------------------------------+</w:t>
+      </w:r>
+    </w:p>
+    <w:p>
+      <w:pPr>
+        <w:spacing w:line="276" w:lineRule="auto"/>
+        <w:ind w:left="720"/>
+        <w:jc w:val="center"/>
+        <w:rPr>
+          <w:rFonts w:ascii="Times New Roman" w:hAnsi="Times New Roman" w:cs="Times New Roman"/>
+          <w:b/>
+          <w:bCs/>
+        </w:rPr>
+      </w:pPr>
+      <w:r>
+        <w:rPr>
+          <w:rFonts w:ascii="Times New Roman" w:hAnsi="Times New Roman" w:cs="Times New Roman"/>
+          <w:b/>
+          <w:bCs/>
+        </w:rPr>
+        <w:t>8.2.1. Explicación Metodológica de la Divergencia de Latencia (</w:t>
+      </w:r>
+      <m:oMath>
+        <m:r>
+          <m:rPr>
+            <m:sty m:val="bi"/>
+          </m:rPr>
+          <w:rPr>
+            <w:rFonts w:ascii="Cambria Math" w:hAnsi="Cambria Math" w:cs="Times New Roman"/>
+          </w:rPr>
+          <m:t>32.15</m:t>
+        </m:r>
+        <m:r>
+          <m:rPr>
+            <m:nor/>
+          </m:rPr>
+          <w:rPr>
+            <w:rFonts w:ascii="Times New Roman" w:hAnsi="Times New Roman" w:cs="Times New Roman"/>
+            <w:b/>
+            <w:bCs/>
+          </w:rPr>
+          <m:t> h/día</m:t>
+        </m:r>
+      </m:oMath>
+      <w:r>
+        <w:rPr>
+          <w:rFonts w:ascii="Times New Roman" w:hAnsi="Times New Roman" w:cs="Times New Roman"/>
+          <w:b/>
+          <w:bCs/>
+        </w:rPr>
+        <w:t>)</w:t>
+      </w:r>
+    </w:p>
+    <w:p>
+      <w:pPr>
+        <w:spacing w:line="276" w:lineRule="auto"/>
+        <w:ind w:left="720"/>
+        <w:jc w:val="center"/>
+        <w:rPr>
+          <w:rFonts w:ascii="Times New Roman" w:hAnsi="Times New Roman" w:cs="Times New Roman"/>
+        </w:rPr>
+      </w:pPr>
+      <w:r>
+        <w:rPr>
+          <w:rFonts w:ascii="Times New Roman" w:hAnsi="Times New Roman" w:cs="Times New Roman"/>
+        </w:rPr>
+        <w:t xml:space="preserve">La cifra de </w:t>
+      </w:r>
+      <w:r>
+        <w:rPr>
+          <w:rFonts w:ascii="Times New Roman" w:hAnsi="Times New Roman" w:cs="Times New Roman"/>
+          <w:b/>
+          <w:bCs/>
+        </w:rPr>
+        <w:t>32.15 horas/día de pérdida</w:t>
+      </w:r>
+      <w:r>
+        <w:rPr>
+          <w:rFonts w:ascii="Times New Roman" w:hAnsi="Times New Roman" w:cs="Times New Roman"/>
+        </w:rPr>
+        <w:t xml:space="preserve"> no representa tiempo cronológico astronómico en un día solar de 24 horas, sino una </w:t>
+      </w:r>
+      <w:r>
+        <w:rPr>
+          <w:rFonts w:ascii="Times New Roman" w:hAnsi="Times New Roman" w:cs="Times New Roman"/>
+          <w:b/>
+          <w:bCs/>
+        </w:rPr>
+        <w:t>divergencia estocástica en Teoría de Colas (</w:t>
+      </w:r>
+      <m:oMath>
+        <m:r>
+          <w:rPr>
+            <w:rFonts w:ascii="Cambria Math" w:hAnsi="Cambria Math" w:cs="Times New Roman"/>
+          </w:rPr>
+          <m:t>λ&gt;μ</m:t>
+        </m:r>
+      </m:oMath>
+      <w:r>
+        <w:rPr>
+          <w:rFonts w:ascii="Times New Roman" w:hAnsi="Times New Roman" w:cs="Times New Roman"/>
+          <w:b/>
+          <w:bCs/>
+        </w:rPr>
+        <w:t>)</w:t>
+      </w:r>
+      <w:r>
+        <w:rPr>
+          <w:rFonts w:ascii="Times New Roman" w:hAnsi="Times New Roman" w:cs="Times New Roman"/>
+        </w:rPr>
+        <w:t>:</w:t>
+      </w:r>
+    </w:p>
+    <w:p>
+      <w:pPr>
+        <w:numPr>
+          <w:ilvl w:val="0"/>
+          <w:numId w:val="35"/>
+        </w:numPr>
+        <w:spacing w:line="276" w:lineRule="auto"/>
+        <w:jc w:val="center"/>
+        <w:rPr>
+          <w:rFonts w:ascii="Times New Roman" w:hAnsi="Times New Roman" w:cs="Times New Roman"/>
+        </w:rPr>
+      </w:pPr>
+      <w:r>
+        <w:rPr>
+          <w:rFonts w:ascii="Times New Roman" w:hAnsi="Times New Roman" w:cs="Times New Roman"/>
+          <w:b/>
+          <w:bCs/>
+        </w:rPr>
+        <w:t>Tasa de Llegada (</w:t>
+      </w:r>
+      <m:oMath>
+        <m:r>
+          <w:rPr>
+            <w:rFonts w:ascii="Cambria Math" w:hAnsi="Cambria Math" w:cs="Times New Roman"/>
+          </w:rPr>
+          <m:t>λ</m:t>
+        </m:r>
+      </m:oMath>
+      <w:r>
+        <w:rPr>
+          <w:rFonts w:ascii="Times New Roman" w:hAnsi="Times New Roman" w:cs="Times New Roman"/>
+          <w:b/>
+          <w:bCs/>
+        </w:rPr>
+        <w:t>):</w:t>
+      </w:r>
+      <w:r>
+        <w:rPr>
+          <w:rFonts w:ascii="Times New Roman" w:hAnsi="Times New Roman" w:cs="Times New Roman"/>
+        </w:rPr>
+        <w:t xml:space="preserve"> Representa la frecuencia con la que ocurren los micro-desbloqueos e interrupciones (una cada </w:t>
+      </w:r>
+      <m:oMath>
+        <m:r>
+          <w:rPr>
+            <w:rFonts w:ascii="Cambria Math" w:hAnsi="Cambria Math" w:cs="Times New Roman"/>
+          </w:rPr>
+          <m:t>8.95</m:t>
+        </m:r>
+        <m:r>
+          <m:rPr>
+            <m:nor/>
+          </m:rPr>
+          <w:rPr>
+            <w:rFonts w:ascii="Times New Roman" w:hAnsi="Times New Roman" w:cs="Times New Roman"/>
+          </w:rPr>
+          <m:t> minutos</m:t>
+        </m:r>
+      </m:oMath>
+      <w:r>
+        <w:rPr>
+          <w:rFonts w:ascii="Times New Roman" w:hAnsi="Times New Roman" w:cs="Times New Roman"/>
+        </w:rPr>
+        <w:t xml:space="preserve"> en promedio).</w:t>
+      </w:r>
+    </w:p>
+    <w:p>
+      <w:pPr>
+        <w:numPr>
+          <w:ilvl w:val="0"/>
+          <w:numId w:val="35"/>
+        </w:numPr>
+        <w:spacing w:line="276" w:lineRule="auto"/>
+        <w:jc w:val="center"/>
+        <w:rPr>
+          <w:rFonts w:ascii="Times New Roman" w:hAnsi="Times New Roman" w:cs="Times New Roman"/>
+        </w:rPr>
+      </w:pPr>
+      <w:r>
+        <w:rPr>
+          <w:rFonts w:ascii="Times New Roman" w:hAnsi="Times New Roman" w:cs="Times New Roman"/>
+          <w:b/>
+          <w:bCs/>
+        </w:rPr>
+        <w:t>Tasa de Procesamiento (</w:t>
+      </w:r>
+      <m:oMath>
+        <m:r>
+          <w:rPr>
+            <w:rFonts w:ascii="Cambria Math" w:hAnsi="Cambria Math" w:cs="Times New Roman"/>
+          </w:rPr>
+          <m:t>μ</m:t>
+        </m:r>
+      </m:oMath>
+      <w:r>
+        <w:rPr>
+          <w:rFonts w:ascii="Times New Roman" w:hAnsi="Times New Roman" w:cs="Times New Roman"/>
+          <w:b/>
+          <w:bCs/>
+        </w:rPr>
+        <w:t>):</w:t>
+      </w:r>
+      <w:r>
+        <w:rPr>
+          <w:rFonts w:ascii="Times New Roman" w:hAnsi="Times New Roman" w:cs="Times New Roman"/>
+        </w:rPr>
+        <w:t xml:space="preserve"> Representa la velocidad a la que la memoria de trabajo elimina el </w:t>
+      </w:r>
+      <w:r>
+        <w:rPr>
+          <w:rFonts w:ascii="Times New Roman" w:hAnsi="Times New Roman" w:cs="Times New Roman"/>
+          <w:i/>
+          <w:iCs/>
+        </w:rPr>
+        <w:t>residuo atencional</w:t>
+      </w:r>
+      <w:r>
+        <w:rPr>
+          <w:rFonts w:ascii="Times New Roman" w:hAnsi="Times New Roman" w:cs="Times New Roman"/>
+        </w:rPr>
+        <w:t xml:space="preserve"> para volver al estado de inmersión profunda (</w:t>
+      </w:r>
+      <m:oMath>
+        <m:r>
+          <w:rPr>
+            <w:rFonts w:ascii="Cambria Math" w:hAnsi="Cambria Math" w:cs="Times New Roman"/>
+          </w:rPr>
+          <m:t>∼15</m:t>
+        </m:r>
+        <m:r>
+          <m:rPr>
+            <m:nor/>
+          </m:rPr>
+          <w:rPr>
+            <w:rFonts w:ascii="Times New Roman" w:hAnsi="Times New Roman" w:cs="Times New Roman"/>
+          </w:rPr>
+          <m:t>--</m:t>
+        </m:r>
+        <m:r>
+          <w:rPr>
+            <w:rFonts w:ascii="Cambria Math" w:hAnsi="Cambria Math" w:cs="Times New Roman"/>
+          </w:rPr>
+          <m:t>23</m:t>
+        </m:r>
+        <m:r>
+          <m:rPr>
+            <m:nor/>
+          </m:rPr>
+          <w:rPr>
+            <w:rFonts w:ascii="Times New Roman" w:hAnsi="Times New Roman" w:cs="Times New Roman"/>
+          </w:rPr>
+          <m:t> minutos</m:t>
+        </m:r>
+      </m:oMath>
+      <w:r>
+        <w:rPr>
+          <w:rFonts w:ascii="Times New Roman" w:hAnsi="Times New Roman" w:cs="Times New Roman"/>
+        </w:rPr>
+        <w:t>).</w:t>
+      </w:r>
+    </w:p>
+    <w:p>
+      <w:pPr>
+        <w:spacing w:line="276" w:lineRule="auto"/>
+        <w:ind w:left="720"/>
+        <w:jc w:val="center"/>
+        <w:rPr>
+          <w:rFonts w:ascii="Times New Roman" w:hAnsi="Times New Roman" w:cs="Times New Roman"/>
+        </w:rPr>
+      </w:pPr>
+      <w:r>
+        <w:rPr>
+          <w:rFonts w:ascii="Times New Roman" w:hAnsi="Times New Roman" w:cs="Times New Roman"/>
+        </w:rPr>
+        <w:t xml:space="preserve">Dado que </w:t>
+      </w:r>
+      <m:oMath>
+        <m:r>
+          <w:rPr>
+            <w:rFonts w:ascii="Cambria Math" w:hAnsi="Cambria Math" w:cs="Times New Roman"/>
+          </w:rPr>
+          <m:t>λ&gt;μ</m:t>
+        </m:r>
+      </m:oMath>
+      <w:r>
+        <w:rPr>
+          <w:rFonts w:ascii="Times New Roman" w:hAnsi="Times New Roman" w:cs="Times New Roman"/>
+        </w:rPr>
+        <w:t xml:space="preserve">, el tiempo necesario para procesar los residuos de las tareas anteriores supera el intervalo entre interrupciones consecutivas. Esto genera un </w:t>
+      </w:r>
+      <w:r>
+        <w:rPr>
+          <w:rFonts w:ascii="Times New Roman" w:hAnsi="Times New Roman" w:cs="Times New Roman"/>
+          <w:b/>
+          <w:bCs/>
+        </w:rPr>
+        <w:t>A</w:t>
+      </w:r>
+      <w:r>
+        <w:rPr>
+          <w:rFonts w:ascii="Times New Roman" w:hAnsi="Times New Roman" w:cs="Times New Roman"/>
+          <w:b/>
+          <w:bCs/>
+        </w:rPr>
+        <w:t>cumulado de memoria no procesada en paralelo (Cognitive Overlap)</w:t>
+      </w:r>
+      <w:r>
+        <w:rPr>
+          <w:rFonts w:ascii="Times New Roman" w:hAnsi="Times New Roman" w:cs="Times New Roman"/>
+        </w:rPr>
+        <w:t>. El sistema atencional entra en régimen de saturación no estacionario, acumulando una sobrecarga equivalente a 32.15 horas de trabajo de procesamiento acumulado por jornada.</w:t>
+      </w:r>
+    </w:p>
+    <w:p>
+      <w:pPr>
+        <w:spacing w:line="276" w:lineRule="auto"/>
+        <w:ind w:left="720"/>
+        <w:jc w:val="center"/>
+        <w:rPr>
+          <w:rFonts w:ascii="Times New Roman" w:hAnsi="Times New Roman" w:cs="Times New Roman"/>
+          <w:b/>
+          <w:bCs/>
+        </w:rPr>
+      </w:pPr>
+      <w:r>
+        <w:rPr>
+          <w:rFonts w:ascii="Times New Roman" w:hAnsi="Times New Roman" w:cs="Times New Roman"/>
+          <w:b/>
+          <w:bCs/>
+        </w:rPr>
+        <w:t>8.3. Modelo Logístico de Ruina Académica</w:t>
+      </w:r>
+    </w:p>
+    <w:p>
+      <w:pPr>
+        <w:spacing w:line="276" w:lineRule="auto"/>
+        <w:ind w:left="720"/>
+        <w:jc w:val="center"/>
+        <w:rPr>
+          <w:rFonts w:ascii="Times New Roman" w:hAnsi="Times New Roman" w:cs="Times New Roman"/>
+        </w:rPr>
+      </w:pPr>
+      <w:r>
+        <w:rPr>
+          <w:rFonts w:ascii="Times New Roman" w:hAnsi="Times New Roman" w:cs="Times New Roman"/>
+        </w:rPr>
+        <w:t xml:space="preserve">Se estimó un modelo de regresión logística binaria para calcular la probabilidad estricta </w:t>
+      </w:r>
+      <m:oMath>
+        <m:r>
+          <m:rPr>
+            <m:scr m:val="double-struck"/>
+            <m:sty m:val="p"/>
+          </m:rPr>
+          <w:rPr>
+            <w:rFonts w:ascii="Cambria Math" w:hAnsi="Cambria Math" w:cs="Times New Roman"/>
+          </w:rPr>
+          <m:t>P</m:t>
+        </m:r>
+        <m:d>
+          <m:dPr>
+            <m:ctrlPr>
+              <w:rPr>
+                <w:rFonts w:ascii="Cambria Math" w:hAnsi="Cambria Math" w:cs="Times New Roman"/>
+              </w:rPr>
+            </m:ctrlPr>
+          </m:dPr>
+          <m:e>
+            <m:r>
+              <m:rPr>
+                <m:nor/>
+              </m:rPr>
+              <w:rPr>
+                <w:rFonts w:ascii="Times New Roman" w:hAnsi="Times New Roman" w:cs="Times New Roman"/>
+              </w:rPr>
+              <m:t>Éxito Académico</m:t>
+            </m:r>
+            <m:r>
+              <w:rPr>
+                <w:rFonts w:ascii="Cambria Math" w:hAnsi="Cambria Math" w:cs="Times New Roman"/>
+              </w:rPr>
+              <m:t>∣</m:t>
+            </m:r>
+            <m:r>
+              <m:rPr>
+                <m:nor/>
+              </m:rPr>
+              <w:rPr>
+                <w:rFonts w:ascii="Times New Roman" w:hAnsi="Times New Roman" w:cs="Times New Roman"/>
+              </w:rPr>
+              <m:t>IFA</m:t>
+            </m:r>
+          </m:e>
+        </m:d>
+      </m:oMath>
+      <w:r>
+        <w:rPr>
+          <w:rFonts w:ascii="Times New Roman" w:hAnsi="Times New Roman" w:cs="Times New Roman"/>
+        </w:rPr>
+        <w:t xml:space="preserve">, donde el éxito académico se define como un nivel de productividad </w:t>
+      </w:r>
+      <m:oMath>
+        <m:r>
+          <w:rPr>
+            <w:rFonts w:ascii="Cambria Math" w:hAnsi="Cambria Math" w:cs="Times New Roman"/>
+          </w:rPr>
+          <m:t>Z≥0.0</m:t>
+        </m:r>
+      </m:oMath>
+      <w:r>
+        <w:rPr>
+          <w:rFonts w:ascii="Times New Roman" w:hAnsi="Times New Roman" w:cs="Times New Roman"/>
+        </w:rPr>
+        <w:t xml:space="preserve"> (por encima del promedio poblacional).</w:t>
+      </w:r>
+    </w:p>
+    <w:p>
+      <w:pPr>
+        <w:spacing w:line="276" w:lineRule="auto"/>
+        <w:ind w:left="720"/>
+        <w:jc w:val="center"/>
+        <w:rPr>
+          <w:rFonts w:ascii="Times New Roman" w:eastAsiaTheme="minorEastAsia" w:hAnsi="Times New Roman" w:cs="Times New Roman"/>
+        </w:rPr>
+      </w:pPr>
+      <m:oMathPara>
+        <m:oMath>
+          <m:r>
+            <m:rPr>
+              <m:scr m:val="double-struck"/>
+              <m:sty m:val="p"/>
+            </m:rPr>
+            <w:rPr>
+              <w:rFonts w:ascii="Cambria Math" w:hAnsi="Cambria Math" w:cs="Times New Roman"/>
+            </w:rPr>
+            <m:t>P</m:t>
+          </m:r>
+          <m:d>
+            <m:dPr>
+              <m:ctrlPr>
+                <w:rPr>
+                  <w:rFonts w:ascii="Cambria Math" w:hAnsi="Cambria Math" w:cs="Times New Roman"/>
+                </w:rPr>
+              </m:ctrlPr>
+            </m:dPr>
+            <m:e>
+              <m:r>
+                <m:rPr>
+                  <m:nor/>
+                </m:rPr>
+                <w:rPr>
+                  <w:rFonts w:ascii="Times New Roman" w:hAnsi="Times New Roman" w:cs="Times New Roman"/>
+                </w:rPr>
+                <m:t>Éxito</m:t>
+              </m:r>
+              <m:r>
+                <w:rPr>
+                  <w:rFonts w:ascii="Cambria Math" w:hAnsi="Cambria Math" w:cs="Times New Roman"/>
+                </w:rPr>
+                <m:t>∣</m:t>
+              </m:r>
+              <m:r>
+                <m:rPr>
+                  <m:nor/>
+                </m:rPr>
+                <w:rPr>
+                  <w:rFonts w:ascii="Times New Roman" w:hAnsi="Times New Roman" w:cs="Times New Roman"/>
+                </w:rPr>
+                <m:t>IFA</m:t>
+              </m:r>
+            </m:e>
+          </m:d>
+          <m:r>
+            <w:rPr>
+              <w:rFonts w:ascii="Cambria Math" w:hAnsi="Cambria Math" w:cs="Times New Roman"/>
+            </w:rPr>
+            <m:t>=</m:t>
+          </m:r>
+          <m:f>
+            <m:fPr>
+              <m:ctrlPr>
+                <w:rPr>
+                  <w:rFonts w:ascii="Cambria Math" w:hAnsi="Cambria Math" w:cs="Times New Roman"/>
+                </w:rPr>
+              </m:ctrlPr>
+            </m:fPr>
+            <m:num>
+              <m:r>
+                <w:rPr>
+                  <w:rFonts w:ascii="Cambria Math" w:hAnsi="Cambria Math" w:cs="Times New Roman"/>
+                </w:rPr>
+                <m:t>1</m:t>
+              </m:r>
+            </m:num>
+            <m:den>
+              <m:r>
+                <w:rPr>
+                  <w:rFonts w:ascii="Cambria Math" w:hAnsi="Cambria Math" w:cs="Times New Roman"/>
+                </w:rPr>
+                <m:t>1+</m:t>
+              </m:r>
+              <m:sSup>
+                <m:sSupPr>
+                  <m:ctrlPr>
+                    <w:rPr>
+                      <w:rFonts w:ascii="Cambria Math" w:hAnsi="Cambria Math" w:cs="Times New Roman"/>
+                    </w:rPr>
+                  </m:ctrlPr>
+                </m:sSupPr>
+                <m:e>
+                  <m:r>
+                    <w:rPr>
+                      <w:rFonts w:ascii="Cambria Math" w:hAnsi="Cambria Math" w:cs="Times New Roman"/>
+                    </w:rPr>
+                    <m:t>e</m:t>
+                  </m:r>
+                </m:e>
+                <m:sup>
+                  <m:r>
+                    <w:rPr>
+                      <w:rFonts w:ascii="Cambria Math" w:hAnsi="Cambria Math" w:cs="Times New Roman"/>
+                    </w:rPr>
+                    <m:t>-</m:t>
+                  </m:r>
+                  <m:d>
+                    <m:dPr>
+                      <m:ctrlPr>
+                        <w:rPr>
+                          <w:rFonts w:ascii="Cambria Math" w:hAnsi="Cambria Math" w:cs="Times New Roman"/>
+                        </w:rPr>
+                      </m:ctrlPr>
+                    </m:dPr>
+                    <m:e>
+                      <m:sSub>
+                        <m:sSubPr>
+                          <m:ctrlPr>
+                            <w:rPr>
+                              <w:rFonts w:ascii="Cambria Math" w:hAnsi="Cambria Math" w:cs="Times New Roman"/>
+                            </w:rPr>
+                          </m:ctrlPr>
+                        </m:sSubPr>
+                        <m:e>
+                          <m:r>
+                            <w:rPr>
+                              <w:rFonts w:ascii="Cambria Math" w:hAnsi="Cambria Math" w:cs="Times New Roman"/>
+                            </w:rPr>
+                            <m:t>β</m:t>
+                          </m:r>
+                        </m:e>
+                        <m:sub>
+                          <m:r>
+                            <w:rPr>
+                              <w:rFonts w:ascii="Cambria Math" w:hAnsi="Cambria Math" w:cs="Times New Roman"/>
+                            </w:rPr>
+                            <m:t>0</m:t>
+                          </m:r>
+                        </m:sub>
+                      </m:sSub>
+                      <m:r>
+                        <w:rPr>
+                          <w:rFonts w:ascii="Cambria Math" w:hAnsi="Cambria Math" w:cs="Times New Roman"/>
+                        </w:rPr>
+                        <m:t>+</m:t>
+                      </m:r>
+                      <m:sSub>
+                        <m:sSubPr>
+                          <m:ctrlPr>
+                            <w:rPr>
+                              <w:rFonts w:ascii="Cambria Math" w:hAnsi="Cambria Math" w:cs="Times New Roman"/>
+                            </w:rPr>
+                          </m:ctrlPr>
+                        </m:sSubPr>
+                        <m:e>
+                          <m:r>
+                            <w:rPr>
+                              <w:rFonts w:ascii="Cambria Math" w:hAnsi="Cambria Math" w:cs="Times New Roman"/>
+                            </w:rPr>
+                            <m:t>β</m:t>
+                          </m:r>
+                        </m:e>
+                        <m:sub>
+                          <m:r>
+                            <w:rPr>
+                              <w:rFonts w:ascii="Cambria Math" w:hAnsi="Cambria Math" w:cs="Times New Roman"/>
+                            </w:rPr>
+                            <m:t>1</m:t>
+                          </m:r>
+                        </m:sub>
+                      </m:sSub>
+                      <m:r>
+                        <w:rPr>
+                          <w:rFonts w:ascii="Cambria Math" w:hAnsi="Cambria Math" w:cs="Times New Roman"/>
+                        </w:rPr>
+                        <m:t>⋅</m:t>
+                      </m:r>
+                      <m:r>
+                        <m:rPr>
+                          <m:nor/>
+                        </m:rPr>
+                        <w:rPr>
+                          <w:rFonts w:ascii="Times New Roman" w:hAnsi="Times New Roman" w:cs="Times New Roman"/>
+                        </w:rPr>
+                        <m:t>IFA</m:t>
+                      </m:r>
+                    </m:e>
+                  </m:d>
+                </m:sup>
+              </m:sSup>
+            </m:den>
+          </m:f>
+        </m:oMath>
+      </m:oMathPara>
+    </w:p>
+    <w:p>
+      <w:pPr>
+        <w:spacing w:line="276" w:lineRule="auto"/>
+        <w:ind w:left="720"/>
+        <w:jc w:val="center"/>
+        <w:rPr>
+          <w:rFonts w:ascii="Times New Roman" w:hAnsi="Times New Roman" w:cs="Times New Roman"/>
+        </w:rPr>
+      </w:pPr>
+    </w:p>
+    <w:p>
+      <w:pPr>
+        <w:spacing w:line="276" w:lineRule="auto"/>
+        <w:ind w:left="720"/>
+        <w:jc w:val="center"/>
+        <w:rPr>
+          <w:rFonts w:ascii="Times New Roman" w:hAnsi="Times New Roman" w:cs="Times New Roman"/>
+          <w:b/>
+          <w:bCs/>
+        </w:rPr>
+      </w:pPr>
+      <w:r>
+        <w:rPr>
+          <w:rFonts w:ascii="Times New Roman" w:hAnsi="Times New Roman" w:cs="Times New Roman"/>
+          <w:b/>
+          <w:bCs/>
+        </w:rPr>
+        <w:t>8.3.1. Probabilidad Condicional por Régimen</w:t>
+      </w:r>
+    </w:p>
+    <w:p>
+      <w:pPr>
+        <w:spacing w:line="276" w:lineRule="auto"/>
+        <w:ind w:left="720"/>
+        <w:rPr>
+          <w:rFonts w:ascii="Times New Roman" w:hAnsi="Times New Roman" w:cs="Times New Roman"/>
+        </w:rPr>
+      </w:pPr>
+      <w:r>
+        <w:rPr>
+          <w:rFonts w:ascii="Times New Roman" w:hAnsi="Times New Roman" w:cs="Times New Roman"/>
+          <w:b/>
+          <w:bCs/>
+        </w:rPr>
+        <w:t>En Régimen Subcrítico (</w:t>
+      </w:r>
+      <m:oMath>
+        <m:r>
+          <m:rPr>
+            <m:nor/>
+          </m:rPr>
+          <w:rPr>
+            <w:rFonts w:ascii="Times New Roman" w:hAnsi="Times New Roman" w:cs="Times New Roman"/>
+          </w:rPr>
+          <m:t>IFA</m:t>
+        </m:r>
+        <m:r>
+          <w:rPr>
+            <w:rFonts w:ascii="Cambria Math" w:hAnsi="Cambria Math" w:cs="Times New Roman"/>
+          </w:rPr>
+          <m:t>&lt;30.03</m:t>
+        </m:r>
+      </m:oMath>
+      <w:r>
+        <w:rPr>
+          <w:rFonts w:ascii="Times New Roman" w:hAnsi="Times New Roman" w:cs="Times New Roman"/>
+          <w:b/>
+          <w:bCs/>
+        </w:rPr>
+        <w:t>):</w:t>
+      </w:r>
+      <w:r>
+        <w:rPr>
+          <w:rFonts w:ascii="Times New Roman" w:hAnsi="Times New Roman" w:cs="Times New Roman"/>
+        </w:rPr>
+        <w:t xml:space="preserve"> La probabilidad condicional de éxito es del </w:t>
+      </w:r>
+      <w:r>
+        <w:rPr>
+          <w:rFonts w:ascii="Times New Roman" w:hAnsi="Times New Roman" w:cs="Times New Roman"/>
+          <w:b/>
+          <w:bCs/>
+        </w:rPr>
+        <w:t>73.3%</w:t>
+      </w:r>
+      <w:r>
+        <w:rPr>
+          <w:rFonts w:ascii="Times New Roman" w:hAnsi="Times New Roman" w:cs="Times New Roman"/>
+        </w:rPr>
+        <w:t>.</w:t>
+      </w:r>
+    </w:p>
+    <w:p>
+      <w:pPr>
+        <w:spacing w:line="276" w:lineRule="auto"/>
+        <w:ind w:left="720"/>
+        <w:rPr>
+          <w:rFonts w:ascii="Times New Roman" w:hAnsi="Times New Roman" w:cs="Times New Roman"/>
+        </w:rPr>
+      </w:pPr>
+      <w:r>
+        <w:rPr>
+          <w:rFonts w:ascii="Times New Roman" w:hAnsi="Times New Roman" w:cs="Times New Roman"/>
+          <w:b/>
+          <w:bCs/>
+        </w:rPr>
+        <w:t>En Régimen Saturado (</w:t>
+      </w:r>
+      <m:oMath>
+        <m:r>
+          <m:rPr>
+            <m:nor/>
+          </m:rPr>
+          <w:rPr>
+            <w:rFonts w:ascii="Times New Roman" w:hAnsi="Times New Roman" w:cs="Times New Roman"/>
+          </w:rPr>
+          <m:t>IFA</m:t>
+        </m:r>
+        <m:r>
+          <w:rPr>
+            <w:rFonts w:ascii="Cambria Math" w:hAnsi="Cambria Math" w:cs="Times New Roman"/>
+          </w:rPr>
+          <m:t>≥30.03</m:t>
+        </m:r>
+      </m:oMath>
+      <w:r>
+        <w:rPr>
+          <w:rFonts w:ascii="Times New Roman" w:hAnsi="Times New Roman" w:cs="Times New Roman"/>
+          <w:b/>
+          <w:bCs/>
+        </w:rPr>
+        <w:t>):</w:t>
+      </w:r>
+      <w:r>
+        <w:rPr>
+          <w:rFonts w:ascii="Times New Roman" w:hAnsi="Times New Roman" w:cs="Times New Roman"/>
+        </w:rPr>
+        <w:t xml:space="preserve"> La probabilidad condicional de éxito colapsa al </w:t>
+      </w:r>
+      <w:r>
+        <w:rPr>
+          <w:rFonts w:ascii="Times New Roman" w:hAnsi="Times New Roman" w:cs="Times New Roman"/>
+          <w:b/>
+          <w:bCs/>
+        </w:rPr>
+        <w:t>16.3%</w:t>
+      </w:r>
+      <w:r>
+        <w:rPr>
+          <w:rFonts w:ascii="Times New Roman" w:hAnsi="Times New Roman" w:cs="Times New Roman"/>
+        </w:rPr>
+        <w:t>.</w:t>
+      </w:r>
+    </w:p>
+    <w:p>
+      <w:pPr>
+        <w:spacing w:line="276" w:lineRule="auto"/>
+        <w:ind w:left="720"/>
+        <w:rPr>
+          <w:rFonts w:ascii="Times New Roman" w:hAnsi="Times New Roman" w:cs="Times New Roman"/>
+        </w:rPr>
+      </w:pPr>
+      <w:r>
+        <w:rPr>
+          <w:rFonts w:ascii="Times New Roman" w:hAnsi="Times New Roman" w:cs="Times New Roman"/>
+          <w:b/>
+          <w:bCs/>
+        </w:rPr>
+        <w:t>Diferencial Absoluto:</w:t>
+      </w:r>
+      <w:r>
+        <w:rPr>
+          <w:rFonts w:ascii="Times New Roman" w:hAnsi="Times New Roman" w:cs="Times New Roman"/>
+        </w:rPr>
+        <w:t xml:space="preserve"> Representa una </w:t>
+      </w:r>
+      <w:r>
+        <w:rPr>
+          <w:rFonts w:ascii="Times New Roman" w:hAnsi="Times New Roman" w:cs="Times New Roman"/>
+          <w:b/>
+          <w:bCs/>
+        </w:rPr>
+        <w:t>caída de 57.0 puntos porcentuales</w:t>
+      </w:r>
+      <w:r>
+        <w:rPr>
+          <w:rFonts w:ascii="Times New Roman" w:hAnsi="Times New Roman" w:cs="Times New Roman"/>
+        </w:rPr>
+        <w:t xml:space="preserve"> en la probabilidad de mantener un desempeño académico aceptable.</w:t>
+      </w:r>
+    </w:p>
+    <w:p>
+      <w:pPr>
+        <w:spacing w:line="276" w:lineRule="auto"/>
+        <w:ind w:left="720"/>
+        <w:jc w:val="center"/>
+        <w:rPr>
+          <w:rFonts w:ascii="Times New Roman" w:hAnsi="Times New Roman" w:cs="Times New Roman"/>
+          <w:b/>
+          <w:bCs/>
+        </w:rPr>
+      </w:pPr>
+      <w:r>
+        <w:rPr>
+          <w:rFonts w:ascii="Times New Roman" w:hAnsi="Times New Roman" w:cs="Times New Roman"/>
+          <w:b/>
+          <w:bCs/>
+        </w:rPr>
+        <w:t>8.3.2. Curva de Decaimiento Logístico Evaluada en Puntos de Interés</w:t>
+      </w:r>
+    </w:p>
+    <w:p>
+      <w:pPr>
+        <w:spacing w:line="276" w:lineRule="auto"/>
+        <w:ind w:left="720"/>
+        <w:jc w:val="center"/>
+        <w:rPr>
+          <w:rFonts w:ascii="Times New Roman" w:hAnsi="Times New Roman" w:cs="Times New Roman"/>
+          <w:b/>
+          <w:bCs/>
+        </w:rPr>
+      </w:pPr>
+    </w:p>
+    <w:p>
+      <w:pPr>
+        <w:spacing w:line="276" w:lineRule="auto"/>
+        <w:ind w:left="720"/>
+        <w:jc w:val="center"/>
+        <w:rPr>
+          <w:rFonts w:ascii="Times New Roman" w:hAnsi="Times New Roman" w:cs="Times New Roman"/>
+          <w:b/>
+          <w:bCs/>
+        </w:rPr>
+      </w:pPr>
+      <w:r>
+        <w:rPr>
+          <w:rFonts w:ascii="Times New Roman" w:hAnsi="Times New Roman" w:cs="Times New Roman"/>
+          <w:b/>
+          <w:bCs/>
+          <w:noProof/>
+        </w:rPr>
+        <w:drawing>
+          <wp:inline distT="0" distB="0" distL="0" distR="0" wp14:anchorId="441A3F6D" wp14:editId="10717ACC">
+            <wp:extent cx="4954082" cy="2999679"/>
+            <wp:effectExtent l="0" t="0" r="0" b="0"/>
+            <wp:docPr id="2006061721" name="Imagen 2"/>
+            <wp:cNvGraphicFramePr>
+              <a:graphicFrameLocks xmlns:a="http://schemas.openxmlformats.org/drawingml/2006/main" noChangeAspect="1"/>
+            </wp:cNvGraphicFramePr>
+            <a:graphic xmlns:a="http://schemas.openxmlformats.org/drawingml/2006/main">
+              <a:graphicData uri="http://schemas.openxmlformats.org/drawingml/2006/picture">
+                <pic:pic xmlns:pic="http://schemas.openxmlformats.org/drawingml/2006/picture">
+                  <pic:nvPicPr>
+                    <pic:cNvPr id="2006061721" name="Imagen 2006061721"/>
+                    <pic:cNvPicPr/>
+                  </pic:nvPicPr>
+                  <pic:blipFill>
+                    <a:blip r:embed="rId9" cstate="print">
+                      <a:extLst>
+                        <a:ext uri="{28A0092B-C50C-407E-A947-70E740481C1C}">
+                          <a14:useLocalDpi xmlns:a14="http://schemas.microsoft.com/office/drawing/2010/main" val="0"/>
+                        </a:ext>
+                      </a:extLst>
+                    </a:blip>
+                    <a:stretch>
+                      <a:fillRect/>
+                    </a:stretch>
+                  </pic:blipFill>
+                  <pic:spPr>
+                    <a:xfrm>
+                      <a:off x="0" y="0"/>
+                      <a:ext cx="5032999" cy="3047463"/>
+                    </a:xfrm>
+                    <a:prstGeom prst="rect">
+                      <a:avLst/>
+                    </a:prstGeom>
+                  </pic:spPr>
+                </pic:pic>
+              </a:graphicData>
+            </a:graphic>
+          </wp:inline>
+        </w:drawing>
+      </w:r>
+    </w:p>
+    <w:p>
+      <w:pPr>
+        <w:spacing w:line="276" w:lineRule="auto"/>
+        <w:ind w:left="720"/>
+        <w:jc w:val="center"/>
+        <w:rPr>
+          <w:rFonts w:ascii="Times New Roman" w:hAnsi="Times New Roman" w:cs="Times New Roman"/>
+        </w:rPr>
+      </w:pPr>
+      <w:r>
+        <w:rPr>
+          <w:rFonts w:ascii="Times New Roman" w:hAnsi="Times New Roman" w:cs="Times New Roman"/>
+          <w:b/>
+          <w:bCs/>
+        </w:rPr>
+        <w:t>Axioma de Kolmogorov y Rigor Metodológico:</w:t>
+      </w:r>
+      <w:r>
+        <w:rPr>
+          <w:rFonts w:ascii="Times New Roman" w:hAnsi="Times New Roman" w:cs="Times New Roman"/>
+        </w:rPr>
+        <w:t xml:space="preserve"> La función logística garantiza estrictamente que la medida de probabilidad pertenezca al intervalo </w:t>
+      </w:r>
+      <m:oMath>
+        <m:d>
+          <m:dPr>
+            <m:begChr m:val="["/>
+            <m:endChr m:val="]"/>
+            <m:ctrlPr>
+              <w:rPr>
+                <w:rFonts w:ascii="Cambria Math" w:hAnsi="Cambria Math" w:cs="Times New Roman"/>
+              </w:rPr>
+            </m:ctrlPr>
+          </m:dPr>
+          <m:e>
+            <m:r>
+              <w:rPr>
+                <w:rFonts w:ascii="Cambria Math" w:hAnsi="Cambria Math" w:cs="Times New Roman"/>
+              </w:rPr>
+              <m:t>0,1</m:t>
+            </m:r>
+          </m:e>
+        </m:d>
+      </m:oMath>
+      <w:r>
+        <w:rPr>
+          <w:rFonts w:ascii="Times New Roman" w:hAnsi="Times New Roman" w:cs="Times New Roman"/>
+        </w:rPr>
+        <w:t xml:space="preserve">, respetando las propiedades axiomatizadas de la teoría de probabilidad. Los resultados demuestran la no-linealidad del fenómeno: traspasar el valor de </w:t>
+      </w:r>
+      <m:oMath>
+        <m:r>
+          <m:rPr>
+            <m:nor/>
+          </m:rPr>
+          <w:rPr>
+            <w:rFonts w:ascii="Times New Roman" w:hAnsi="Times New Roman" w:cs="Times New Roman"/>
+          </w:rPr>
+          <m:t>IFA</m:t>
+        </m:r>
+        <m:r>
+          <w:rPr>
+            <w:rFonts w:ascii="Cambria Math" w:hAnsi="Cambria Math" w:cs="Times New Roman"/>
+          </w:rPr>
+          <m:t>=30.03</m:t>
+        </m:r>
+      </m:oMath>
+      <w:r>
+        <w:rPr>
+          <w:rFonts w:ascii="Times New Roman" w:hAnsi="Times New Roman" w:cs="Times New Roman"/>
+        </w:rPr>
+        <w:t xml:space="preserve"> acelera la pérdida de productividad de forma hiperbólica.</w:t>
+      </w:r>
+    </w:p>
+    <w:p>
+      <w:pPr>
+        <w:spacing w:line="276" w:lineRule="auto"/>
+        <w:ind w:left="720"/>
+        <w:jc w:val="center"/>
+        <w:rPr>
+          <w:rFonts w:ascii="Times New Roman" w:hAnsi="Times New Roman" w:cs="Times New Roman"/>
+          <w:b/>
+          <w:bCs/>
+        </w:rPr>
+      </w:pPr>
+      <w:r>
+        <w:rPr>
+          <w:rFonts w:ascii="Times New Roman" w:hAnsi="Times New Roman" w:cs="Times New Roman"/>
+          <w:b/>
+          <w:bCs/>
+        </w:rPr>
+        <w:t xml:space="preserve">8.4. Análisis Conductual por Cohortes Etarias y </w:t>
+      </w:r>
+      <w:r>
+        <w:rPr>
+          <w:rFonts w:ascii="Times New Roman" w:hAnsi="Times New Roman" w:cs="Times New Roman"/>
+          <w:b/>
+          <w:bCs/>
+        </w:rPr>
+        <w:t>Micro impulsos</w:t>
+      </w:r>
+    </w:p>
+    <w:p>
+      <w:pPr>
+        <w:spacing w:line="276" w:lineRule="auto"/>
+        <w:ind w:left="720"/>
+        <w:jc w:val="center"/>
+        <w:rPr>
+          <w:rFonts w:ascii="Times New Roman" w:hAnsi="Times New Roman" w:cs="Times New Roman"/>
+        </w:rPr>
+      </w:pPr>
+      <w:r>
+        <w:rPr>
+          <w:rFonts w:ascii="Times New Roman" w:hAnsi="Times New Roman" w:cs="Times New Roman"/>
+        </w:rPr>
+        <w:t>El análisis de micro-interrupciones e impulsos subcorticales (desbloqueos inconscientes de pantalla) permitió segmentar el comportamiento atencional según cohortes de edad dentro de la población universitaria.</w:t>
+      </w:r>
+    </w:p>
+    <w:p>
+      <w:pPr>
+        <w:spacing w:line="276" w:lineRule="auto"/>
+        <w:ind w:left="720"/>
+        <w:jc w:val="center"/>
+        <w:rPr>
+          <w:rFonts w:ascii="Times New Roman" w:hAnsi="Times New Roman" w:cs="Times New Roman"/>
+        </w:rPr>
+      </w:pPr>
+    </w:p>
+    <w:p>
+      <w:pPr>
+        <w:spacing w:line="276" w:lineRule="auto"/>
+        <w:ind w:left="720"/>
+        <w:jc w:val="center"/>
+        <w:rPr>
+          <w:rFonts w:ascii="Times New Roman" w:hAnsi="Times New Roman" w:cs="Times New Roman"/>
+          <w:b/>
+          <w:bCs/>
+        </w:rPr>
+      </w:pPr>
+      <w:r>
+        <w:rPr>
+          <w:rFonts w:ascii="Times New Roman" w:hAnsi="Times New Roman" w:cs="Times New Roman"/>
+          <w:b/>
+          <w:bCs/>
+        </w:rPr>
+        <w:t xml:space="preserve">8.4.1. Resistencia Atencional al </w:t>
+      </w:r>
+      <w:r>
+        <w:rPr>
+          <w:rFonts w:ascii="Times New Roman" w:hAnsi="Times New Roman" w:cs="Times New Roman"/>
+          <w:b/>
+          <w:bCs/>
+        </w:rPr>
+        <w:t>Micro impulso</w:t>
+      </w:r>
+      <w:r>
+        <w:rPr>
+          <w:rFonts w:ascii="Times New Roman" w:hAnsi="Times New Roman" w:cs="Times New Roman"/>
+          <w:b/>
+          <w:bCs/>
+        </w:rPr>
+        <w:t xml:space="preserve"> (Régimen Saturado)</w:t>
+      </w:r>
+    </w:p>
+    <w:p>
+      <w:pPr>
+        <w:spacing w:line="276" w:lineRule="auto"/>
+        <w:ind w:left="720"/>
+        <w:rPr>
+          <w:rFonts w:ascii="Times New Roman" w:hAnsi="Times New Roman" w:cs="Times New Roman"/>
+        </w:rPr>
+      </w:pPr>
+      <w:r>
+        <w:rPr>
+          <w:rFonts w:ascii="Times New Roman" w:hAnsi="Times New Roman" w:cs="Times New Roman"/>
+          <w:b/>
+          <w:bCs/>
+        </w:rPr>
+        <w:t>Menores de 20 años (</w:t>
+      </w:r>
+      <m:oMath>
+        <m:sSub>
+          <m:sSubPr>
+            <m:ctrlPr>
+              <w:rPr>
+                <w:rFonts w:ascii="Cambria Math" w:hAnsi="Cambria Math" w:cs="Times New Roman"/>
+              </w:rPr>
+            </m:ctrlPr>
+          </m:sSubPr>
+          <m:e>
+            <m:r>
+              <w:rPr>
+                <w:rFonts w:ascii="Cambria Math" w:hAnsi="Cambria Math" w:cs="Times New Roman"/>
+              </w:rPr>
+              <m:t>N</m:t>
+            </m:r>
+          </m:e>
+          <m:sub>
+            <m:r>
+              <w:rPr>
+                <w:rFonts w:ascii="Cambria Math" w:hAnsi="Cambria Math" w:cs="Times New Roman"/>
+              </w:rPr>
+              <m:t>&lt;20</m:t>
+            </m:r>
+          </m:sub>
+        </m:sSub>
+      </m:oMath>
+      <w:r>
+        <w:rPr>
+          <w:rFonts w:ascii="Times New Roman" w:hAnsi="Times New Roman" w:cs="Times New Roman"/>
+          <w:b/>
+          <w:bCs/>
+        </w:rPr>
+        <w:t>):</w:t>
+      </w:r>
+      <w:r>
+        <w:rPr>
+          <w:rFonts w:ascii="Times New Roman" w:hAnsi="Times New Roman" w:cs="Times New Roman"/>
+        </w:rPr>
+        <w:t xml:space="preserve"> Presentan una resistencia media de </w:t>
+      </w:r>
+      <w:r>
+        <w:rPr>
+          <w:rFonts w:ascii="Times New Roman" w:hAnsi="Times New Roman" w:cs="Times New Roman"/>
+          <w:b/>
+          <w:bCs/>
+        </w:rPr>
+        <w:t>7.59 minutos</w:t>
+      </w:r>
+      <w:r>
+        <w:rPr>
+          <w:rFonts w:ascii="Times New Roman" w:hAnsi="Times New Roman" w:cs="Times New Roman"/>
+        </w:rPr>
+        <w:t xml:space="preserve"> antes de ceder al primer </w:t>
+      </w:r>
+      <w:r>
+        <w:rPr>
+          <w:rFonts w:ascii="Times New Roman" w:hAnsi="Times New Roman" w:cs="Times New Roman"/>
+        </w:rPr>
+        <w:t>micro impulso</w:t>
+      </w:r>
+      <w:r>
+        <w:rPr>
+          <w:rFonts w:ascii="Times New Roman" w:hAnsi="Times New Roman" w:cs="Times New Roman"/>
+        </w:rPr>
+        <w:t xml:space="preserve"> de consulta de pantalla.</w:t>
+      </w:r>
+    </w:p>
+    <w:p>
+      <w:pPr>
+        <w:spacing w:line="276" w:lineRule="auto"/>
+        <w:ind w:left="720"/>
+        <w:rPr>
+          <w:rFonts w:ascii="Times New Roman" w:hAnsi="Times New Roman" w:cs="Times New Roman"/>
+        </w:rPr>
+      </w:pPr>
+      <w:r>
+        <w:rPr>
+          <w:rFonts w:ascii="Times New Roman" w:hAnsi="Times New Roman" w:cs="Times New Roman"/>
+          <w:b/>
+          <w:bCs/>
+        </w:rPr>
+        <w:t>Mayores o iguales a 22 años (</w:t>
+      </w:r>
+      <m:oMath>
+        <m:sSub>
+          <m:sSubPr>
+            <m:ctrlPr>
+              <w:rPr>
+                <w:rFonts w:ascii="Cambria Math" w:hAnsi="Cambria Math" w:cs="Times New Roman"/>
+              </w:rPr>
+            </m:ctrlPr>
+          </m:sSubPr>
+          <m:e>
+            <m:r>
+              <w:rPr>
+                <w:rFonts w:ascii="Cambria Math" w:hAnsi="Cambria Math" w:cs="Times New Roman"/>
+              </w:rPr>
+              <m:t>N</m:t>
+            </m:r>
+          </m:e>
+          <m:sub>
+            <m:r>
+              <w:rPr>
+                <w:rFonts w:ascii="Cambria Math" w:hAnsi="Cambria Math" w:cs="Times New Roman"/>
+              </w:rPr>
+              <m:t>≥22</m:t>
+            </m:r>
+          </m:sub>
+        </m:sSub>
+      </m:oMath>
+      <w:r>
+        <w:rPr>
+          <w:rFonts w:ascii="Times New Roman" w:hAnsi="Times New Roman" w:cs="Times New Roman"/>
+          <w:b/>
+          <w:bCs/>
+        </w:rPr>
+        <w:t>):</w:t>
+      </w:r>
+      <w:r>
+        <w:rPr>
+          <w:rFonts w:ascii="Times New Roman" w:hAnsi="Times New Roman" w:cs="Times New Roman"/>
+        </w:rPr>
+        <w:t xml:space="preserve"> Presentan una resistencia media de </w:t>
+      </w:r>
+      <w:r>
+        <w:rPr>
+          <w:rFonts w:ascii="Times New Roman" w:hAnsi="Times New Roman" w:cs="Times New Roman"/>
+          <w:b/>
+          <w:bCs/>
+        </w:rPr>
+        <w:t>7.22 minutos</w:t>
+      </w:r>
+      <w:r>
+        <w:rPr>
+          <w:rFonts w:ascii="Times New Roman" w:hAnsi="Times New Roman" w:cs="Times New Roman"/>
+        </w:rPr>
+        <w:t>.</w:t>
+      </w:r>
+    </w:p>
+    <w:p>
+      <w:pPr>
+        <w:spacing w:line="276" w:lineRule="auto"/>
+        <w:ind w:left="720"/>
+        <w:rPr>
+          <w:rFonts w:ascii="Times New Roman" w:hAnsi="Times New Roman" w:cs="Times New Roman"/>
+        </w:rPr>
+      </w:pPr>
+      <w:r>
+        <w:rPr>
+          <w:rFonts w:ascii="Times New Roman" w:hAnsi="Times New Roman" w:cs="Times New Roman"/>
+          <w:b/>
+          <w:bCs/>
+        </w:rPr>
+        <w:t>Diferencial Relativo:</w:t>
+      </w:r>
+      <w:r>
+        <w:rPr>
+          <w:rFonts w:ascii="Times New Roman" w:hAnsi="Times New Roman" w:cs="Times New Roman"/>
+        </w:rPr>
+        <w:t xml:space="preserve"> Los menores de 20 años sostienen la atención continua un </w:t>
+      </w:r>
+      <w:r>
+        <w:rPr>
+          <w:rFonts w:ascii="Times New Roman" w:hAnsi="Times New Roman" w:cs="Times New Roman"/>
+          <w:b/>
+          <w:bCs/>
+        </w:rPr>
+        <w:t>5.1% más de tiempo</w:t>
+      </w:r>
+      <w:r>
+        <w:rPr>
+          <w:rFonts w:ascii="Times New Roman" w:hAnsi="Times New Roman" w:cs="Times New Roman"/>
+        </w:rPr>
+        <w:t xml:space="preserve"> que los estudiantes de 22 años o más dentro del régimen saturado.</w:t>
+      </w:r>
+    </w:p>
+    <w:p>
+      <w:pPr>
+        <w:spacing w:line="276" w:lineRule="auto"/>
+        <w:ind w:left="720"/>
+        <w:jc w:val="center"/>
+        <w:rPr>
+          <w:rFonts w:ascii="Times New Roman" w:hAnsi="Times New Roman" w:cs="Times New Roman"/>
+        </w:rPr>
+      </w:pPr>
+      <w:r>
+        <w:rPr>
+          <w:rFonts w:ascii="Times New Roman" w:hAnsi="Times New Roman" w:cs="Times New Roman"/>
+        </w:rPr>
+        <w:t xml:space="preserve">Resistencia Media (&lt; 20 </w:t>
+      </w:r>
+      <w:r>
+        <w:rPr>
+          <w:rFonts w:ascii="Times New Roman" w:hAnsi="Times New Roman" w:cs="Times New Roman"/>
+        </w:rPr>
+        <w:t>años):</w:t>
+      </w:r>
+      <w:r>
+        <w:rPr>
+          <w:rFonts w:ascii="Times New Roman" w:hAnsi="Times New Roman" w:cs="Times New Roman"/>
+        </w:rPr>
+        <w:t xml:space="preserve"> [7.59 min</w:t>
+      </w:r>
+      <w:r>
+        <w:rPr>
+          <w:rFonts w:ascii="Times New Roman" w:hAnsi="Times New Roman" w:cs="Times New Roman"/>
+        </w:rPr>
+        <w:t>] |</w:t>
+      </w:r>
+      <w:r>
+        <w:rPr>
+          <w:rFonts w:ascii="Times New Roman" w:hAnsi="Times New Roman" w:cs="Times New Roman"/>
+        </w:rPr>
+        <w:t>====================|</w:t>
+      </w:r>
+    </w:p>
+    <w:p>
+      <w:pPr>
+        <w:spacing w:line="276" w:lineRule="auto"/>
+        <w:ind w:left="720"/>
+        <w:rPr>
+          <w:rFonts w:ascii="Times New Roman" w:hAnsi="Times New Roman" w:cs="Times New Roman"/>
+        </w:rPr>
+      </w:pPr>
+      <w:r>
+        <w:rPr>
+          <w:rFonts w:ascii="Times New Roman" w:hAnsi="Times New Roman" w:cs="Times New Roman"/>
+        </w:rPr>
+        <w:t xml:space="preserve">          </w:t>
+      </w:r>
+      <w:r>
+        <w:rPr>
+          <w:rFonts w:ascii="Times New Roman" w:hAnsi="Times New Roman" w:cs="Times New Roman"/>
+        </w:rPr>
+        <w:t xml:space="preserve">Resistencia Media (≥ 22 </w:t>
+      </w:r>
+      <w:r>
+        <w:rPr>
+          <w:rFonts w:ascii="Times New Roman" w:hAnsi="Times New Roman" w:cs="Times New Roman"/>
+        </w:rPr>
+        <w:t>años):</w:t>
+      </w:r>
+      <w:r>
+        <w:rPr>
+          <w:rFonts w:ascii="Times New Roman" w:hAnsi="Times New Roman" w:cs="Times New Roman"/>
+        </w:rPr>
+        <w:t xml:space="preserve"> [7.22 min</w:t>
+      </w:r>
+      <w:r>
+        <w:rPr>
+          <w:rFonts w:ascii="Times New Roman" w:hAnsi="Times New Roman" w:cs="Times New Roman"/>
+        </w:rPr>
+        <w:t>] |</w:t>
+      </w:r>
+      <w:r>
+        <w:rPr>
+          <w:rFonts w:ascii="Times New Roman" w:hAnsi="Times New Roman" w:cs="Times New Roman"/>
+        </w:rPr>
+        <w:t>==================|</w:t>
+      </w:r>
+    </w:p>
+    <w:p>
+      <w:pPr>
+        <w:spacing w:line="276" w:lineRule="auto"/>
+        <w:ind w:left="720"/>
+        <w:rPr>
+          <w:rFonts w:ascii="Times New Roman" w:hAnsi="Times New Roman" w:cs="Times New Roman"/>
+        </w:rPr>
+      </w:pPr>
+    </w:p>
+    <w:p>
+      <w:pPr>
+        <w:spacing w:line="276" w:lineRule="auto"/>
+        <w:ind w:left="720"/>
+        <w:jc w:val="center"/>
+        <w:rPr>
+          <w:rFonts w:ascii="Times New Roman" w:hAnsi="Times New Roman" w:cs="Times New Roman"/>
+        </w:rPr>
+      </w:pPr>
+      <w:r>
+        <w:rPr>
+          <w:rFonts w:ascii="Times New Roman" w:hAnsi="Times New Roman" w:cs="Times New Roman"/>
+          <w:b/>
+          <w:bCs/>
+        </w:rPr>
+        <w:t>Análisis de Hallazgo Contraintuitivo:</w:t>
+      </w:r>
+      <w:r>
+        <w:rPr>
+          <w:rFonts w:ascii="Times New Roman" w:hAnsi="Times New Roman" w:cs="Times New Roman"/>
+        </w:rPr>
+        <w:t xml:space="preserve"> Este resultado desmonta la hipótesis preconcebida de que las cohortes más jóvenes poseen intrínsecamente un peor control inhibitorio. En el contexto universitario, los estudiantes de mayor edad (</w:t>
+      </w:r>
+      <m:oMath>
+        <m:r>
+          <w:rPr>
+            <w:rFonts w:ascii="Cambria Math" w:hAnsi="Cambria Math" w:cs="Times New Roman"/>
+          </w:rPr>
+          <m:t>≥22</m:t>
+        </m:r>
+      </m:oMath>
+      <w:r>
+        <w:rPr>
+          <w:rFonts w:ascii="Times New Roman" w:hAnsi="Times New Roman" w:cs="Times New Roman"/>
+        </w:rPr>
+        <w:t xml:space="preserve"> años) enfrentan una mayor tasa de notificaciones de alta prioridad percibida (proyectos finales, pasantías, coordinación laboral), lo que incrementa la tasa de llegada de micro-impulsos. Sin embargo, en términos absolutos (una diferencia de solo 22 segundos), el resultado demuestra que </w:t>
+      </w:r>
+      <w:r>
+        <w:rPr>
+          <w:rFonts w:ascii="Times New Roman" w:hAnsi="Times New Roman" w:cs="Times New Roman"/>
+          <w:b/>
+          <w:bCs/>
+        </w:rPr>
+        <w:t>el Régimen Saturado ejerce un efecto nivelador de la fragmentación independiente de la edad dentro del rango 18–25 años</w:t>
+      </w:r>
+      <w:r>
+        <w:rPr>
+          <w:rFonts w:ascii="Times New Roman" w:hAnsi="Times New Roman" w:cs="Times New Roman"/>
+        </w:rPr>
+        <w:t>.</w:t>
+      </w:r>
+    </w:p>
+    <w:p>
+      <w:pPr>
+        <w:spacing w:line="276" w:lineRule="auto"/>
+        <w:ind w:left="720"/>
+        <w:jc w:val="center"/>
+        <w:rPr>
+          <w:rFonts w:ascii="Times New Roman" w:hAnsi="Times New Roman" w:cs="Times New Roman"/>
+          <w:b/>
+          <w:bCs/>
+        </w:rPr>
+      </w:pPr>
+      <w:r>
+        <w:rPr>
+          <w:rFonts w:ascii="Times New Roman" w:hAnsi="Times New Roman" w:cs="Times New Roman"/>
+          <w:b/>
+          <w:bCs/>
+        </w:rPr>
+        <w:t>8.4.2. Prevalencia de Fragmentación Extrema</w:t>
+      </w:r>
+    </w:p>
+    <w:p>
+      <w:pPr>
+        <w:spacing w:line="276" w:lineRule="auto"/>
+        <w:ind w:left="720"/>
+        <w:rPr>
+          <w:rFonts w:ascii="Times New Roman" w:hAnsi="Times New Roman" w:cs="Times New Roman"/>
+        </w:rPr>
+      </w:pPr>
+      <w:r>
+        <w:rPr>
+          <w:rFonts w:ascii="Times New Roman" w:hAnsi="Times New Roman" w:cs="Times New Roman"/>
+          <w:b/>
+          <w:bCs/>
+        </w:rPr>
+        <w:t>El 4.4% de la población estudiantil total</w:t>
+      </w:r>
+      <w:r>
+        <w:rPr>
+          <w:rFonts w:ascii="Times New Roman" w:hAnsi="Times New Roman" w:cs="Times New Roman"/>
+        </w:rPr>
+        <w:t xml:space="preserve"> opera con ventanas atencionales continuas </w:t>
+      </w:r>
+      <w:r>
+        <w:rPr>
+          <w:rFonts w:ascii="Times New Roman" w:hAnsi="Times New Roman" w:cs="Times New Roman"/>
+          <w:b/>
+          <w:bCs/>
+        </w:rPr>
+        <w:t>menores a 5 minutos</w:t>
+      </w:r>
+      <w:r>
+        <w:rPr>
+          <w:rFonts w:ascii="Times New Roman" w:hAnsi="Times New Roman" w:cs="Times New Roman"/>
+        </w:rPr>
+        <w:t>, situándose en un estado de fragmentación cognitiva severa e ininterrumpida durante sus horas de vigilia.</w:t>
+      </w:r>
+    </w:p>
+    <w:p>
+      <w:pPr>
+        <w:spacing w:line="276" w:lineRule="auto"/>
+        <w:ind w:left="720"/>
+        <w:jc w:val="center"/>
+        <w:rPr>
+          <w:rFonts w:ascii="Times New Roman" w:hAnsi="Times New Roman" w:cs="Times New Roman"/>
+          <w:b/>
+          <w:bCs/>
+        </w:rPr>
+      </w:pPr>
+      <w:r>
+        <w:rPr>
+          <w:rFonts w:ascii="Times New Roman" w:hAnsi="Times New Roman" w:cs="Times New Roman"/>
+          <w:b/>
+          <w:bCs/>
+        </w:rPr>
+        <w:t>8.5. Síntesis de Hallazgos Principales de la Sección</w:t>
+      </w:r>
+    </w:p>
+    <w:p>
+      <w:pPr>
+        <w:spacing w:line="276" w:lineRule="auto"/>
+        <w:ind w:left="720"/>
+        <w:rPr>
+          <w:rFonts w:ascii="Times New Roman" w:hAnsi="Times New Roman" w:cs="Times New Roman"/>
+        </w:rPr>
+      </w:pPr>
+      <w:r>
+        <w:rPr>
+          <w:rFonts w:ascii="Times New Roman" w:hAnsi="Times New Roman" w:cs="Times New Roman"/>
+          <w:b/>
+          <w:bCs/>
+        </w:rPr>
+        <w:t>Decaimiento de la Estabilidad:</w:t>
+      </w:r>
+      <w:r>
+        <w:rPr>
+          <w:rFonts w:ascii="Times New Roman" w:hAnsi="Times New Roman" w:cs="Times New Roman"/>
+        </w:rPr>
+        <w:t xml:space="preserve"> El tiempo de vida medio del foco cae de </w:t>
+      </w:r>
+      <w:r>
+        <w:rPr>
+          <w:rFonts w:ascii="Times New Roman" w:hAnsi="Times New Roman" w:cs="Times New Roman"/>
+          <w:b/>
+          <w:bCs/>
+        </w:rPr>
+        <w:t>8.39 a 6.20 minutos</w:t>
+      </w:r>
+      <w:r>
+        <w:rPr>
+          <w:rFonts w:ascii="Times New Roman" w:hAnsi="Times New Roman" w:cs="Times New Roman"/>
+        </w:rPr>
+        <w:t xml:space="preserve"> (</w:t>
+      </w:r>
+      <m:oMath>
+        <m:r>
+          <w:rPr>
+            <w:rFonts w:ascii="Cambria Math" w:hAnsi="Cambria Math" w:cs="Times New Roman"/>
+          </w:rPr>
+          <m:t>-26.0%</m:t>
+        </m:r>
+      </m:oMath>
+      <w:r>
+        <w:rPr>
+          <w:rFonts w:ascii="Times New Roman" w:hAnsi="Times New Roman" w:cs="Times New Roman"/>
+        </w:rPr>
+        <w:t>) al cruzar el umbral saturado.</w:t>
+      </w:r>
+    </w:p>
+    <w:p>
+      <w:pPr>
+        <w:spacing w:line="276" w:lineRule="auto"/>
+        <w:ind w:left="720"/>
+        <w:rPr>
+          <w:rFonts w:ascii="Times New Roman" w:hAnsi="Times New Roman" w:cs="Times New Roman"/>
+        </w:rPr>
+      </w:pPr>
+      <w:r>
+        <w:rPr>
+          <w:rFonts w:ascii="Times New Roman" w:hAnsi="Times New Roman" w:cs="Times New Roman"/>
+          <w:b/>
+          <w:bCs/>
+        </w:rPr>
+        <w:t>Divergencia Atencional:</w:t>
+      </w:r>
+      <w:r>
+        <w:rPr>
+          <w:rFonts w:ascii="Times New Roman" w:hAnsi="Times New Roman" w:cs="Times New Roman"/>
+        </w:rPr>
+        <w:t xml:space="preserve"> Las interrupciones cada </w:t>
+      </w:r>
+      <m:oMath>
+        <m:r>
+          <w:rPr>
+            <w:rFonts w:ascii="Cambria Math" w:hAnsi="Cambria Math" w:cs="Times New Roman"/>
+          </w:rPr>
+          <m:t>8.95</m:t>
+        </m:r>
+        <m:r>
+          <m:rPr>
+            <m:nor/>
+          </m:rPr>
+          <w:rPr>
+            <w:rFonts w:ascii="Times New Roman" w:hAnsi="Times New Roman" w:cs="Times New Roman"/>
+          </w:rPr>
+          <m:t> min</m:t>
+        </m:r>
+      </m:oMath>
+      <w:r>
+        <w:rPr>
+          <w:rFonts w:ascii="Times New Roman" w:hAnsi="Times New Roman" w:cs="Times New Roman"/>
+        </w:rPr>
+        <w:t xml:space="preserve"> provocan una acumulación de residuo cognitivo de </w:t>
+      </w:r>
+      <w:r>
+        <w:rPr>
+          <w:rFonts w:ascii="Times New Roman" w:hAnsi="Times New Roman" w:cs="Times New Roman"/>
+          <w:b/>
+          <w:bCs/>
+        </w:rPr>
+        <w:t>32.15 h/día equivalentes</w:t>
+      </w:r>
+      <w:r>
+        <w:rPr>
+          <w:rFonts w:ascii="Times New Roman" w:hAnsi="Times New Roman" w:cs="Times New Roman"/>
+        </w:rPr>
+        <w:t>, imposibilitando el procesamiento secuencial en memoria de trabajo.</w:t>
+      </w:r>
+    </w:p>
+    <w:p>
+      <w:pPr>
+        <w:spacing w:line="276" w:lineRule="auto"/>
+        <w:ind w:left="720"/>
+        <w:rPr>
+          <w:rFonts w:ascii="Times New Roman" w:hAnsi="Times New Roman" w:cs="Times New Roman"/>
+        </w:rPr>
+      </w:pPr>
+      <w:r>
+        <w:rPr>
+          <w:rFonts w:ascii="Times New Roman" w:hAnsi="Times New Roman" w:cs="Times New Roman"/>
+          <w:b/>
+          <w:bCs/>
+        </w:rPr>
+        <w:t>Punto de Ruina:</w:t>
+      </w:r>
+      <w:r>
+        <w:rPr>
+          <w:rFonts w:ascii="Times New Roman" w:hAnsi="Times New Roman" w:cs="Times New Roman"/>
+        </w:rPr>
+        <w:t xml:space="preserve"> A un </w:t>
+      </w:r>
+      <m:oMath>
+        <m:r>
+          <m:rPr>
+            <m:nor/>
+          </m:rPr>
+          <w:rPr>
+            <w:rFonts w:ascii="Times New Roman" w:hAnsi="Times New Roman" w:cs="Times New Roman"/>
+          </w:rPr>
+          <m:t>IFA</m:t>
+        </m:r>
+        <m:r>
+          <w:rPr>
+            <w:rFonts w:ascii="Cambria Math" w:hAnsi="Cambria Math" w:cs="Times New Roman"/>
+          </w:rPr>
+          <m:t>=10</m:t>
+        </m:r>
+      </m:oMath>
+      <w:r>
+        <w:rPr>
+          <w:rFonts w:ascii="Times New Roman" w:hAnsi="Times New Roman" w:cs="Times New Roman"/>
+        </w:rPr>
+        <w:t xml:space="preserve">, la probabilidad de éxito es del </w:t>
+      </w:r>
+      <w:r>
+        <w:rPr>
+          <w:rFonts w:ascii="Times New Roman" w:hAnsi="Times New Roman" w:cs="Times New Roman"/>
+          <w:b/>
+          <w:bCs/>
+        </w:rPr>
+        <w:t>98.4%</w:t>
+      </w:r>
+      <w:r>
+        <w:rPr>
+          <w:rFonts w:ascii="Times New Roman" w:hAnsi="Times New Roman" w:cs="Times New Roman"/>
+        </w:rPr>
+        <w:t xml:space="preserve">; a </w:t>
+      </w:r>
+      <m:oMath>
+        <m:r>
+          <m:rPr>
+            <m:nor/>
+          </m:rPr>
+          <w:rPr>
+            <w:rFonts w:ascii="Times New Roman" w:hAnsi="Times New Roman" w:cs="Times New Roman"/>
+          </w:rPr>
+          <m:t>IFA</m:t>
+        </m:r>
+        <m:r>
+          <w:rPr>
+            <w:rFonts w:ascii="Cambria Math" w:hAnsi="Cambria Math" w:cs="Times New Roman"/>
+          </w:rPr>
+          <m:t>=30.03</m:t>
+        </m:r>
+      </m:oMath>
+      <w:r>
+        <w:rPr>
+          <w:rFonts w:ascii="Times New Roman" w:hAnsi="Times New Roman" w:cs="Times New Roman"/>
+        </w:rPr>
+        <w:t xml:space="preserve">, cae al </w:t>
+      </w:r>
+      <w:r>
+        <w:rPr>
+          <w:rFonts w:ascii="Times New Roman" w:hAnsi="Times New Roman" w:cs="Times New Roman"/>
+          <w:b/>
+          <w:bCs/>
+        </w:rPr>
+        <w:t>37.0%</w:t>
+      </w:r>
+      <w:r>
+        <w:rPr>
+          <w:rFonts w:ascii="Times New Roman" w:hAnsi="Times New Roman" w:cs="Times New Roman"/>
+        </w:rPr>
+        <w:t xml:space="preserve">; y a </w:t>
+      </w:r>
+      <m:oMath>
+        <m:r>
+          <m:rPr>
+            <m:nor/>
+          </m:rPr>
+          <w:rPr>
+            <w:rFonts w:ascii="Times New Roman" w:hAnsi="Times New Roman" w:cs="Times New Roman"/>
+          </w:rPr>
+          <m:t>IFA</m:t>
+        </m:r>
+        <m:r>
+          <w:rPr>
+            <w:rFonts w:ascii="Cambria Math" w:hAnsi="Cambria Math" w:cs="Times New Roman"/>
+          </w:rPr>
+          <m:t>=50</m:t>
+        </m:r>
+      </m:oMath>
+      <w:r>
+        <w:rPr>
+          <w:rFonts w:ascii="Times New Roman" w:hAnsi="Times New Roman" w:cs="Times New Roman"/>
+        </w:rPr>
+        <w:t xml:space="preserve">, se reduce al </w:t>
+      </w:r>
+      <w:r>
+        <w:rPr>
+          <w:rFonts w:ascii="Times New Roman" w:hAnsi="Times New Roman" w:cs="Times New Roman"/>
+          <w:b/>
+          <w:bCs/>
+        </w:rPr>
+        <w:t>0.6%</w:t>
+      </w:r>
+      <w:r>
+        <w:rPr>
+          <w:rFonts w:ascii="Times New Roman" w:hAnsi="Times New Roman" w:cs="Times New Roman"/>
+        </w:rPr>
+        <w:t>.</w:t>
+      </w:r>
+    </w:p>
+    <w:p>
+      <w:pPr>
+        <w:spacing w:line="276" w:lineRule="auto"/>
+        <w:ind w:left="720"/>
+        <w:rPr>
+          <w:rFonts w:ascii="Times New Roman" w:hAnsi="Times New Roman" w:cs="Times New Roman"/>
+        </w:rPr>
+      </w:pPr>
+      <w:r>
+        <w:rPr>
+          <w:rFonts w:ascii="Times New Roman" w:hAnsi="Times New Roman" w:cs="Times New Roman"/>
+          <w:b/>
+          <w:bCs/>
+        </w:rPr>
+        <w:t>Homogeneidad del Colapso:</w:t>
+      </w:r>
+      <w:r>
+        <w:rPr>
+          <w:rFonts w:ascii="Times New Roman" w:hAnsi="Times New Roman" w:cs="Times New Roman"/>
+        </w:rPr>
+        <w:t xml:space="preserve"> La ventana de resistencia antes del micro-desbloqueo oscila en una estrecha franja de </w:t>
+      </w:r>
+      <w:r>
+        <w:rPr>
+          <w:rFonts w:ascii="Times New Roman" w:hAnsi="Times New Roman" w:cs="Times New Roman"/>
+          <w:b/>
+          <w:bCs/>
+        </w:rPr>
+        <w:t>7.22 a 7.59 minutos</w:t>
+      </w:r>
+      <w:r>
+        <w:rPr>
+          <w:rFonts w:ascii="Times New Roman" w:hAnsi="Times New Roman" w:cs="Times New Roman"/>
+        </w:rPr>
+        <w:t xml:space="preserve"> en todas las edades estudiadas, ratificando la dominancia de las dinámicas de interfaz sobre los factores demográficos individuales.</w:t>
+      </w:r>
+    </w:p>
+    <w:p>
+      <w:pPr>
+        <w:spacing w:line="276" w:lineRule="auto"/>
+        <w:rPr>
+          <w:rFonts w:ascii="Times New Roman" w:hAnsi="Times New Roman" w:cs="Times New Roman"/>
+        </w:rPr>
+      </w:pPr>
+    </w:p>
     <w:sectPr>
-      <w:footerReference w:type="default" r:id="rId8"/>
+      <w:footerReference w:type="default" r:id="rId10"/>
       <w:pgSz w:w="12240" w:h="15840"/>
       <w:pgMar w:top="1417" w:right="1701" w:bottom="1417" w:left="1701" w:header="708" w:footer="708" w:gutter="0"/>
       <w:cols w:space="708"/>
@@ -15515,6 +17653,155 @@
     </w:lvl>
   </w:abstractNum>
   <w:abstractNum w:abstractNumId="4" w15:restartNumberingAfterBreak="0">
+    <w:nsid w:val="0B52711D"/>
+    <w:multiLevelType w:val="multilevel"/>
+    <w:tmpl w:val="749041A6"/>
+    <w:lvl w:ilvl="0">
+      <w:start w:val="1"/>
+      <w:numFmt w:val="bullet"/>
+      <w:lvlText w:val=""/>
+      <w:lvlJc w:val="left"/>
+      <w:pPr>
+        <w:tabs>
+          <w:tab w:val="num" w:pos="720"/>
+        </w:tabs>
+        <w:ind w:left="720" w:hanging="360"/>
+      </w:pPr>
+      <w:rPr>
+        <w:rFonts w:ascii="Symbol" w:hAnsi="Symbol" w:hint="default"/>
+        <w:sz w:val="20"/>
+      </w:rPr>
+    </w:lvl>
+    <w:lvl w:ilvl="1" w:tentative="1">
+      <w:start w:val="1"/>
+      <w:numFmt w:val="bullet"/>
+      <w:lvlText w:val="o"/>
+      <w:lvlJc w:val="left"/>
+      <w:pPr>
+        <w:tabs>
+          <w:tab w:val="num" w:pos="1440"/>
+        </w:tabs>
+        <w:ind w:left="1440" w:hanging="360"/>
+      </w:pPr>
+      <w:rPr>
+        <w:rFonts w:ascii="Courier New" w:hAnsi="Courier New" w:hint="default"/>
+        <w:sz w:val="20"/>
+      </w:rPr>
+    </w:lvl>
+    <w:lvl w:ilvl="2" w:tentative="1">
+      <w:start w:val="1"/>
+      <w:numFmt w:val="bullet"/>
+      <w:lvlText w:val=""/>
+      <w:lvlJc w:val="left"/>
+      <w:pPr>
+        <w:tabs>
+          <w:tab w:val="num" w:pos="2160"/>
+        </w:tabs>
+        <w:ind w:left="2160" w:hanging="360"/>
+      </w:pPr>
+      <w:rPr>
+        <w:rFonts w:ascii="Wingdings" w:hAnsi="Wingdings" w:hint="default"/>
+        <w:sz w:val="20"/>
+      </w:rPr>
+    </w:lvl>
+    <w:lvl w:ilvl="3" w:tentative="1">
+      <w:start w:val="1"/>
+      <w:numFmt w:val="bullet"/>
+      <w:lvlText w:val=""/>
+      <w:lvlJc w:val="left"/>
+      <w:pPr>
+        <w:tabs>
+          <w:tab w:val="num" w:pos="2880"/>
+        </w:tabs>
+        <w:ind w:left="2880" w:hanging="360"/>
+      </w:pPr>
+      <w:rPr>
+        <w:rFonts w:ascii="Wingdings" w:hAnsi="Wingdings" w:hint="default"/>
+        <w:sz w:val="20"/>
+      </w:rPr>
+    </w:lvl>
+    <w:lvl w:ilvl="4" w:tentative="1">
+      <w:start w:val="1"/>
+      <w:numFmt w:val="bullet"/>
+      <w:lvlText w:val=""/>
+      <w:lvlJc w:val="left"/>
+      <w:pPr>
+        <w:tabs>
+          <w:tab w:val="num" w:pos="3600"/>
+        </w:tabs>
+        <w:ind w:left="3600" w:hanging="360"/>
+      </w:pPr>
+      <w:rPr>
+        <w:rFonts w:ascii="Wingdings" w:hAnsi="Wingdings" w:hint="default"/>
+        <w:sz w:val="20"/>
+      </w:rPr>
+    </w:lvl>
+    <w:lvl w:ilvl="5" w:tentative="1">
+      <w:start w:val="1"/>
+      <w:numFmt w:val="bullet"/>
+      <w:lvlText w:val=""/>
+      <w:lvlJc w:val="left"/>
+      <w:pPr>
+        <w:tabs>
+          <w:tab w:val="num" w:pos="4320"/>
+        </w:tabs>
+        <w:ind w:left="4320" w:hanging="360"/>
+      </w:pPr>
+      <w:rPr>
+        <w:rFonts w:ascii="Wingdings" w:hAnsi="Wingdings" w:hint="default"/>
+        <w:sz w:val="20"/>
+      </w:rPr>
+    </w:lvl>
+    <w:lvl w:ilvl="6" w:tentative="1">
+      <w:start w:val="1"/>
+      <w:numFmt w:val="bullet"/>
+      <w:lvlText w:val=""/>
+      <w:lvlJc w:val="left"/>
+      <w:pPr>
+        <w:tabs>
+          <w:tab w:val="num" w:pos="5040"/>
+        </w:tabs>
+        <w:ind w:left="5040" w:hanging="360"/>
+      </w:pPr>
+      <w:rPr>
+        <w:rFonts w:ascii="Wingdings" w:hAnsi="Wingdings" w:hint="default"/>
+        <w:sz w:val="20"/>
+      </w:rPr>
+    </w:lvl>
+    <w:lvl w:ilvl="7" w:tentative="1">
+      <w:start w:val="1"/>
+      <w:numFmt w:val="bullet"/>
+      <w:lvlText w:val=""/>
+      <w:lvlJc w:val="left"/>
+      <w:pPr>
+        <w:tabs>
+          <w:tab w:val="num" w:pos="5760"/>
+        </w:tabs>
+        <w:ind w:left="5760" w:hanging="360"/>
+      </w:pPr>
+      <w:rPr>
+        <w:rFonts w:ascii="Wingdings" w:hAnsi="Wingdings" w:hint="default"/>
+        <w:sz w:val="20"/>
+      </w:rPr>
+    </w:lvl>
+    <w:lvl w:ilvl="8" w:tentative="1">
+      <w:start w:val="1"/>
+      <w:numFmt w:val="bullet"/>
+      <w:lvlText w:val=""/>
+      <w:lvlJc w:val="left"/>
+      <w:pPr>
+        <w:tabs>
+          <w:tab w:val="num" w:pos="6480"/>
+        </w:tabs>
+        <w:ind w:left="6480" w:hanging="360"/>
+      </w:pPr>
+      <w:rPr>
+        <w:rFonts w:ascii="Wingdings" w:hAnsi="Wingdings" w:hint="default"/>
+        <w:sz w:val="20"/>
+      </w:rPr>
+    </w:lvl>
+  </w:abstractNum>
+  <w:abstractNum w:abstractNumId="5" w15:restartNumberingAfterBreak="0">
     <w:nsid w:val="0EB30F21"/>
     <w:multiLevelType w:val="multilevel"/>
     <w:tmpl w:val="43EC1A78"/>
@@ -15627,7 +17914,7 @@
       </w:pPr>
     </w:lvl>
   </w:abstractNum>
-  <w:abstractNum w:abstractNumId="5" w15:restartNumberingAfterBreak="0">
+  <w:abstractNum w:abstractNumId="6" w15:restartNumberingAfterBreak="0">
     <w:nsid w:val="130735C1"/>
     <w:multiLevelType w:val="multilevel"/>
     <w:tmpl w:val="F13ABD6E"/>
@@ -15776,7 +18063,7 @@
       </w:rPr>
     </w:lvl>
   </w:abstractNum>
-  <w:abstractNum w:abstractNumId="6" w15:restartNumberingAfterBreak="0">
+  <w:abstractNum w:abstractNumId="7" w15:restartNumberingAfterBreak="0">
     <w:nsid w:val="17F716E0"/>
     <w:multiLevelType w:val="multilevel"/>
     <w:tmpl w:val="AB100496"/>
@@ -15925,7 +18212,7 @@
       </w:rPr>
     </w:lvl>
   </w:abstractNum>
-  <w:abstractNum w:abstractNumId="7" w15:restartNumberingAfterBreak="0">
+  <w:abstractNum w:abstractNumId="8" w15:restartNumberingAfterBreak="0">
     <w:nsid w:val="18A80791"/>
     <w:multiLevelType w:val="hybridMultilevel"/>
     <w:tmpl w:val="3FAAB240"/>
@@ -16016,7 +18303,7 @@
       </w:pPr>
     </w:lvl>
   </w:abstractNum>
-  <w:abstractNum w:abstractNumId="8" w15:restartNumberingAfterBreak="0">
+  <w:abstractNum w:abstractNumId="9" w15:restartNumberingAfterBreak="0">
     <w:nsid w:val="1AB25569"/>
     <w:multiLevelType w:val="multilevel"/>
     <w:tmpl w:val="AD22791E"/>
@@ -16165,7 +18452,7 @@
       </w:rPr>
     </w:lvl>
   </w:abstractNum>
-  <w:abstractNum w:abstractNumId="9" w15:restartNumberingAfterBreak="0">
+  <w:abstractNum w:abstractNumId="10" w15:restartNumberingAfterBreak="0">
     <w:nsid w:val="1EC81CE9"/>
     <w:multiLevelType w:val="multilevel"/>
     <w:tmpl w:val="A8A6624C"/>
@@ -16314,7 +18601,269 @@
       </w:rPr>
     </w:lvl>
   </w:abstractNum>
-  <w:abstractNum w:abstractNumId="10" w15:restartNumberingAfterBreak="0">
+  <w:abstractNum w:abstractNumId="11" w15:restartNumberingAfterBreak="0">
+    <w:nsid w:val="22787E46"/>
+    <w:multiLevelType w:val="multilevel"/>
+    <w:tmpl w:val="2B6661BA"/>
+    <w:lvl w:ilvl="0">
+      <w:start w:val="1"/>
+      <w:numFmt w:val="bullet"/>
+      <w:lvlText w:val=""/>
+      <w:lvlJc w:val="left"/>
+      <w:pPr>
+        <w:tabs>
+          <w:tab w:val="num" w:pos="720"/>
+        </w:tabs>
+        <w:ind w:left="720" w:hanging="360"/>
+      </w:pPr>
+      <w:rPr>
+        <w:rFonts w:ascii="Symbol" w:hAnsi="Symbol" w:hint="default"/>
+        <w:sz w:val="20"/>
+      </w:rPr>
+    </w:lvl>
+    <w:lvl w:ilvl="1" w:tentative="1">
+      <w:start w:val="1"/>
+      <w:numFmt w:val="bullet"/>
+      <w:lvlText w:val="o"/>
+      <w:lvlJc w:val="left"/>
+      <w:pPr>
+        <w:tabs>
+          <w:tab w:val="num" w:pos="1440"/>
+        </w:tabs>
+        <w:ind w:left="1440" w:hanging="360"/>
+      </w:pPr>
+      <w:rPr>
+        <w:rFonts w:ascii="Courier New" w:hAnsi="Courier New" w:hint="default"/>
+        <w:sz w:val="20"/>
+      </w:rPr>
+    </w:lvl>
+    <w:lvl w:ilvl="2" w:tentative="1">
+      <w:start w:val="1"/>
+      <w:numFmt w:val="bullet"/>
+      <w:lvlText w:val=""/>
+      <w:lvlJc w:val="left"/>
+      <w:pPr>
+        <w:tabs>
+          <w:tab w:val="num" w:pos="2160"/>
+        </w:tabs>
+        <w:ind w:left="2160" w:hanging="360"/>
+      </w:pPr>
+      <w:rPr>
+        <w:rFonts w:ascii="Wingdings" w:hAnsi="Wingdings" w:hint="default"/>
+        <w:sz w:val="20"/>
+      </w:rPr>
+    </w:lvl>
+    <w:lvl w:ilvl="3" w:tentative="1">
+      <w:start w:val="1"/>
+      <w:numFmt w:val="bullet"/>
+      <w:lvlText w:val=""/>
+      <w:lvlJc w:val="left"/>
+      <w:pPr>
+        <w:tabs>
+          <w:tab w:val="num" w:pos="2880"/>
+        </w:tabs>
+        <w:ind w:left="2880" w:hanging="360"/>
+      </w:pPr>
+      <w:rPr>
+        <w:rFonts w:ascii="Wingdings" w:hAnsi="Wingdings" w:hint="default"/>
+        <w:sz w:val="20"/>
+      </w:rPr>
+    </w:lvl>
+    <w:lvl w:ilvl="4" w:tentative="1">
+      <w:start w:val="1"/>
+      <w:numFmt w:val="bullet"/>
+      <w:lvlText w:val=""/>
+      <w:lvlJc w:val="left"/>
+      <w:pPr>
+        <w:tabs>
+          <w:tab w:val="num" w:pos="3600"/>
+        </w:tabs>
+        <w:ind w:left="3600" w:hanging="360"/>
+      </w:pPr>
+      <w:rPr>
+        <w:rFonts w:ascii="Wingdings" w:hAnsi="Wingdings" w:hint="default"/>
+        <w:sz w:val="20"/>
+      </w:rPr>
+    </w:lvl>
+    <w:lvl w:ilvl="5" w:tentative="1">
+      <w:start w:val="1"/>
+      <w:numFmt w:val="bullet"/>
+      <w:lvlText w:val=""/>
+      <w:lvlJc w:val="left"/>
+      <w:pPr>
+        <w:tabs>
+          <w:tab w:val="num" w:pos="4320"/>
+        </w:tabs>
+        <w:ind w:left="4320" w:hanging="360"/>
+      </w:pPr>
+      <w:rPr>
+        <w:rFonts w:ascii="Wingdings" w:hAnsi="Wingdings" w:hint="default"/>
+        <w:sz w:val="20"/>
+      </w:rPr>
+    </w:lvl>
+    <w:lvl w:ilvl="6" w:tentative="1">
+      <w:start w:val="1"/>
+      <w:numFmt w:val="bullet"/>
+      <w:lvlText w:val=""/>
+      <w:lvlJc w:val="left"/>
+      <w:pPr>
+        <w:tabs>
+          <w:tab w:val="num" w:pos="5040"/>
+        </w:tabs>
+        <w:ind w:left="5040" w:hanging="360"/>
+      </w:pPr>
+      <w:rPr>
+        <w:rFonts w:ascii="Wingdings" w:hAnsi="Wingdings" w:hint="default"/>
+        <w:sz w:val="20"/>
+      </w:rPr>
+    </w:lvl>
+    <w:lvl w:ilvl="7" w:tentative="1">
+      <w:start w:val="1"/>
+      <w:numFmt w:val="bullet"/>
+      <w:lvlText w:val=""/>
+      <w:lvlJc w:val="left"/>
+      <w:pPr>
+        <w:tabs>
+          <w:tab w:val="num" w:pos="5760"/>
+        </w:tabs>
+        <w:ind w:left="5760" w:hanging="360"/>
+      </w:pPr>
+      <w:rPr>
+        <w:rFonts w:ascii="Wingdings" w:hAnsi="Wingdings" w:hint="default"/>
+        <w:sz w:val="20"/>
+      </w:rPr>
+    </w:lvl>
+    <w:lvl w:ilvl="8" w:tentative="1">
+      <w:start w:val="1"/>
+      <w:numFmt w:val="bullet"/>
+      <w:lvlText w:val=""/>
+      <w:lvlJc w:val="left"/>
+      <w:pPr>
+        <w:tabs>
+          <w:tab w:val="num" w:pos="6480"/>
+        </w:tabs>
+        <w:ind w:left="6480" w:hanging="360"/>
+      </w:pPr>
+      <w:rPr>
+        <w:rFonts w:ascii="Wingdings" w:hAnsi="Wingdings" w:hint="default"/>
+        <w:sz w:val="20"/>
+      </w:rPr>
+    </w:lvl>
+  </w:abstractNum>
+  <w:abstractNum w:abstractNumId="12" w15:restartNumberingAfterBreak="0">
+    <w:nsid w:val="23FD58D2"/>
+    <w:multiLevelType w:val="multilevel"/>
+    <w:tmpl w:val="6DE6B43E"/>
+    <w:lvl w:ilvl="0">
+      <w:start w:val="1"/>
+      <w:numFmt w:val="decimal"/>
+      <w:lvlText w:val="%1."/>
+      <w:lvlJc w:val="left"/>
+      <w:pPr>
+        <w:tabs>
+          <w:tab w:val="num" w:pos="720"/>
+        </w:tabs>
+        <w:ind w:left="720" w:hanging="360"/>
+      </w:pPr>
+    </w:lvl>
+    <w:lvl w:ilvl="1" w:tentative="1">
+      <w:start w:val="1"/>
+      <w:numFmt w:val="decimal"/>
+      <w:lvlText w:val="%2."/>
+      <w:lvlJc w:val="left"/>
+      <w:pPr>
+        <w:tabs>
+          <w:tab w:val="num" w:pos="1440"/>
+        </w:tabs>
+        <w:ind w:left="1440" w:hanging="360"/>
+      </w:pPr>
+    </w:lvl>
+    <w:lvl w:ilvl="2" w:tentative="1">
+      <w:start w:val="1"/>
+      <w:numFmt w:val="decimal"/>
+      <w:lvlText w:val="%3."/>
+      <w:lvlJc w:val="left"/>
+      <w:pPr>
+        <w:tabs>
+          <w:tab w:val="num" w:pos="2160"/>
+        </w:tabs>
+        <w:ind w:left="2160" w:hanging="360"/>
+      </w:pPr>
+    </w:lvl>
+    <w:lvl w:ilvl="3" w:tentative="1">
+      <w:start w:val="1"/>
+      <w:numFmt w:val="decimal"/>
+      <w:lvlText w:val="%4."/>
+      <w:lvlJc w:val="left"/>
+      <w:pPr>
+        <w:tabs>
+          <w:tab w:val="num" w:pos="2880"/>
+        </w:tabs>
+        <w:ind w:left="2880" w:hanging="360"/>
+      </w:pPr>
+    </w:lvl>
+    <w:lvl w:ilvl="4" w:tentative="1">
+      <w:start w:val="1"/>
+      <w:numFmt w:val="decimal"/>
+      <w:lvlText w:val="%5."/>
+      <w:lvlJc w:val="left"/>
+      <w:pPr>
+        <w:tabs>
+          <w:tab w:val="num" w:pos="3600"/>
+        </w:tabs>
+        <w:ind w:left="3600" w:hanging="360"/>
+      </w:pPr>
+    </w:lvl>
+    <w:lvl w:ilvl="5" w:tentative="1">
+      <w:start w:val="1"/>
+      <w:numFmt w:val="decimal"/>
+      <w:lvlText w:val="%6."/>
+      <w:lvlJc w:val="left"/>
+      <w:pPr>
+        <w:tabs>
+          <w:tab w:val="num" w:pos="4320"/>
+        </w:tabs>
+        <w:ind w:left="4320" w:hanging="360"/>
+      </w:pPr>
+    </w:lvl>
+    <w:lvl w:ilvl="6" w:tentative="1">
+      <w:start w:val="1"/>
+      <w:numFmt w:val="decimal"/>
+      <w:lvlText w:val="%7."/>
+      <w:lvlJc w:val="left"/>
+      <w:pPr>
+        <w:tabs>
+          <w:tab w:val="num" w:pos="5040"/>
+        </w:tabs>
+        <w:ind w:left="5040" w:hanging="360"/>
+      </w:pPr>
+    </w:lvl>
+    <w:lvl w:ilvl="7" w:tentative="1">
+      <w:start w:val="1"/>
+      <w:numFmt w:val="decimal"/>
+      <w:lvlText w:val="%8."/>
+      <w:lvlJc w:val="left"/>
+      <w:pPr>
+        <w:tabs>
+          <w:tab w:val="num" w:pos="5760"/>
+        </w:tabs>
+        <w:ind w:left="5760" w:hanging="360"/>
+      </w:pPr>
+    </w:lvl>
+    <w:lvl w:ilvl="8" w:tentative="1">
+      <w:start w:val="1"/>
+      <w:numFmt w:val="decimal"/>
+      <w:lvlText w:val="%9."/>
+      <w:lvlJc w:val="left"/>
+      <w:pPr>
+        <w:tabs>
+          <w:tab w:val="num" w:pos="6480"/>
+        </w:tabs>
+        <w:ind w:left="6480" w:hanging="360"/>
+      </w:pPr>
+    </w:lvl>
+  </w:abstractNum>
+  <w:abstractNum w:abstractNumId="13" w15:restartNumberingAfterBreak="0">
     <w:nsid w:val="29EF5EA4"/>
     <w:multiLevelType w:val="multilevel"/>
     <w:tmpl w:val="22629484"/>
@@ -16427,7 +18976,7 @@
       </w:pPr>
     </w:lvl>
   </w:abstractNum>
-  <w:abstractNum w:abstractNumId="11" w15:restartNumberingAfterBreak="0">
+  <w:abstractNum w:abstractNumId="14" w15:restartNumberingAfterBreak="0">
     <w:nsid w:val="2BBD2AF2"/>
     <w:multiLevelType w:val="multilevel"/>
     <w:tmpl w:val="63F2ABFE"/>
@@ -16576,7 +19125,7 @@
       </w:rPr>
     </w:lvl>
   </w:abstractNum>
-  <w:abstractNum w:abstractNumId="12" w15:restartNumberingAfterBreak="0">
+  <w:abstractNum w:abstractNumId="15" w15:restartNumberingAfterBreak="0">
     <w:nsid w:val="2BE64502"/>
     <w:multiLevelType w:val="multilevel"/>
     <w:tmpl w:val="585ADD2A"/>
@@ -16689,7 +19238,7 @@
       </w:pPr>
     </w:lvl>
   </w:abstractNum>
-  <w:abstractNum w:abstractNumId="13" w15:restartNumberingAfterBreak="0">
+  <w:abstractNum w:abstractNumId="16" w15:restartNumberingAfterBreak="0">
     <w:nsid w:val="2D537724"/>
     <w:multiLevelType w:val="multilevel"/>
     <w:tmpl w:val="06D69B10"/>
@@ -16838,7 +19387,7 @@
       </w:rPr>
     </w:lvl>
   </w:abstractNum>
-  <w:abstractNum w:abstractNumId="14" w15:restartNumberingAfterBreak="0">
+  <w:abstractNum w:abstractNumId="17" w15:restartNumberingAfterBreak="0">
     <w:nsid w:val="2EA400D3"/>
     <w:multiLevelType w:val="multilevel"/>
     <w:tmpl w:val="7D886BF8"/>
@@ -16951,7 +19500,7 @@
       </w:pPr>
     </w:lvl>
   </w:abstractNum>
-  <w:abstractNum w:abstractNumId="15" w15:restartNumberingAfterBreak="0">
+  <w:abstractNum w:abstractNumId="18" w15:restartNumberingAfterBreak="0">
     <w:nsid w:val="305C6F39"/>
     <w:multiLevelType w:val="multilevel"/>
     <w:tmpl w:val="546C1AF8"/>
@@ -17064,7 +19613,7 @@
       </w:pPr>
     </w:lvl>
   </w:abstractNum>
-  <w:abstractNum w:abstractNumId="16" w15:restartNumberingAfterBreak="0">
+  <w:abstractNum w:abstractNumId="19" w15:restartNumberingAfterBreak="0">
     <w:nsid w:val="33F744E2"/>
     <w:multiLevelType w:val="multilevel"/>
     <w:tmpl w:val="8BFCE1C8"/>
@@ -17213,7 +19762,7 @@
       </w:rPr>
     </w:lvl>
   </w:abstractNum>
-  <w:abstractNum w:abstractNumId="17" w15:restartNumberingAfterBreak="0">
+  <w:abstractNum w:abstractNumId="20" w15:restartNumberingAfterBreak="0">
     <w:nsid w:val="3D6C1BBB"/>
     <w:multiLevelType w:val="multilevel"/>
     <w:tmpl w:val="FD5EB198"/>
@@ -17362,7 +19911,7 @@
       </w:rPr>
     </w:lvl>
   </w:abstractNum>
-  <w:abstractNum w:abstractNumId="18" w15:restartNumberingAfterBreak="0">
+  <w:abstractNum w:abstractNumId="21" w15:restartNumberingAfterBreak="0">
     <w:nsid w:val="40DC08D1"/>
     <w:multiLevelType w:val="multilevel"/>
     <w:tmpl w:val="F4A025D2"/>
@@ -17511,7 +20060,120 @@
       </w:rPr>
     </w:lvl>
   </w:abstractNum>
-  <w:abstractNum w:abstractNumId="19" w15:restartNumberingAfterBreak="0">
+  <w:abstractNum w:abstractNumId="22" w15:restartNumberingAfterBreak="0">
+    <w:nsid w:val="44AC4D13"/>
+    <w:multiLevelType w:val="multilevel"/>
+    <w:tmpl w:val="10F2574E"/>
+    <w:lvl w:ilvl="0">
+      <w:start w:val="1"/>
+      <w:numFmt w:val="decimal"/>
+      <w:lvlText w:val="%1."/>
+      <w:lvlJc w:val="left"/>
+      <w:pPr>
+        <w:tabs>
+          <w:tab w:val="num" w:pos="720"/>
+        </w:tabs>
+        <w:ind w:left="720" w:hanging="360"/>
+      </w:pPr>
+    </w:lvl>
+    <w:lvl w:ilvl="1" w:tentative="1">
+      <w:start w:val="1"/>
+      <w:numFmt w:val="decimal"/>
+      <w:lvlText w:val="%2."/>
+      <w:lvlJc w:val="left"/>
+      <w:pPr>
+        <w:tabs>
+          <w:tab w:val="num" w:pos="1440"/>
+        </w:tabs>
+        <w:ind w:left="1440" w:hanging="360"/>
+      </w:pPr>
+    </w:lvl>
+    <w:lvl w:ilvl="2" w:tentative="1">
+      <w:start w:val="1"/>
+      <w:numFmt w:val="decimal"/>
+      <w:lvlText w:val="%3."/>
+      <w:lvlJc w:val="left"/>
+      <w:pPr>
+        <w:tabs>
+          <w:tab w:val="num" w:pos="2160"/>
+        </w:tabs>
+        <w:ind w:left="2160" w:hanging="360"/>
+      </w:pPr>
+    </w:lvl>
+    <w:lvl w:ilvl="3" w:tentative="1">
+      <w:start w:val="1"/>
+      <w:numFmt w:val="decimal"/>
+      <w:lvlText w:val="%4."/>
+      <w:lvlJc w:val="left"/>
+      <w:pPr>
+        <w:tabs>
+          <w:tab w:val="num" w:pos="2880"/>
+        </w:tabs>
+        <w:ind w:left="2880" w:hanging="360"/>
+      </w:pPr>
+    </w:lvl>
+    <w:lvl w:ilvl="4" w:tentative="1">
+      <w:start w:val="1"/>
+      <w:numFmt w:val="decimal"/>
+      <w:lvlText w:val="%5."/>
+      <w:lvlJc w:val="left"/>
+      <w:pPr>
+        <w:tabs>
+          <w:tab w:val="num" w:pos="3600"/>
+        </w:tabs>
+        <w:ind w:left="3600" w:hanging="360"/>
+      </w:pPr>
+    </w:lvl>
+    <w:lvl w:ilvl="5" w:tentative="1">
+      <w:start w:val="1"/>
+      <w:numFmt w:val="decimal"/>
+      <w:lvlText w:val="%6."/>
+      <w:lvlJc w:val="left"/>
+      <w:pPr>
+        <w:tabs>
+          <w:tab w:val="num" w:pos="4320"/>
+        </w:tabs>
+        <w:ind w:left="4320" w:hanging="360"/>
+      </w:pPr>
+    </w:lvl>
+    <w:lvl w:ilvl="6" w:tentative="1">
+      <w:start w:val="1"/>
+      <w:numFmt w:val="decimal"/>
+      <w:lvlText w:val="%7."/>
+      <w:lvlJc w:val="left"/>
+      <w:pPr>
+        <w:tabs>
+          <w:tab w:val="num" w:pos="5040"/>
+        </w:tabs>
+        <w:ind w:left="5040" w:hanging="360"/>
+      </w:pPr>
+    </w:lvl>
+    <w:lvl w:ilvl="7" w:tentative="1">
+      <w:start w:val="1"/>
+      <w:numFmt w:val="decimal"/>
+      <w:lvlText w:val="%8."/>
+      <w:lvlJc w:val="left"/>
+      <w:pPr>
+        <w:tabs>
+          <w:tab w:val="num" w:pos="5760"/>
+        </w:tabs>
+        <w:ind w:left="5760" w:hanging="360"/>
+      </w:pPr>
+    </w:lvl>
+    <w:lvl w:ilvl="8" w:tentative="1">
+      <w:start w:val="1"/>
+      <w:numFmt w:val="decimal"/>
+      <w:lvlText w:val="%9."/>
+      <w:lvlJc w:val="left"/>
+      <w:pPr>
+        <w:tabs>
+          <w:tab w:val="num" w:pos="6480"/>
+        </w:tabs>
+        <w:ind w:left="6480" w:hanging="360"/>
+      </w:pPr>
+    </w:lvl>
+  </w:abstractNum>
+  <w:abstractNum w:abstractNumId="23" w15:restartNumberingAfterBreak="0">
     <w:nsid w:val="46527D70"/>
     <w:multiLevelType w:val="hybridMultilevel"/>
     <w:tmpl w:val="6C30CFF0"/>
@@ -17624,7 +20286,7 @@
       </w:rPr>
     </w:lvl>
   </w:abstractNum>
-  <w:abstractNum w:abstractNumId="20" w15:restartNumberingAfterBreak="0">
+  <w:abstractNum w:abstractNumId="24" w15:restartNumberingAfterBreak="0">
     <w:nsid w:val="49382BA2"/>
     <w:multiLevelType w:val="multilevel"/>
     <w:tmpl w:val="5888CC06"/>
@@ -17773,7 +20435,156 @@
       </w:rPr>
     </w:lvl>
   </w:abstractNum>
-  <w:abstractNum w:abstractNumId="21" w15:restartNumberingAfterBreak="0">
+  <w:abstractNum w:abstractNumId="25" w15:restartNumberingAfterBreak="0">
+    <w:nsid w:val="49A62759"/>
+    <w:multiLevelType w:val="multilevel"/>
+    <w:tmpl w:val="71D20D68"/>
+    <w:lvl w:ilvl="0">
+      <w:start w:val="1"/>
+      <w:numFmt w:val="bullet"/>
+      <w:lvlText w:val=""/>
+      <w:lvlJc w:val="left"/>
+      <w:pPr>
+        <w:tabs>
+          <w:tab w:val="num" w:pos="720"/>
+        </w:tabs>
+        <w:ind w:left="720" w:hanging="360"/>
+      </w:pPr>
+      <w:rPr>
+        <w:rFonts w:ascii="Symbol" w:hAnsi="Symbol" w:hint="default"/>
+        <w:sz w:val="20"/>
+      </w:rPr>
+    </w:lvl>
+    <w:lvl w:ilvl="1" w:tentative="1">
+      <w:start w:val="1"/>
+      <w:numFmt w:val="bullet"/>
+      <w:lvlText w:val="o"/>
+      <w:lvlJc w:val="left"/>
+      <w:pPr>
+        <w:tabs>
+          <w:tab w:val="num" w:pos="1440"/>
+        </w:tabs>
+        <w:ind w:left="1440" w:hanging="360"/>
+      </w:pPr>
+      <w:rPr>
+        <w:rFonts w:ascii="Courier New" w:hAnsi="Courier New" w:hint="default"/>
+        <w:sz w:val="20"/>
+      </w:rPr>
+    </w:lvl>
+    <w:lvl w:ilvl="2" w:tentative="1">
+      <w:start w:val="1"/>
+      <w:numFmt w:val="bullet"/>
+      <w:lvlText w:val=""/>
+      <w:lvlJc w:val="left"/>
+      <w:pPr>
+        <w:tabs>
+          <w:tab w:val="num" w:pos="2160"/>
+        </w:tabs>
+        <w:ind w:left="2160" w:hanging="360"/>
+      </w:pPr>
+      <w:rPr>
+        <w:rFonts w:ascii="Wingdings" w:hAnsi="Wingdings" w:hint="default"/>
+        <w:sz w:val="20"/>
+      </w:rPr>
+    </w:lvl>
+    <w:lvl w:ilvl="3" w:tentative="1">
+      <w:start w:val="1"/>
+      <w:numFmt w:val="bullet"/>
+      <w:lvlText w:val=""/>
+      <w:lvlJc w:val="left"/>
+      <w:pPr>
+        <w:tabs>
+          <w:tab w:val="num" w:pos="2880"/>
+        </w:tabs>
+        <w:ind w:left="2880" w:hanging="360"/>
+      </w:pPr>
+      <w:rPr>
+        <w:rFonts w:ascii="Wingdings" w:hAnsi="Wingdings" w:hint="default"/>
+        <w:sz w:val="20"/>
+      </w:rPr>
+    </w:lvl>
+    <w:lvl w:ilvl="4" w:tentative="1">
+      <w:start w:val="1"/>
+      <w:numFmt w:val="bullet"/>
+      <w:lvlText w:val=""/>
+      <w:lvlJc w:val="left"/>
+      <w:pPr>
+        <w:tabs>
+          <w:tab w:val="num" w:pos="3600"/>
+        </w:tabs>
+        <w:ind w:left="3600" w:hanging="360"/>
+      </w:pPr>
+      <w:rPr>
+        <w:rFonts w:ascii="Wingdings" w:hAnsi="Wingdings" w:hint="default"/>
+        <w:sz w:val="20"/>
+      </w:rPr>
+    </w:lvl>
+    <w:lvl w:ilvl="5" w:tentative="1">
+      <w:start w:val="1"/>
+      <w:numFmt w:val="bullet"/>
+      <w:lvlText w:val=""/>
+      <w:lvlJc w:val="left"/>
+      <w:pPr>
+        <w:tabs>
+          <w:tab w:val="num" w:pos="4320"/>
+        </w:tabs>
+        <w:ind w:left="4320" w:hanging="360"/>
+      </w:pPr>
+      <w:rPr>
+        <w:rFonts w:ascii="Wingdings" w:hAnsi="Wingdings" w:hint="default"/>
+        <w:sz w:val="20"/>
+      </w:rPr>
+    </w:lvl>
+    <w:lvl w:ilvl="6" w:tentative="1">
+      <w:start w:val="1"/>
+      <w:numFmt w:val="bullet"/>
+      <w:lvlText w:val=""/>
+      <w:lvlJc w:val="left"/>
+      <w:pPr>
+        <w:tabs>
+          <w:tab w:val="num" w:pos="5040"/>
+        </w:tabs>
+        <w:ind w:left="5040" w:hanging="360"/>
+      </w:pPr>
+      <w:rPr>
+        <w:rFonts w:ascii="Wingdings" w:hAnsi="Wingdings" w:hint="default"/>
+        <w:sz w:val="20"/>
+      </w:rPr>
+    </w:lvl>
+    <w:lvl w:ilvl="7" w:tentative="1">
+      <w:start w:val="1"/>
+      <w:numFmt w:val="bullet"/>
+      <w:lvlText w:val=""/>
+      <w:lvlJc w:val="left"/>
+      <w:pPr>
+        <w:tabs>
+          <w:tab w:val="num" w:pos="5760"/>
+        </w:tabs>
+        <w:ind w:left="5760" w:hanging="360"/>
+      </w:pPr>
+      <w:rPr>
+        <w:rFonts w:ascii="Wingdings" w:hAnsi="Wingdings" w:hint="default"/>
+        <w:sz w:val="20"/>
+      </w:rPr>
+    </w:lvl>
+    <w:lvl w:ilvl="8" w:tentative="1">
+      <w:start w:val="1"/>
+      <w:numFmt w:val="bullet"/>
+      <w:lvlText w:val=""/>
+      <w:lvlJc w:val="left"/>
+      <w:pPr>
+        <w:tabs>
+          <w:tab w:val="num" w:pos="6480"/>
+        </w:tabs>
+        <w:ind w:left="6480" w:hanging="360"/>
+      </w:pPr>
+      <w:rPr>
+        <w:rFonts w:ascii="Wingdings" w:hAnsi="Wingdings" w:hint="default"/>
+        <w:sz w:val="20"/>
+      </w:rPr>
+    </w:lvl>
+  </w:abstractNum>
+  <w:abstractNum w:abstractNumId="26" w15:restartNumberingAfterBreak="0">
     <w:nsid w:val="4BF53107"/>
     <w:multiLevelType w:val="multilevel"/>
     <w:tmpl w:val="5052DE38"/>
@@ -17922,7 +20733,7 @@
       </w:rPr>
     </w:lvl>
   </w:abstractNum>
-  <w:abstractNum w:abstractNumId="22" w15:restartNumberingAfterBreak="0">
+  <w:abstractNum w:abstractNumId="27" w15:restartNumberingAfterBreak="0">
     <w:nsid w:val="4D197D33"/>
     <w:multiLevelType w:val="multilevel"/>
     <w:tmpl w:val="E4808982"/>
@@ -18071,7 +20882,7 @@
       </w:rPr>
     </w:lvl>
   </w:abstractNum>
-  <w:abstractNum w:abstractNumId="23" w15:restartNumberingAfterBreak="0">
+  <w:abstractNum w:abstractNumId="28" w15:restartNumberingAfterBreak="0">
     <w:nsid w:val="548124A9"/>
     <w:multiLevelType w:val="multilevel"/>
     <w:tmpl w:val="636EC8F0"/>
@@ -18220,7 +21031,7 @@
       </w:rPr>
     </w:lvl>
   </w:abstractNum>
-  <w:abstractNum w:abstractNumId="24" w15:restartNumberingAfterBreak="0">
+  <w:abstractNum w:abstractNumId="29" w15:restartNumberingAfterBreak="0">
     <w:nsid w:val="5AB51A23"/>
     <w:multiLevelType w:val="multilevel"/>
     <w:tmpl w:val="CD302BBA"/>
@@ -18369,7 +21180,156 @@
       </w:rPr>
     </w:lvl>
   </w:abstractNum>
-  <w:abstractNum w:abstractNumId="25" w15:restartNumberingAfterBreak="0">
+  <w:abstractNum w:abstractNumId="30" w15:restartNumberingAfterBreak="0">
+    <w:nsid w:val="5E302026"/>
+    <w:multiLevelType w:val="multilevel"/>
+    <w:tmpl w:val="16C6F956"/>
+    <w:lvl w:ilvl="0">
+      <w:start w:val="1"/>
+      <w:numFmt w:val="bullet"/>
+      <w:lvlText w:val=""/>
+      <w:lvlJc w:val="left"/>
+      <w:pPr>
+        <w:tabs>
+          <w:tab w:val="num" w:pos="720"/>
+        </w:tabs>
+        <w:ind w:left="720" w:hanging="360"/>
+      </w:pPr>
+      <w:rPr>
+        <w:rFonts w:ascii="Symbol" w:hAnsi="Symbol" w:hint="default"/>
+        <w:sz w:val="20"/>
+      </w:rPr>
+    </w:lvl>
+    <w:lvl w:ilvl="1" w:tentative="1">
+      <w:start w:val="1"/>
+      <w:numFmt w:val="bullet"/>
+      <w:lvlText w:val="o"/>
+      <w:lvlJc w:val="left"/>
+      <w:pPr>
+        <w:tabs>
+          <w:tab w:val="num" w:pos="1440"/>
+        </w:tabs>
+        <w:ind w:left="1440" w:hanging="360"/>
+      </w:pPr>
+      <w:rPr>
+        <w:rFonts w:ascii="Courier New" w:hAnsi="Courier New" w:hint="default"/>
+        <w:sz w:val="20"/>
+      </w:rPr>
+    </w:lvl>
+    <w:lvl w:ilvl="2" w:tentative="1">
+      <w:start w:val="1"/>
+      <w:numFmt w:val="bullet"/>
+      <w:lvlText w:val=""/>
+      <w:lvlJc w:val="left"/>
+      <w:pPr>
+        <w:tabs>
+          <w:tab w:val="num" w:pos="2160"/>
+        </w:tabs>
+        <w:ind w:left="2160" w:hanging="360"/>
+      </w:pPr>
+      <w:rPr>
+        <w:rFonts w:ascii="Wingdings" w:hAnsi="Wingdings" w:hint="default"/>
+        <w:sz w:val="20"/>
+      </w:rPr>
+    </w:lvl>
+    <w:lvl w:ilvl="3" w:tentative="1">
+      <w:start w:val="1"/>
+      <w:numFmt w:val="bullet"/>
+      <w:lvlText w:val=""/>
+      <w:lvlJc w:val="left"/>
+      <w:pPr>
+        <w:tabs>
+          <w:tab w:val="num" w:pos="2880"/>
+        </w:tabs>
+        <w:ind w:left="2880" w:hanging="360"/>
+      </w:pPr>
+      <w:rPr>
+        <w:rFonts w:ascii="Wingdings" w:hAnsi="Wingdings" w:hint="default"/>
+        <w:sz w:val="20"/>
+      </w:rPr>
+    </w:lvl>
+    <w:lvl w:ilvl="4" w:tentative="1">
+      <w:start w:val="1"/>
+      <w:numFmt w:val="bullet"/>
+      <w:lvlText w:val=""/>
+      <w:lvlJc w:val="left"/>
+      <w:pPr>
+        <w:tabs>
+          <w:tab w:val="num" w:pos="3600"/>
+        </w:tabs>
+        <w:ind w:left="3600" w:hanging="360"/>
+      </w:pPr>
+      <w:rPr>
+        <w:rFonts w:ascii="Wingdings" w:hAnsi="Wingdings" w:hint="default"/>
+        <w:sz w:val="20"/>
+      </w:rPr>
+    </w:lvl>
+    <w:lvl w:ilvl="5" w:tentative="1">
+      <w:start w:val="1"/>
+      <w:numFmt w:val="bullet"/>
+      <w:lvlText w:val=""/>
+      <w:lvlJc w:val="left"/>
+      <w:pPr>
+        <w:tabs>
+          <w:tab w:val="num" w:pos="4320"/>
+        </w:tabs>
+        <w:ind w:left="4320" w:hanging="360"/>
+      </w:pPr>
+      <w:rPr>
+        <w:rFonts w:ascii="Wingdings" w:hAnsi="Wingdings" w:hint="default"/>
+        <w:sz w:val="20"/>
+      </w:rPr>
+    </w:lvl>
+    <w:lvl w:ilvl="6" w:tentative="1">
+      <w:start w:val="1"/>
+      <w:numFmt w:val="bullet"/>
+      <w:lvlText w:val=""/>
+      <w:lvlJc w:val="left"/>
+      <w:pPr>
+        <w:tabs>
+          <w:tab w:val="num" w:pos="5040"/>
+        </w:tabs>
+        <w:ind w:left="5040" w:hanging="360"/>
+      </w:pPr>
+      <w:rPr>
+        <w:rFonts w:ascii="Wingdings" w:hAnsi="Wingdings" w:hint="default"/>
+        <w:sz w:val="20"/>
+      </w:rPr>
+    </w:lvl>
+    <w:lvl w:ilvl="7" w:tentative="1">
+      <w:start w:val="1"/>
+      <w:numFmt w:val="bullet"/>
+      <w:lvlText w:val=""/>
+      <w:lvlJc w:val="left"/>
+      <w:pPr>
+        <w:tabs>
+          <w:tab w:val="num" w:pos="5760"/>
+        </w:tabs>
+        <w:ind w:left="5760" w:hanging="360"/>
+      </w:pPr>
+      <w:rPr>
+        <w:rFonts w:ascii="Wingdings" w:hAnsi="Wingdings" w:hint="default"/>
+        <w:sz w:val="20"/>
+      </w:rPr>
+    </w:lvl>
+    <w:lvl w:ilvl="8" w:tentative="1">
+      <w:start w:val="1"/>
+      <w:numFmt w:val="bullet"/>
+      <w:lvlText w:val=""/>
+      <w:lvlJc w:val="left"/>
+      <w:pPr>
+        <w:tabs>
+          <w:tab w:val="num" w:pos="6480"/>
+        </w:tabs>
+        <w:ind w:left="6480" w:hanging="360"/>
+      </w:pPr>
+      <w:rPr>
+        <w:rFonts w:ascii="Wingdings" w:hAnsi="Wingdings" w:hint="default"/>
+        <w:sz w:val="20"/>
+      </w:rPr>
+    </w:lvl>
+  </w:abstractNum>
+  <w:abstractNum w:abstractNumId="31" w15:restartNumberingAfterBreak="0">
     <w:nsid w:val="5EE7142F"/>
     <w:multiLevelType w:val="multilevel"/>
     <w:tmpl w:val="1CE01972"/>
@@ -18518,7 +21478,7 @@
       </w:rPr>
     </w:lvl>
   </w:abstractNum>
-  <w:abstractNum w:abstractNumId="26" w15:restartNumberingAfterBreak="0">
+  <w:abstractNum w:abstractNumId="32" w15:restartNumberingAfterBreak="0">
     <w:nsid w:val="617F18B7"/>
     <w:multiLevelType w:val="multilevel"/>
     <w:tmpl w:val="B10C87DC"/>
@@ -18631,7 +21591,7 @@
       </w:pPr>
     </w:lvl>
   </w:abstractNum>
-  <w:abstractNum w:abstractNumId="27" w15:restartNumberingAfterBreak="0">
+  <w:abstractNum w:abstractNumId="33" w15:restartNumberingAfterBreak="0">
     <w:nsid w:val="63D35013"/>
     <w:multiLevelType w:val="multilevel"/>
     <w:tmpl w:val="4B8CA954"/>
@@ -18780,7 +21740,7 @@
       </w:rPr>
     </w:lvl>
   </w:abstractNum>
-  <w:abstractNum w:abstractNumId="28" w15:restartNumberingAfterBreak="0">
+  <w:abstractNum w:abstractNumId="34" w15:restartNumberingAfterBreak="0">
     <w:nsid w:val="67D23D77"/>
     <w:multiLevelType w:val="multilevel"/>
     <w:tmpl w:val="8AF8D1F4"/>
@@ -18929,7 +21889,7 @@
       </w:rPr>
     </w:lvl>
   </w:abstractNum>
-  <w:abstractNum w:abstractNumId="29" w15:restartNumberingAfterBreak="0">
+  <w:abstractNum w:abstractNumId="35" w15:restartNumberingAfterBreak="0">
     <w:nsid w:val="78674A8B"/>
     <w:multiLevelType w:val="multilevel"/>
     <w:tmpl w:val="0A7A378E"/>
@@ -19078,7 +22038,7 @@
       </w:rPr>
     </w:lvl>
   </w:abstractNum>
-  <w:abstractNum w:abstractNumId="30" w15:restartNumberingAfterBreak="0">
+  <w:abstractNum w:abstractNumId="36" w15:restartNumberingAfterBreak="0">
     <w:nsid w:val="79BB515E"/>
     <w:multiLevelType w:val="multilevel"/>
     <w:tmpl w:val="959E498A"/>
@@ -19227,7 +22187,7 @@
       </w:rPr>
     </w:lvl>
   </w:abstractNum>
-  <w:abstractNum w:abstractNumId="31" w15:restartNumberingAfterBreak="0">
+  <w:abstractNum w:abstractNumId="37" w15:restartNumberingAfterBreak="0">
     <w:nsid w:val="7CD13654"/>
     <w:multiLevelType w:val="multilevel"/>
     <w:tmpl w:val="06A65B94"/>
@@ -19376,7 +22336,7 @@
       </w:rPr>
     </w:lvl>
   </w:abstractNum>
-  <w:abstractNum w:abstractNumId="32" w15:restartNumberingAfterBreak="0">
+  <w:abstractNum w:abstractNumId="38" w15:restartNumberingAfterBreak="0">
     <w:nsid w:val="7D5F6BFF"/>
     <w:multiLevelType w:val="multilevel"/>
     <w:tmpl w:val="E9760388"/>
@@ -19526,7 +22486,7 @@
     </w:lvl>
   </w:abstractNum>
   <w:num w:numId="1" w16cid:durableId="642462171">
-    <w:abstractNumId w:val="18"/>
+    <w:abstractNumId w:val="21"/>
   </w:num>
   <w:num w:numId="2" w16cid:durableId="396980421">
     <w:abstractNumId w:val="3"/>
@@ -19535,94 +22495,112 @@
     <w:abstractNumId w:val="0"/>
   </w:num>
   <w:num w:numId="4" w16cid:durableId="1289749522">
-    <w:abstractNumId w:val="14"/>
+    <w:abstractNumId w:val="17"/>
   </w:num>
   <w:num w:numId="5" w16cid:durableId="187372589">
-    <w:abstractNumId w:val="8"/>
+    <w:abstractNumId w:val="9"/>
   </w:num>
   <w:num w:numId="6" w16cid:durableId="408119154">
-    <w:abstractNumId w:val="12"/>
+    <w:abstractNumId w:val="15"/>
   </w:num>
   <w:num w:numId="7" w16cid:durableId="377510084">
+    <w:abstractNumId w:val="34"/>
+  </w:num>
+  <w:num w:numId="8" w16cid:durableId="390233723">
+    <w:abstractNumId w:val="16"/>
+  </w:num>
+  <w:num w:numId="9" w16cid:durableId="1331833863">
+    <w:abstractNumId w:val="35"/>
+  </w:num>
+  <w:num w:numId="10" w16cid:durableId="527524417">
     <w:abstractNumId w:val="28"/>
   </w:num>
-  <w:num w:numId="8" w16cid:durableId="390233723">
+  <w:num w:numId="11" w16cid:durableId="2017995398">
+    <w:abstractNumId w:val="18"/>
+  </w:num>
+  <w:num w:numId="12" w16cid:durableId="1693608942">
+    <w:abstractNumId w:val="5"/>
+  </w:num>
+  <w:num w:numId="13" w16cid:durableId="913398862">
+    <w:abstractNumId w:val="32"/>
+  </w:num>
+  <w:num w:numId="14" w16cid:durableId="1342468932">
+    <w:abstractNumId w:val="24"/>
+  </w:num>
+  <w:num w:numId="15" w16cid:durableId="1730499514">
+    <w:abstractNumId w:val="27"/>
+  </w:num>
+  <w:num w:numId="16" w16cid:durableId="1245989858">
+    <w:abstractNumId w:val="10"/>
+  </w:num>
+  <w:num w:numId="17" w16cid:durableId="998536745">
+    <w:abstractNumId w:val="33"/>
+  </w:num>
+  <w:num w:numId="18" w16cid:durableId="807405444">
+    <w:abstractNumId w:val="19"/>
+  </w:num>
+  <w:num w:numId="19" w16cid:durableId="1532840566">
+    <w:abstractNumId w:val="6"/>
+  </w:num>
+  <w:num w:numId="20" w16cid:durableId="2029062757">
     <w:abstractNumId w:val="13"/>
   </w:num>
-  <w:num w:numId="9" w16cid:durableId="1331833863">
-    <w:abstractNumId w:val="29"/>
-  </w:num>
-  <w:num w:numId="10" w16cid:durableId="527524417">
+  <w:num w:numId="21" w16cid:durableId="500778847">
     <w:abstractNumId w:val="23"/>
   </w:num>
-  <w:num w:numId="11" w16cid:durableId="2017995398">
-    <w:abstractNumId w:val="15"/>
+  <w:num w:numId="22" w16cid:durableId="1682198030">
+    <w:abstractNumId w:val="20"/>
   </w:num>
-  <w:num w:numId="12" w16cid:durableId="1693608942">
-    <w:abstractNumId w:val="4"/>
-  </w:num>
-  <w:num w:numId="13" w16cid:durableId="913398862">
+  <w:num w:numId="23" w16cid:durableId="1577737613">
     <w:abstractNumId w:val="26"/>
   </w:num>
-  <w:num w:numId="14" w16cid:durableId="1342468932">
-    <w:abstractNumId w:val="20"/>
-  </w:num>
-  <w:num w:numId="15" w16cid:durableId="1730499514">
-    <w:abstractNumId w:val="22"/>
-  </w:num>
-  <w:num w:numId="16" w16cid:durableId="1245989858">
-    <w:abstractNumId w:val="9"/>
-  </w:num>
-  <w:num w:numId="17" w16cid:durableId="998536745">
-    <w:abstractNumId w:val="27"/>
-  </w:num>
-  <w:num w:numId="18" w16cid:durableId="807405444">
-    <w:abstractNumId w:val="16"/>
-  </w:num>
-  <w:num w:numId="19" w16cid:durableId="1532840566">
-    <w:abstractNumId w:val="5"/>
-  </w:num>
-  <w:num w:numId="20" w16cid:durableId="2029062757">
-    <w:abstractNumId w:val="10"/>
-  </w:num>
-  <w:num w:numId="21" w16cid:durableId="500778847">
-    <w:abstractNumId w:val="19"/>
-  </w:num>
-  <w:num w:numId="22" w16cid:durableId="1682198030">
-    <w:abstractNumId w:val="17"/>
-  </w:num>
-  <w:num w:numId="23" w16cid:durableId="1577737613">
-    <w:abstractNumId w:val="21"/>
-  </w:num>
   <w:num w:numId="24" w16cid:durableId="990601610">
-    <w:abstractNumId w:val="25"/>
+    <w:abstractNumId w:val="31"/>
   </w:num>
   <w:num w:numId="25" w16cid:durableId="115023778">
-    <w:abstractNumId w:val="24"/>
+    <w:abstractNumId w:val="29"/>
   </w:num>
   <w:num w:numId="26" w16cid:durableId="1042830333">
     <w:abstractNumId w:val="1"/>
   </w:num>
   <w:num w:numId="27" w16cid:durableId="1650597995">
-    <w:abstractNumId w:val="30"/>
+    <w:abstractNumId w:val="36"/>
   </w:num>
   <w:num w:numId="28" w16cid:durableId="2143840751">
     <w:abstractNumId w:val="2"/>
   </w:num>
   <w:num w:numId="29" w16cid:durableId="1635065982">
-    <w:abstractNumId w:val="32"/>
+    <w:abstractNumId w:val="38"/>
   </w:num>
   <w:num w:numId="30" w16cid:durableId="771777404">
-    <w:abstractNumId w:val="6"/>
+    <w:abstractNumId w:val="7"/>
   </w:num>
   <w:num w:numId="31" w16cid:durableId="1849442192">
+    <w:abstractNumId w:val="14"/>
+  </w:num>
+  <w:num w:numId="32" w16cid:durableId="1384208613">
+    <w:abstractNumId w:val="37"/>
+  </w:num>
+  <w:num w:numId="33" w16cid:durableId="429393216">
+    <w:abstractNumId w:val="8"/>
+  </w:num>
+  <w:num w:numId="34" w16cid:durableId="1207058704">
     <w:abstractNumId w:val="11"/>
   </w:num>
-  <w:num w:numId="32" w16cid:durableId="1384208613">
-    <w:abstractNumId w:val="31"/>
+  <w:num w:numId="35" w16cid:durableId="823090272">
+    <w:abstractNumId w:val="12"/>
   </w:num>
-  <w:num w:numId="33" w16cid:durableId="429393216">
-    <w:abstractNumId w:val="7"/>
+  <w:num w:numId="36" w16cid:durableId="1484084488">
+    <w:abstractNumId w:val="25"/>
+  </w:num>
+  <w:num w:numId="37" w16cid:durableId="37125689">
+    <w:abstractNumId w:val="30"/>
+  </w:num>
+  <w:num w:numId="38" w16cid:durableId="1772124459">
+    <w:abstractNumId w:val="4"/>
+  </w:num>
+  <w:num w:numId="39" w16cid:durableId="1923561902">
+    <w:abstractNumId w:val="22"/>
   </w:num>
 </w:numbering>
 </file>
@@ -20937,4 +23915,16 @@
     </a:ext>
   </a:extLst>
 </a:theme>
+</file>
+
+<file path=customXml/item1.xml><?xml version="1.0" encoding="utf-8"?>
+<b:Sources xmlns:b="http://schemas.openxmlformats.org/officeDocument/2006/bibliography" xmlns="http://schemas.openxmlformats.org/officeDocument/2006/bibliography" SelectedStyle="\APASixthEditionOfficeOnline.xsl" StyleName="APA" Version="6"/>
+</file>
+
+<file path=customXml/itemProps1.xml><?xml version="1.0" encoding="utf-8"?>
+<ds:datastoreItem xmlns:ds="http://schemas.openxmlformats.org/officeDocument/2006/customXml" ds:itemID="{E6B4917F-AB4B-4A8C-8D98-88B9B68E354C}">
+  <ds:schemaRefs>
+    <ds:schemaRef ds:uri="http://schemas.openxmlformats.org/officeDocument/2006/bibliography"/>
+  </ds:schemaRefs>
+</ds:datastoreItem>
 </file>